--- a/manuscript/ESI manuscript draft v15 2026.8.31_PJC.docx
+++ b/manuscript/ESI manuscript draft v15 2026.8.31_PJC.docx
@@ -1312,7 +1312,7 @@
           <w:rFonts w:eastAsia="Times New Roman"/>
           <w:lang w:eastAsia="it-IT"/>
         </w:rPr>
-        <w:t>) dyspnea score of 2 or greater, St. George’s Respiratory Questionnaire (SGRQ) total score of 25 or greater, and chronic bronchitis. Participants meeting the major criterion together with at least one minor criterion are classified as COPD, major pathway; participants meeting at least three of five minor criteria without the major criterion are classified as COPD, minor pathway; participants meeting the major criterion alone are classified as Airflow Limitation (AFL)-only-</w:t>
+        <w:t>) dyspnea score of 2 or greater, St. George’s Respiratory Questionnaire (SGRQ) total score of 25 or greater, and chronic bronchitis. Participants meeting the major criterion together with at least one minor criterion are classified as COPD major pathway; participants meeting at least three of five minor criteria without the major criterion are classified as COPD minor pathway; participants meeting the major criterion alone are classified as Airflow Limitation (AFL)-only-</w:t>
       </w:r>
       <w:proofErr w:type="spellStart"/>
       <w:r>
@@ -2448,7 +2448,7 @@
           <w:rFonts w:eastAsia="Times New Roman"/>
           <w:lang w:eastAsia="it-IT"/>
         </w:rPr>
-        <w:t>The original CT-based and ESI-based multidimensional classifications yielded comparable associations with mortality and prospective exacerbations (Table 1). Across outcomes, adjusted HRs and IRRs for COPD, minor pathway and COPD, major pathway categories were similar between the two frameworks, although for the COPD, major pathway group the CT-based classification did have a significantly higher HR for all-cause mortality and higher IRR for exacerbations. There was no significant difference between the two classifications for the COPD, minor pathway groups. Under both frameworks, the AFL-only-</w:t>
+        <w:t>The original CT-based and ESI-based multidimensional classifications yielded comparable associations with mortality and prospective exacerbations (Table 1). Across outcomes, adjusted HRs and IRRs for COPD minor pathway and COPD major pathway categories were similar between the two frameworks, although for the COPD major pathway group the CT-based classification did have a significantly higher HR for all-cause mortality and higher IRR for exacerbations. There was no significant difference between the two classifications for the COPD minor pathway groups. Under both frameworks, the AFL-only-</w:t>
       </w:r>
       <w:proofErr w:type="spellStart"/>
       <w:r>
@@ -2508,7 +2508,7 @@
           <w:rFonts w:eastAsia="Times New Roman"/>
           <w:lang w:eastAsia="it-IT"/>
         </w:rPr>
-        <w:t xml:space="preserve"> decline for COPD, minor pathway and COPD, major pathway were modest and not statistically significant after adjustment</w:t>
+        <w:t xml:space="preserve"> decline for COPD minor pathway and COPD major pathway were modest and not statistically significant after adjustment</w:t>
       </w:r>
       <w:r>
         <w:rPr>
@@ -5520,7 +5520,7 @@
           <w:bCs/>
           <w:sz w:val="20"/>
         </w:rPr>
-        <w:t>(A) Alluvial plot of participant flow between the four MD-COPD categories under the CT-based (left axis) and ESI-based (right axis) framework. Stratum block heights and ribbon widths are proportional to participant counts; ribbons are colored by CT-based origin so that a reader can trace where each CT-based category is reclassified under the ESI-based framework. (B) Cross-classification matrix of the same 9,402 participants (CT-based rows × ESI-based columns). Diagonal cells (concordant) are colored using the same Panel-A category palette; off-diagonal cells (discordant) are shown as white cells with the participant count and a light border. Cell opacity on the diagonal is proportional to count so that large concordant groups are visually dominant. Overall agreement between the two frameworks is 91% (κ = 0.82), with sensitivity 88% and specificity 94% for the ESI-based framework relative to the CT-based reference. Category labels are abbreviated within the panels to fit: COPD, minor pathway and COPD, major pathway appear as minor pathway and major pathway in Panel B, and as minor and major within the Panel A blocks. Abbreviations: ESI, Emphysema Severity Index; CT, computed tomography; AFL, airflow limitation; κ, Cohen's kappa coefficient.</w:t>
+        <w:t>(A) Alluvial plot of participant flow between the four MD-COPD categories under the CT-based (left axis) and ESI-based (right axis) framework. Stratum block heights and ribbon widths are proportional to participant counts; ribbons are colored by CT-based origin so that a reader can trace where each CT-based category is reclassified under the ESI-based framework. (B) Cross-classification matrix of the same 9,402 participants (CT-based rows × ESI-based columns). Diagonal cells (concordant) are colored using the same Panel-A category palette; off-diagonal cells (discordant) are shown as white cells with the participant count and a light border. Cell opacity on the diagonal is proportional to count so that large concordant groups are visually dominant. Overall agreement between the two frameworks is 91% (κ = 0.82), with sensitivity 88% and specificity 94% for the ESI-based framework relative to the CT-based reference. Category labels are abbreviated within the panels to fit: COPD minor pathway and COPD major pathway appear as minor pathway and major pathway in Panel B, and as minor and major within the Panel A blocks. Abbreviations: ESI, Emphysema Severity Index; CT, computed tomography; AFL, airflow limitation; κ, Cohen's kappa coefficient.</w:t>
       </w:r>
     </w:p>
     <w:p>
@@ -5813,7 +5813,7 @@
               <w:rPr>
                 <w:sz w:val="20"/>
               </w:rPr>
-              <w:t>COPD, minor pathway</w:t>
+              <w:t>COPD minor pathway</w:t>
             </w:r>
           </w:p>
         </w:tc>
@@ -5907,7 +5907,7 @@
               <w:rPr>
                 <w:sz w:val="20"/>
               </w:rPr>
-              <w:t>COPD, major pathway</w:t>
+              <w:t>COPD major pathway</w:t>
             </w:r>
           </w:p>
         </w:tc>
@@ -6008,7 +6008,7 @@
               <w:rPr>
                 <w:sz w:val="20"/>
               </w:rPr>
-              <w:t>COPD, minor pathway</w:t>
+              <w:t>COPD minor pathway</w:t>
             </w:r>
           </w:p>
         </w:tc>
@@ -6102,7 +6102,7 @@
               <w:rPr>
                 <w:sz w:val="20"/>
               </w:rPr>
-              <w:t>COPD, major pathway</w:t>
+              <w:t>COPD major pathway</w:t>
             </w:r>
           </w:p>
         </w:tc>
@@ -6203,7 +6203,7 @@
               <w:rPr>
                 <w:sz w:val="20"/>
               </w:rPr>
-              <w:t>COPD, minor pathway</w:t>
+              <w:t>COPD minor pathway</w:t>
             </w:r>
           </w:p>
         </w:tc>
@@ -6297,7 +6297,7 @@
               <w:rPr>
                 <w:sz w:val="20"/>
               </w:rPr>
-              <w:t>COPD, major pathway</w:t>
+              <w:t>COPD major pathway</w:t>
             </w:r>
           </w:p>
         </w:tc>
@@ -6410,7 +6410,7 @@
           <w:bCs/>
           <w:sz w:val="20"/>
         </w:rPr>
-        <w:t xml:space="preserve"> p-value for the difference in effect estimate between the CT-based and ESI-based framework fits for the same category (see Methods). Per category effect difference details are reported in Supplemental Table 2. Category sizes under the CT-based framework are noCOPD n = 4,203, AFL-only-noCOPD n = 170, COPD, minor pathway n = 1,086, and COPD, major pathway n = 3,943; the ESI-based categories contain different participants, and the full cross-classification is shown in Figure 1B. The AFL-only-</w:t>
+        <w:t xml:space="preserve"> p-value for the difference in effect estimate between the CT-based and ESI-based framework fits for the same category (see Methods). Per category effect difference details are reported in Supplemental Table 2. Category sizes under the CT-based framework are noCOPD n = 4,203, AFL-only-noCOPD n = 170, COPD minor pathway n = 1,086, and COPD major pathway n = 3,943; the ESI-based categories contain different participants, and the full cross-classification is shown in Figure 1B. The AFL-only-</w:t>
       </w:r>
       <w:proofErr w:type="spellStart"/>
       <w:r>

--- a/manuscript/ESI manuscript draft v15 2026.8.31_PJC.docx
+++ b/manuscript/ESI manuscript draft v15 2026.8.31_PJC.docx
@@ -1986,7 +1986,7 @@
           <w:rFonts w:eastAsia="Times New Roman"/>
           <w:lang w:eastAsia="it-IT"/>
         </w:rPr>
-        <w:t xml:space="preserve"> decline. Three adjustment sets were used. For mortality and exacerbation models, covariates were age, sex, race, current smoking status, pack-years, and body mass index (BMI). For the FEV</w:t>
+        <w:t xml:space="preserve"> decline. Three adjustment sets were used. For mortality and exacerbation models, covariates were age, sex, race, current smoking status, pack-years, and body mass index (BMI); exacerbation models additionally adjusted for prior exacerbation frequency at baseline, consistent with the original MD-COPD report. For the FEV</w:t>
       </w:r>
       <w:r>
         <w:rPr>
@@ -2140,7 +2140,7 @@
           <w:rFonts w:eastAsia="Times New Roman"/>
           <w:lang w:eastAsia="it-IT"/>
         </w:rPr>
-        <w:t xml:space="preserve">For pairwise between-subgroup comparisons in Table 2, contrasts on the </w:t>
+        <w:t xml:space="preserve">For pairwise between-subgroup comparisons in Table 3, contrasts on the </w:t>
       </w:r>
       <w:proofErr w:type="spellStart"/>
       <w:r>
@@ -2195,7 +2195,7 @@
           <w:rFonts w:eastAsia="Times New Roman"/>
           <w:lang w:eastAsia="it-IT"/>
         </w:rPr>
-        <w:t xml:space="preserve">Full contrast estimates are reported in Supplemental Table 3. </w:t>
+        <w:t xml:space="preserve">Full contrast estimates are reported in Supplemental Table 3. Observed event rates are reported alongside the adjusted estimates: crude rate ratios in Table 1, and unadjusted rates per 100 person-years in Table 2. Crude and adjusted estimates answer different questions, the first describing what participants in a category experienced and the second the association remaining after adjustment. </w:t>
       </w:r>
     </w:p>
     <w:p>
@@ -2728,7 +2728,7 @@
           <w:rFonts w:eastAsia="Times New Roman"/>
           <w:lang w:eastAsia="it-IT"/>
         </w:rPr>
-        <w:t>Within the preserved-spirometry subgroup, cross-classification analyses showed graded differences in clinical outcomes among participants classified according to agreement or disagreement between the CT-based and ESI-based frameworks (Table 2).</w:t>
+        <w:t>Within the preserved-spirometry subgroup, cross-classification analyses showed graded differences in observed event rates among participants classified according to agreement or disagreement between the CT-based and ESI-based frameworks (Table 2), with the corresponding adjusted estimates in Table 3.</w:t>
       </w:r>
     </w:p>
     <w:p>
@@ -2744,7 +2744,7 @@
           <w:rFonts w:eastAsia="Times New Roman"/>
           <w:lang w:eastAsia="it-IT"/>
         </w:rPr>
-        <w:t xml:space="preserve">Compared with participants classified as </w:t>
+        <w:t>Observed exacerbation rates rose monotonically across the four groups, from 12.3 per 100 person-years among participants classified as noCOPD by both frameworks to 16.3 in the ESI-only-COPD group, 27.2 in the CT-only-COPD group and 49.6 in the Both-COPD group, with a similar ordering for all-cause mortality (1.5, 1.9, 2.5 and 3.0 per 100 person-years). After adjustment, including for prior exacerbation frequency, all three COPD-positive groups retained elevated point estimates relative to the Both-noCOPD reference, and pairwise contrasts among them were not statistically distinguishable for any outcome. Much of the difference in future exacerbations between concordant and discordant groups therefore reflects differences in exacerbation history already present at baseline, which ranged from 0.11 prior exacerbations per participant in the Both-noCOPD group to 0.65 in the Both-COPD group.</w:t>
       </w:r>
       <w:proofErr w:type="spellStart"/>
       <w:r>
@@ -2752,7 +2752,6 @@
           <w:rFonts w:eastAsia="Times New Roman"/>
           <w:lang w:eastAsia="it-IT"/>
         </w:rPr>
-        <w:t>noCOPD</w:t>
       </w:r>
       <w:proofErr w:type="spellEnd"/>
       <w:r>
@@ -2760,7 +2759,6 @@
           <w:rFonts w:eastAsia="Times New Roman"/>
           <w:lang w:eastAsia="it-IT"/>
         </w:rPr>
-        <w:t xml:space="preserve"> by both frameworks, Both-COPD participants showed increased all-cause mortality, respiratory mortality, and exacerbation risk. Discordantly classified groups showed intermediate clinical risk profiles: CT-only-COPD participants showed increased mortality and exacerbation risk, whereas ESI-only-COPD participants showed higher point estimates for respiratory mortality and exacerbations, although estimates were less precise because of the smaller sample size.</w:t>
       </w:r>
     </w:p>
     <w:p>
@@ -3169,7 +3167,7 @@
           <w:rFonts w:eastAsia="Times New Roman"/>
           <w:lang w:eastAsia="it-IT"/>
         </w:rPr>
-        <w:t xml:space="preserve">Cross-classification analyses demonstrated that discordance between frameworks was associated with clinically relevant information. Participants classified as COPD by both approaches carried the greatest risk, whereas discordant groups displayed intermediate risk profiles. These findings suggest that agreement between imaging and </w:t>
+        <w:t>Cross-classification analyses demonstrated that discordance between frameworks was associated with clinically relevant information. Participants classified as COPD by both approaches experienced the highest observed event rates, whereas discordant groups showed intermediate rates. After adjustment, including for prior exacerbation frequency, these groups were no longer statistically distinguishable from one another, indicating that much of the excess exacerbation burden in the concordant group reflects an exacerbation history already established at baseline rather than information added by concordant classification. These findings suggest that agreement between imaging and spirometric representations identifies individuals with the strongest disease expression, while discordance may identify different manifestations within the COPD spectrum.</w:t>
       </w:r>
       <w:proofErr w:type="spellStart"/>
       <w:r>
@@ -3177,7 +3175,6 @@
           <w:rFonts w:eastAsia="Times New Roman"/>
           <w:lang w:eastAsia="it-IT"/>
         </w:rPr>
-        <w:t>spirometric</w:t>
       </w:r>
       <w:proofErr w:type="spellEnd"/>
       <w:r>
@@ -3185,7 +3182,6 @@
           <w:rFonts w:eastAsia="Times New Roman"/>
           <w:lang w:eastAsia="it-IT"/>
         </w:rPr>
-        <w:t xml:space="preserve"> representations identifies individuals with the strongest disease expression, while discordance may identify different manifestations within the COPD spectrum.</w:t>
       </w:r>
     </w:p>
     <w:p>
@@ -5668,6 +5664,9 @@
         <w:gridCol w:w="2227"/>
         <w:gridCol w:w="2227"/>
         <w:gridCol w:w="1222"/>
+        <w:gridCol w:w="1200"/>
+        <w:gridCol w:w="1200"/>
+        <w:gridCol w:w="1200"/>
       </w:tblGrid>
       <w:tr>
         <w:trPr>
@@ -5675,7 +5674,7 @@
         </w:trPr>
         <w:tc>
           <w:tcPr>
-            <w:tcW w:w="2088" w:type="dxa"/>
+            <w:tcW w:w="1656" w:type="dxa"/>
             <w:tcBorders>
               <w:top w:val="single" w:sz="6" w:space="0" w:color="000000"/>
               <w:left w:val="single" w:sz="6" w:space="0" w:color="000000"/>
@@ -5685,9 +5684,12 @@
             <w:vAlign w:val="center"/>
           </w:tcPr>
           <w:p>
+            <w:r/>
             <w:r>
               <w:rPr>
+                <w:rFonts w:ascii="Arial" w:hAnsi="Arial" w:cs="Arial"/>
                 <w:b/>
+                <w:sz w:val="18"/>
               </w:rPr>
               <w:t>Outcome (metric)</w:t>
             </w:r>
@@ -5695,7 +5697,7 @@
         </w:tc>
         <w:tc>
           <w:tcPr>
-            <w:tcW w:w="1584" w:type="dxa"/>
+            <w:tcW w:w="1656" w:type="dxa"/>
             <w:tcBorders>
               <w:top w:val="single" w:sz="6" w:space="0" w:color="000000"/>
               <w:left w:val="single" w:sz="6" w:space="0" w:color="000000"/>
@@ -5705,9 +5707,12 @@
             <w:vAlign w:val="center"/>
           </w:tcPr>
           <w:p>
+            <w:r/>
             <w:r>
               <w:rPr>
+                <w:rFonts w:ascii="Arial" w:hAnsi="Arial" w:cs="Arial"/>
                 <w:b/>
+                <w:sz w:val="18"/>
               </w:rPr>
               <w:t>Category</w:t>
             </w:r>
@@ -5715,7 +5720,7 @@
         </w:tc>
         <w:tc>
           <w:tcPr>
-            <w:tcW w:w="2232" w:type="dxa"/>
+            <w:tcW w:w="1656" w:type="dxa"/>
             <w:tcBorders>
               <w:top w:val="single" w:sz="6" w:space="0" w:color="000000"/>
               <w:left w:val="single" w:sz="6" w:space="0" w:color="000000"/>
@@ -5725,17 +5730,20 @@
             <w:vAlign w:val="center"/>
           </w:tcPr>
           <w:p>
+            <w:r/>
             <w:r>
               <w:rPr>
+                <w:rFonts w:ascii="Arial" w:hAnsi="Arial" w:cs="Arial"/>
                 <w:b/>
+                <w:sz w:val="18"/>
               </w:rPr>
-              <w:t>CT-based (95% CI)</w:t>
+              <w:t>Crude RR (CT)</w:t>
             </w:r>
           </w:p>
         </w:tc>
         <w:tc>
           <w:tcPr>
-            <w:tcW w:w="2232" w:type="dxa"/>
+            <w:tcW w:w="1656" w:type="dxa"/>
             <w:tcBorders>
               <w:top w:val="single" w:sz="6" w:space="0" w:color="000000"/>
               <w:left w:val="single" w:sz="6" w:space="0" w:color="000000"/>
@@ -5745,17 +5753,20 @@
             <w:vAlign w:val="center"/>
           </w:tcPr>
           <w:p>
+            <w:r/>
             <w:r>
               <w:rPr>
+                <w:rFonts w:ascii="Arial" w:hAnsi="Arial" w:cs="Arial"/>
                 <w:b/>
+                <w:sz w:val="18"/>
               </w:rPr>
-              <w:t>ESI-based (95% CI)</w:t>
+              <w:t>Crude RR (ESI)</w:t>
             </w:r>
           </w:p>
         </w:tc>
         <w:tc>
           <w:tcPr>
-            <w:tcW w:w="1224" w:type="dxa"/>
+            <w:tcW w:w="792" w:type="dxa"/>
             <w:tcBorders>
               <w:top w:val="single" w:sz="6" w:space="0" w:color="000000"/>
               <w:left w:val="single" w:sz="6" w:space="0" w:color="000000"/>
@@ -5765,11 +5776,62 @@
             <w:vAlign w:val="center"/>
           </w:tcPr>
           <w:p>
+            <w:r/>
             <w:r>
               <w:rPr>
+                <w:rFonts w:ascii="Arial" w:hAnsi="Arial" w:cs="Arial"/>
                 <w:b/>
+                <w:sz w:val="18"/>
               </w:rPr>
-              <w:t>CT vs ESI (p)</w:t>
+              <w:t>p-value</w:t>
+            </w:r>
+          </w:p>
+        </w:tc>
+        <w:tc>
+          <w:tcPr>
+            <w:tcW w:type="dxa" w:w="1800"/>
+          </w:tcPr>
+          <w:p>
+            <w:r/>
+            <w:r>
+              <w:rPr>
+                <w:rFonts w:ascii="Arial" w:hAnsi="Arial" w:cs="Arial"/>
+                <w:b/>
+                <w:sz w:val="18"/>
+              </w:rPr>
+              <w:t>Adjusted Rate (CT)</w:t>
+            </w:r>
+          </w:p>
+        </w:tc>
+        <w:tc>
+          <w:tcPr>
+            <w:tcW w:type="dxa" w:w="1800"/>
+          </w:tcPr>
+          <w:p>
+            <w:r/>
+            <w:r>
+              <w:rPr>
+                <w:rFonts w:ascii="Arial" w:hAnsi="Arial" w:cs="Arial"/>
+                <w:b/>
+                <w:sz w:val="18"/>
+              </w:rPr>
+              <w:t>Adjusted Rate (ESI)</w:t>
+            </w:r>
+          </w:p>
+        </w:tc>
+        <w:tc>
+          <w:tcPr>
+            <w:tcW w:type="dxa" w:w="792"/>
+          </w:tcPr>
+          <w:p>
+            <w:r/>
+            <w:r>
+              <w:rPr>
+                <w:rFonts w:ascii="Arial" w:hAnsi="Arial" w:cs="Arial"/>
+                <w:b/>
+                <w:sz w:val="18"/>
+              </w:rPr>
+              <w:t>p-value</w:t>
             </w:r>
           </w:p>
         </w:tc>
@@ -5780,7 +5842,7 @@
         </w:trPr>
         <w:tc>
           <w:tcPr>
-            <w:tcW w:w="2088" w:type="dxa"/>
+            <w:tcW w:w="1656" w:type="dxa"/>
             <w:vMerge w:val="restart"/>
             <w:tcBorders>
               <w:top w:val="single" w:sz="6" w:space="0" w:color="000000"/>
@@ -5790,9 +5852,12 @@
             </w:tcBorders>
           </w:tcPr>
           <w:p>
+            <w:r/>
             <w:r>
               <w:rPr>
-                <w:sz w:val="20"/>
+                <w:rFonts w:ascii="Arial" w:hAnsi="Arial" w:cs="Arial"/>
+                <w:b w:val="0"/>
+                <w:sz w:val="18"/>
               </w:rPr>
               <w:t>All-cause mortality (HR)</w:t>
             </w:r>
@@ -5800,7 +5865,7 @@
         </w:tc>
         <w:tc>
           <w:tcPr>
-            <w:tcW w:w="1584" w:type="dxa"/>
+            <w:tcW w:w="1656" w:type="dxa"/>
             <w:tcBorders>
               <w:top w:val="single" w:sz="6" w:space="0" w:color="000000"/>
               <w:left w:val="single" w:sz="6" w:space="0" w:color="000000"/>
@@ -5809,9 +5874,12 @@
             </w:tcBorders>
           </w:tcPr>
           <w:p>
+            <w:r/>
             <w:r>
               <w:rPr>
-                <w:sz w:val="20"/>
+                <w:rFonts w:ascii="Arial" w:hAnsi="Arial" w:cs="Arial"/>
+                <w:b w:val="0"/>
+                <w:sz w:val="18"/>
               </w:rPr>
               <w:t>COPD minor pathway</w:t>
             </w:r>
@@ -5819,7 +5887,7 @@
         </w:tc>
         <w:tc>
           <w:tcPr>
-            <w:tcW w:w="2232" w:type="dxa"/>
+            <w:tcW w:w="1656" w:type="dxa"/>
             <w:tcBorders>
               <w:top w:val="single" w:sz="6" w:space="0" w:color="000000"/>
               <w:left w:val="single" w:sz="6" w:space="0" w:color="000000"/>
@@ -5828,17 +5896,20 @@
             </w:tcBorders>
           </w:tcPr>
           <w:p>
+            <w:r/>
             <w:r>
               <w:rPr>
-                <w:sz w:val="20"/>
+                <w:rFonts w:ascii="Arial" w:hAnsi="Arial" w:cs="Arial"/>
+                <w:b w:val="0"/>
+                <w:sz w:val="18"/>
               </w:rPr>
-              <w:t>1.91 (1.64–2.22)</w:t>
+              <w:t>1.85 (1.59–2.14)</w:t>
             </w:r>
           </w:p>
         </w:tc>
         <w:tc>
           <w:tcPr>
-            <w:tcW w:w="2232" w:type="dxa"/>
+            <w:tcW w:w="1656" w:type="dxa"/>
             <w:tcBorders>
               <w:top w:val="single" w:sz="6" w:space="0" w:color="000000"/>
               <w:left w:val="single" w:sz="6" w:space="0" w:color="000000"/>
@@ -5847,17 +5918,20 @@
             </w:tcBorders>
           </w:tcPr>
           <w:p>
+            <w:r/>
             <w:r>
               <w:rPr>
-                <w:sz w:val="20"/>
+                <w:rFonts w:ascii="Arial" w:hAnsi="Arial" w:cs="Arial"/>
+                <w:b w:val="0"/>
+                <w:sz w:val="18"/>
               </w:rPr>
-              <w:t>1.94 (1.63–2.32)</w:t>
+              <w:t>1.77 (1.46–2.08)</w:t>
             </w:r>
           </w:p>
         </w:tc>
         <w:tc>
           <w:tcPr>
-            <w:tcW w:w="1224" w:type="dxa"/>
+            <w:tcW w:w="792" w:type="dxa"/>
             <w:tcBorders>
               <w:top w:val="single" w:sz="6" w:space="0" w:color="000000"/>
               <w:left w:val="single" w:sz="6" w:space="0" w:color="000000"/>
@@ -5866,9 +5940,60 @@
             </w:tcBorders>
           </w:tcPr>
           <w:p>
+            <w:r/>
             <w:r>
               <w:rPr>
-                <w:sz w:val="20"/>
+                <w:rFonts w:ascii="Arial" w:hAnsi="Arial" w:cs="Arial"/>
+                <w:b w:val="0"/>
+                <w:sz w:val="18"/>
+              </w:rPr>
+              <w:t>0.49</w:t>
+            </w:r>
+          </w:p>
+        </w:tc>
+        <w:tc>
+          <w:tcPr>
+            <w:tcW w:type="dxa" w:w="1800"/>
+          </w:tcPr>
+          <w:p>
+            <w:r/>
+            <w:r>
+              <w:rPr>
+                <w:rFonts w:ascii="Arial" w:hAnsi="Arial" w:cs="Arial"/>
+                <w:b w:val="0"/>
+                <w:sz w:val="18"/>
+              </w:rPr>
+              <w:t>1.91 (1.64–2.22)</w:t>
+            </w:r>
+          </w:p>
+        </w:tc>
+        <w:tc>
+          <w:tcPr>
+            <w:tcW w:type="dxa" w:w="1800"/>
+          </w:tcPr>
+          <w:p>
+            <w:r/>
+            <w:r>
+              <w:rPr>
+                <w:rFonts w:ascii="Arial" w:hAnsi="Arial" w:cs="Arial"/>
+                <w:b w:val="0"/>
+                <w:sz w:val="18"/>
+              </w:rPr>
+              <w:t>1.94 (1.63–2.32)</w:t>
+            </w:r>
+          </w:p>
+        </w:tc>
+        <w:tc>
+          <w:tcPr>
+            <w:tcW w:type="dxa" w:w="792"/>
+          </w:tcPr>
+          <w:p>
+            <w:r/>
+            <w:r>
+              <w:rPr>
+                <w:rFonts w:ascii="Arial" w:hAnsi="Arial" w:cs="Arial"/>
+                <w:b w:val="0"/>
+                <w:sz w:val="18"/>
               </w:rPr>
               <w:t>0.85</w:t>
             </w:r>
@@ -5894,7 +6019,7 @@
         </w:tc>
         <w:tc>
           <w:tcPr>
-            <w:tcW w:w="1584" w:type="dxa"/>
+            <w:tcW w:w="1656" w:type="dxa"/>
             <w:tcBorders>
               <w:top w:val="single" w:sz="6" w:space="0" w:color="000000"/>
               <w:left w:val="single" w:sz="6" w:space="0" w:color="000000"/>
@@ -5903,9 +6028,12 @@
             </w:tcBorders>
           </w:tcPr>
           <w:p>
+            <w:r/>
             <w:r>
               <w:rPr>
-                <w:sz w:val="20"/>
+                <w:rFonts w:ascii="Arial" w:hAnsi="Arial" w:cs="Arial"/>
+                <w:b w:val="0"/>
+                <w:sz w:val="18"/>
               </w:rPr>
               <w:t>COPD major pathway</w:t>
             </w:r>
@@ -5913,7 +6041,7 @@
         </w:tc>
         <w:tc>
           <w:tcPr>
-            <w:tcW w:w="2232" w:type="dxa"/>
+            <w:tcW w:w="1656" w:type="dxa"/>
             <w:tcBorders>
               <w:top w:val="single" w:sz="6" w:space="0" w:color="000000"/>
               <w:left w:val="single" w:sz="6" w:space="0" w:color="000000"/>
@@ -5922,17 +6050,20 @@
             </w:tcBorders>
           </w:tcPr>
           <w:p>
+            <w:r/>
             <w:r>
               <w:rPr>
-                <w:sz w:val="20"/>
+                <w:rFonts w:ascii="Arial" w:hAnsi="Arial" w:cs="Arial"/>
+                <w:b w:val="0"/>
+                <w:sz w:val="18"/>
               </w:rPr>
-              <w:t>2.59 (2.35–2.86)</w:t>
+              <w:t>3.39 (3.09–3.71)</w:t>
             </w:r>
           </w:p>
         </w:tc>
         <w:tc>
           <w:tcPr>
-            <w:tcW w:w="2232" w:type="dxa"/>
+            <w:tcW w:w="1656" w:type="dxa"/>
             <w:tcBorders>
               <w:top w:val="single" w:sz="6" w:space="0" w:color="000000"/>
               <w:left w:val="single" w:sz="6" w:space="0" w:color="000000"/>
@@ -5941,17 +6072,20 @@
             </w:tcBorders>
           </w:tcPr>
           <w:p>
+            <w:r/>
             <w:r>
               <w:rPr>
-                <w:sz w:val="20"/>
+                <w:rFonts w:ascii="Arial" w:hAnsi="Arial" w:cs="Arial"/>
+                <w:b w:val="0"/>
+                <w:sz w:val="18"/>
               </w:rPr>
-              <w:t>2.39 (2.18–2.63)</w:t>
+              <w:t>3.12 (2.87–3.38)</w:t>
             </w:r>
           </w:p>
         </w:tc>
         <w:tc>
           <w:tcPr>
-            <w:tcW w:w="1224" w:type="dxa"/>
+            <w:tcW w:w="792" w:type="dxa"/>
             <w:tcBorders>
               <w:top w:val="single" w:sz="6" w:space="0" w:color="000000"/>
               <w:left w:val="single" w:sz="6" w:space="0" w:color="000000"/>
@@ -5960,9 +6094,60 @@
             </w:tcBorders>
           </w:tcPr>
           <w:p>
+            <w:r/>
             <w:r>
               <w:rPr>
-                <w:sz w:val="20"/>
+                <w:rFonts w:ascii="Arial" w:hAnsi="Arial" w:cs="Arial"/>
+                <w:b w:val="0"/>
+                <w:sz w:val="18"/>
+              </w:rPr>
+              <w:t>&lt;0.01</w:t>
+            </w:r>
+          </w:p>
+        </w:tc>
+        <w:tc>
+          <w:tcPr>
+            <w:tcW w:type="dxa" w:w="1800"/>
+          </w:tcPr>
+          <w:p>
+            <w:r/>
+            <w:r>
+              <w:rPr>
+                <w:rFonts w:ascii="Arial" w:hAnsi="Arial" w:cs="Arial"/>
+                <w:b w:val="0"/>
+                <w:sz w:val="18"/>
+              </w:rPr>
+              <w:t>2.59 (2.35–2.86)</w:t>
+            </w:r>
+          </w:p>
+        </w:tc>
+        <w:tc>
+          <w:tcPr>
+            <w:tcW w:type="dxa" w:w="1800"/>
+          </w:tcPr>
+          <w:p>
+            <w:r/>
+            <w:r>
+              <w:rPr>
+                <w:rFonts w:ascii="Arial" w:hAnsi="Arial" w:cs="Arial"/>
+                <w:b w:val="0"/>
+                <w:sz w:val="18"/>
+              </w:rPr>
+              <w:t>2.39 (2.18–2.63)</w:t>
+            </w:r>
+          </w:p>
+        </w:tc>
+        <w:tc>
+          <w:tcPr>
+            <w:tcW w:type="dxa" w:w="792"/>
+          </w:tcPr>
+          <w:p>
+            <w:r/>
+            <w:r>
+              <w:rPr>
+                <w:rFonts w:ascii="Arial" w:hAnsi="Arial" w:cs="Arial"/>
+                <w:b w:val="0"/>
+                <w:sz w:val="18"/>
               </w:rPr>
               <w:t>&lt;0.002</w:t>
             </w:r>
@@ -5975,7 +6160,7 @@
         </w:trPr>
         <w:tc>
           <w:tcPr>
-            <w:tcW w:w="2088" w:type="dxa"/>
+            <w:tcW w:w="1656" w:type="dxa"/>
             <w:vMerge w:val="restart"/>
             <w:tcBorders>
               <w:top w:val="single" w:sz="6" w:space="0" w:color="000000"/>
@@ -5985,9 +6170,12 @@
             </w:tcBorders>
           </w:tcPr>
           <w:p>
+            <w:r/>
             <w:r>
               <w:rPr>
-                <w:sz w:val="20"/>
+                <w:rFonts w:ascii="Arial" w:hAnsi="Arial" w:cs="Arial"/>
+                <w:b w:val="0"/>
+                <w:sz w:val="18"/>
               </w:rPr>
               <w:t>Respiratory mortality (HR)</w:t>
             </w:r>
@@ -5995,7 +6183,7 @@
         </w:tc>
         <w:tc>
           <w:tcPr>
-            <w:tcW w:w="1584" w:type="dxa"/>
+            <w:tcW w:w="1656" w:type="dxa"/>
             <w:tcBorders>
               <w:top w:val="single" w:sz="6" w:space="0" w:color="000000"/>
               <w:left w:val="single" w:sz="6" w:space="0" w:color="000000"/>
@@ -6004,9 +6192,12 @@
             </w:tcBorders>
           </w:tcPr>
           <w:p>
+            <w:r/>
             <w:r>
               <w:rPr>
-                <w:sz w:val="20"/>
+                <w:rFonts w:ascii="Arial" w:hAnsi="Arial" w:cs="Arial"/>
+                <w:b w:val="0"/>
+                <w:sz w:val="18"/>
               </w:rPr>
               <w:t>COPD minor pathway</w:t>
             </w:r>
@@ -6014,7 +6205,7 @@
         </w:tc>
         <w:tc>
           <w:tcPr>
-            <w:tcW w:w="2232" w:type="dxa"/>
+            <w:tcW w:w="1656" w:type="dxa"/>
             <w:tcBorders>
               <w:top w:val="single" w:sz="6" w:space="0" w:color="000000"/>
               <w:left w:val="single" w:sz="6" w:space="0" w:color="000000"/>
@@ -6023,17 +6214,20 @@
             </w:tcBorders>
           </w:tcPr>
           <w:p>
+            <w:r/>
             <w:r>
               <w:rPr>
-                <w:sz w:val="20"/>
+                <w:rFonts w:ascii="Arial" w:hAnsi="Arial" w:cs="Arial"/>
+                <w:b w:val="0"/>
+                <w:sz w:val="18"/>
               </w:rPr>
-              <w:t>4.80 (2.14–10.76)</w:t>
+              <w:t>3.90 (1.60–9.11)</w:t>
             </w:r>
           </w:p>
         </w:tc>
         <w:tc>
           <w:tcPr>
-            <w:tcW w:w="2232" w:type="dxa"/>
+            <w:tcW w:w="1656" w:type="dxa"/>
             <w:tcBorders>
               <w:top w:val="single" w:sz="6" w:space="0" w:color="000000"/>
               <w:left w:val="single" w:sz="6" w:space="0" w:color="000000"/>
@@ -6042,17 +6236,20 @@
             </w:tcBorders>
           </w:tcPr>
           <w:p>
+            <w:r/>
             <w:r>
               <w:rPr>
-                <w:sz w:val="20"/>
+                <w:rFonts w:ascii="Arial" w:hAnsi="Arial" w:cs="Arial"/>
+                <w:b w:val="0"/>
+                <w:sz w:val="18"/>
               </w:rPr>
-              <w:t>5.68 (2.43–13.32)</w:t>
+              <w:t>4.22 (1.48–9.78)</w:t>
             </w:r>
           </w:p>
         </w:tc>
         <w:tc>
           <w:tcPr>
-            <w:tcW w:w="1224" w:type="dxa"/>
+            <w:tcW w:w="792" w:type="dxa"/>
             <w:tcBorders>
               <w:top w:val="single" w:sz="6" w:space="0" w:color="000000"/>
               <w:left w:val="single" w:sz="6" w:space="0" w:color="000000"/>
@@ -6061,9 +6258,60 @@
             </w:tcBorders>
           </w:tcPr>
           <w:p>
+            <w:r/>
             <w:r>
               <w:rPr>
-                <w:sz w:val="20"/>
+                <w:rFonts w:ascii="Arial" w:hAnsi="Arial" w:cs="Arial"/>
+                <w:b w:val="0"/>
+                <w:sz w:val="18"/>
+              </w:rPr>
+              <w:t>0.86</w:t>
+            </w:r>
+          </w:p>
+        </w:tc>
+        <w:tc>
+          <w:tcPr>
+            <w:tcW w:type="dxa" w:w="1800"/>
+          </w:tcPr>
+          <w:p>
+            <w:r/>
+            <w:r>
+              <w:rPr>
+                <w:rFonts w:ascii="Arial" w:hAnsi="Arial" w:cs="Arial"/>
+                <w:b w:val="0"/>
+                <w:sz w:val="18"/>
+              </w:rPr>
+              <w:t>4.80 (2.14–10.76)</w:t>
+            </w:r>
+          </w:p>
+        </w:tc>
+        <w:tc>
+          <w:tcPr>
+            <w:tcW w:type="dxa" w:w="1800"/>
+          </w:tcPr>
+          <w:p>
+            <w:r/>
+            <w:r>
+              <w:rPr>
+                <w:rFonts w:ascii="Arial" w:hAnsi="Arial" w:cs="Arial"/>
+                <w:b w:val="0"/>
+                <w:sz w:val="18"/>
+              </w:rPr>
+              <w:t>5.68 (2.43–13.32)</w:t>
+            </w:r>
+          </w:p>
+        </w:tc>
+        <w:tc>
+          <w:tcPr>
+            <w:tcW w:type="dxa" w:w="792"/>
+          </w:tcPr>
+          <w:p>
+            <w:r/>
+            <w:r>
+              <w:rPr>
+                <w:rFonts w:ascii="Arial" w:hAnsi="Arial" w:cs="Arial"/>
+                <w:b w:val="0"/>
+                <w:sz w:val="18"/>
               </w:rPr>
               <w:t>0.70</w:t>
             </w:r>
@@ -6089,7 +6337,7 @@
         </w:tc>
         <w:tc>
           <w:tcPr>
-            <w:tcW w:w="1584" w:type="dxa"/>
+            <w:tcW w:w="1656" w:type="dxa"/>
             <w:tcBorders>
               <w:top w:val="single" w:sz="6" w:space="0" w:color="000000"/>
               <w:left w:val="single" w:sz="6" w:space="0" w:color="000000"/>
@@ -6098,9 +6346,12 @@
             </w:tcBorders>
           </w:tcPr>
           <w:p>
+            <w:r/>
             <w:r>
               <w:rPr>
-                <w:sz w:val="20"/>
+                <w:rFonts w:ascii="Arial" w:hAnsi="Arial" w:cs="Arial"/>
+                <w:b w:val="0"/>
+                <w:sz w:val="18"/>
               </w:rPr>
               <w:t>COPD major pathway</w:t>
             </w:r>
@@ -6108,7 +6359,7 @@
         </w:tc>
         <w:tc>
           <w:tcPr>
-            <w:tcW w:w="2232" w:type="dxa"/>
+            <w:tcW w:w="1656" w:type="dxa"/>
             <w:tcBorders>
               <w:top w:val="single" w:sz="6" w:space="0" w:color="000000"/>
               <w:left w:val="single" w:sz="6" w:space="0" w:color="000000"/>
@@ -6117,17 +6368,20 @@
             </w:tcBorders>
           </w:tcPr>
           <w:p>
+            <w:r/>
             <w:r>
               <w:rPr>
-                <w:sz w:val="20"/>
+                <w:rFonts w:ascii="Arial" w:hAnsi="Arial" w:cs="Arial"/>
+                <w:b w:val="0"/>
+                <w:sz w:val="18"/>
               </w:rPr>
-              <w:t>36.27 (20.85–63.07)</w:t>
+              <w:t>56.05 (36.05–111.79)</w:t>
             </w:r>
           </w:p>
         </w:tc>
         <w:tc>
           <w:tcPr>
-            <w:tcW w:w="2232" w:type="dxa"/>
+            <w:tcW w:w="1656" w:type="dxa"/>
             <w:tcBorders>
               <w:top w:val="single" w:sz="6" w:space="0" w:color="000000"/>
               <w:left w:val="single" w:sz="6" w:space="0" w:color="000000"/>
@@ -6136,17 +6390,20 @@
             </w:tcBorders>
           </w:tcPr>
           <w:p>
+            <w:r/>
             <w:r>
               <w:rPr>
-                <w:sz w:val="20"/>
+                <w:rFonts w:ascii="Arial" w:hAnsi="Arial" w:cs="Arial"/>
+                <w:b w:val="0"/>
+                <w:sz w:val="18"/>
               </w:rPr>
-              <w:t>30.95 (18.76–51.06)</w:t>
+              <w:t>48.19 (31.66–91.19)</w:t>
             </w:r>
           </w:p>
         </w:tc>
         <w:tc>
           <w:tcPr>
-            <w:tcW w:w="1224" w:type="dxa"/>
+            <w:tcW w:w="792" w:type="dxa"/>
             <w:tcBorders>
               <w:top w:val="single" w:sz="6" w:space="0" w:color="000000"/>
               <w:left w:val="single" w:sz="6" w:space="0" w:color="000000"/>
@@ -6155,9 +6412,60 @@
             </w:tcBorders>
           </w:tcPr>
           <w:p>
+            <w:r/>
             <w:r>
               <w:rPr>
-                <w:sz w:val="20"/>
+                <w:rFonts w:ascii="Arial" w:hAnsi="Arial" w:cs="Arial"/>
+                <w:b w:val="0"/>
+                <w:sz w:val="18"/>
+              </w:rPr>
+              <w:t>0.30</w:t>
+            </w:r>
+          </w:p>
+        </w:tc>
+        <w:tc>
+          <w:tcPr>
+            <w:tcW w:type="dxa" w:w="1800"/>
+          </w:tcPr>
+          <w:p>
+            <w:r/>
+            <w:r>
+              <w:rPr>
+                <w:rFonts w:ascii="Arial" w:hAnsi="Arial" w:cs="Arial"/>
+                <w:b w:val="0"/>
+                <w:sz w:val="18"/>
+              </w:rPr>
+              <w:t>36.27 (20.85–63.07)</w:t>
+            </w:r>
+          </w:p>
+        </w:tc>
+        <w:tc>
+          <w:tcPr>
+            <w:tcW w:type="dxa" w:w="1800"/>
+          </w:tcPr>
+          <w:p>
+            <w:r/>
+            <w:r>
+              <w:rPr>
+                <w:rFonts w:ascii="Arial" w:hAnsi="Arial" w:cs="Arial"/>
+                <w:b w:val="0"/>
+                <w:sz w:val="18"/>
+              </w:rPr>
+              <w:t>30.95 (18.76–51.06)</w:t>
+            </w:r>
+          </w:p>
+        </w:tc>
+        <w:tc>
+          <w:tcPr>
+            <w:tcW w:type="dxa" w:w="792"/>
+          </w:tcPr>
+          <w:p>
+            <w:r/>
+            <w:r>
+              <w:rPr>
+                <w:rFonts w:ascii="Arial" w:hAnsi="Arial" w:cs="Arial"/>
+                <w:b w:val="0"/>
+                <w:sz w:val="18"/>
               </w:rPr>
               <w:t>0.29</w:t>
             </w:r>
@@ -6170,7 +6478,7 @@
         </w:trPr>
         <w:tc>
           <w:tcPr>
-            <w:tcW w:w="2088" w:type="dxa"/>
+            <w:tcW w:w="1656" w:type="dxa"/>
             <w:vMerge w:val="restart"/>
             <w:tcBorders>
               <w:top w:val="single" w:sz="6" w:space="0" w:color="000000"/>
@@ -6180,9 +6488,12 @@
             </w:tcBorders>
           </w:tcPr>
           <w:p>
+            <w:r/>
             <w:r>
               <w:rPr>
-                <w:sz w:val="20"/>
+                <w:rFonts w:ascii="Arial" w:hAnsi="Arial" w:cs="Arial"/>
+                <w:b w:val="0"/>
+                <w:sz w:val="18"/>
               </w:rPr>
               <w:t>Exacerbations (IRR)</w:t>
             </w:r>
@@ -6190,7 +6501,7 @@
         </w:tc>
         <w:tc>
           <w:tcPr>
-            <w:tcW w:w="1584" w:type="dxa"/>
+            <w:tcW w:w="1656" w:type="dxa"/>
             <w:tcBorders>
               <w:top w:val="single" w:sz="6" w:space="0" w:color="000000"/>
               <w:left w:val="single" w:sz="6" w:space="0" w:color="000000"/>
@@ -6199,9 +6510,12 @@
             </w:tcBorders>
           </w:tcPr>
           <w:p>
+            <w:r/>
             <w:r>
               <w:rPr>
-                <w:sz w:val="20"/>
+                <w:rFonts w:ascii="Arial" w:hAnsi="Arial" w:cs="Arial"/>
+                <w:b w:val="0"/>
+                <w:sz w:val="18"/>
               </w:rPr>
               <w:t>COPD minor pathway</w:t>
             </w:r>
@@ -6209,7 +6523,7 @@
         </w:tc>
         <w:tc>
           <w:tcPr>
-            <w:tcW w:w="2232" w:type="dxa"/>
+            <w:tcW w:w="1656" w:type="dxa"/>
             <w:tcBorders>
               <w:top w:val="single" w:sz="6" w:space="0" w:color="000000"/>
               <w:left w:val="single" w:sz="6" w:space="0" w:color="000000"/>
@@ -6218,17 +6532,20 @@
             </w:tcBorders>
           </w:tcPr>
           <w:p>
+            <w:r/>
             <w:r>
               <w:rPr>
-                <w:sz w:val="20"/>
+                <w:rFonts w:ascii="Arial" w:hAnsi="Arial" w:cs="Arial"/>
+                <w:b w:val="0"/>
+                <w:sz w:val="18"/>
               </w:rPr>
-              <w:t>2.72 (2.36–3.14)</w:t>
+              <w:t>3.09 (2.68–3.59)</w:t>
             </w:r>
           </w:p>
         </w:tc>
         <w:tc>
           <w:tcPr>
-            <w:tcW w:w="2232" w:type="dxa"/>
+            <w:tcW w:w="1656" w:type="dxa"/>
             <w:tcBorders>
               <w:top w:val="single" w:sz="6" w:space="0" w:color="000000"/>
               <w:left w:val="single" w:sz="6" w:space="0" w:color="000000"/>
@@ -6237,17 +6554,20 @@
             </w:tcBorders>
           </w:tcPr>
           <w:p>
+            <w:r/>
             <w:r>
               <w:rPr>
-                <w:sz w:val="20"/>
+                <w:rFonts w:ascii="Arial" w:hAnsi="Arial" w:cs="Arial"/>
+                <w:b w:val="0"/>
+                <w:sz w:val="18"/>
               </w:rPr>
-              <w:t>2.77 (2.33–3.30)</w:t>
+              <w:t>3.22 (2.67–3.87)</w:t>
             </w:r>
           </w:p>
         </w:tc>
         <w:tc>
           <w:tcPr>
-            <w:tcW w:w="1224" w:type="dxa"/>
+            <w:tcW w:w="792" w:type="dxa"/>
             <w:tcBorders>
               <w:top w:val="single" w:sz="6" w:space="0" w:color="000000"/>
               <w:left w:val="single" w:sz="6" w:space="0" w:color="000000"/>
@@ -6256,9 +6576,60 @@
             </w:tcBorders>
           </w:tcPr>
           <w:p>
+            <w:r/>
             <w:r>
               <w:rPr>
-                <w:sz w:val="20"/>
+                <w:rFonts w:ascii="Arial" w:hAnsi="Arial" w:cs="Arial"/>
+                <w:b w:val="0"/>
+                <w:sz w:val="18"/>
+              </w:rPr>
+              <w:t>0.52</w:t>
+            </w:r>
+          </w:p>
+        </w:tc>
+        <w:tc>
+          <w:tcPr>
+            <w:tcW w:type="dxa" w:w="1800"/>
+          </w:tcPr>
+          <w:p>
+            <w:r/>
+            <w:r>
+              <w:rPr>
+                <w:rFonts w:ascii="Arial" w:hAnsi="Arial" w:cs="Arial"/>
+                <w:b w:val="0"/>
+                <w:sz w:val="18"/>
+              </w:rPr>
+              <w:t>2.16 (1.88–2.49)</w:t>
+            </w:r>
+          </w:p>
+        </w:tc>
+        <w:tc>
+          <w:tcPr>
+            <w:tcW w:type="dxa" w:w="1800"/>
+          </w:tcPr>
+          <w:p>
+            <w:r/>
+            <w:r>
+              <w:rPr>
+                <w:rFonts w:ascii="Arial" w:hAnsi="Arial" w:cs="Arial"/>
+                <w:b w:val="0"/>
+                <w:sz w:val="18"/>
+              </w:rPr>
+              <w:t>2.10 (1.77–2.48)</w:t>
+            </w:r>
+          </w:p>
+        </w:tc>
+        <w:tc>
+          <w:tcPr>
+            <w:tcW w:type="dxa" w:w="792"/>
+          </w:tcPr>
+          <w:p>
+            <w:r/>
+            <w:r>
+              <w:rPr>
+                <w:rFonts w:ascii="Arial" w:hAnsi="Arial" w:cs="Arial"/>
+                <w:b w:val="0"/>
+                <w:sz w:val="18"/>
               </w:rPr>
               <w:t>0.80</w:t>
             </w:r>
@@ -6284,7 +6655,7 @@
         </w:tc>
         <w:tc>
           <w:tcPr>
-            <w:tcW w:w="1584" w:type="dxa"/>
+            <w:tcW w:w="1656" w:type="dxa"/>
             <w:tcBorders>
               <w:top w:val="single" w:sz="6" w:space="0" w:color="000000"/>
               <w:left w:val="single" w:sz="6" w:space="0" w:color="000000"/>
@@ -6293,9 +6664,12 @@
             </w:tcBorders>
           </w:tcPr>
           <w:p>
+            <w:r/>
             <w:r>
               <w:rPr>
-                <w:sz w:val="20"/>
+                <w:rFonts w:ascii="Arial" w:hAnsi="Arial" w:cs="Arial"/>
+                <w:b w:val="0"/>
+                <w:sz w:val="18"/>
               </w:rPr>
               <w:t>COPD major pathway</w:t>
             </w:r>
@@ -6303,7 +6677,7 @@
         </w:tc>
         <w:tc>
           <w:tcPr>
-            <w:tcW w:w="2232" w:type="dxa"/>
+            <w:tcW w:w="1656" w:type="dxa"/>
             <w:tcBorders>
               <w:top w:val="single" w:sz="6" w:space="0" w:color="000000"/>
               <w:left w:val="single" w:sz="6" w:space="0" w:color="000000"/>
@@ -6312,17 +6686,20 @@
             </w:tcBorders>
           </w:tcPr>
           <w:p>
+            <w:r/>
             <w:r>
               <w:rPr>
-                <w:sz w:val="20"/>
+                <w:rFonts w:ascii="Arial" w:hAnsi="Arial" w:cs="Arial"/>
+                <w:b w:val="0"/>
+                <w:sz w:val="18"/>
               </w:rPr>
-              <w:t>5.05 (4.59–5.56)</w:t>
+              <w:t>4.46 (4.03–4.93)</w:t>
             </w:r>
           </w:p>
         </w:tc>
         <w:tc>
           <w:tcPr>
-            <w:tcW w:w="2232" w:type="dxa"/>
+            <w:tcW w:w="1656" w:type="dxa"/>
             <w:tcBorders>
               <w:top w:val="single" w:sz="6" w:space="0" w:color="000000"/>
               <w:left w:val="single" w:sz="6" w:space="0" w:color="000000"/>
@@ -6331,17 +6708,20 @@
             </w:tcBorders>
           </w:tcPr>
           <w:p>
+            <w:r/>
             <w:r>
               <w:rPr>
-                <w:sz w:val="20"/>
+                <w:rFonts w:ascii="Arial" w:hAnsi="Arial" w:cs="Arial"/>
+                <w:b w:val="0"/>
+                <w:sz w:val="18"/>
               </w:rPr>
-              <w:t>4.47 (4.07–4.90)</w:t>
+              <w:t>3.94 (3.58–4.32)</w:t>
             </w:r>
           </w:p>
         </w:tc>
         <w:tc>
           <w:tcPr>
-            <w:tcW w:w="1224" w:type="dxa"/>
+            <w:tcW w:w="792" w:type="dxa"/>
             <w:tcBorders>
               <w:top w:val="single" w:sz="6" w:space="0" w:color="000000"/>
               <w:left w:val="single" w:sz="6" w:space="0" w:color="000000"/>
@@ -6350,9 +6730,60 @@
             </w:tcBorders>
           </w:tcPr>
           <w:p>
+            <w:r/>
             <w:r>
               <w:rPr>
-                <w:sz w:val="20"/>
+                <w:rFonts w:ascii="Arial" w:hAnsi="Arial" w:cs="Arial"/>
+                <w:b w:val="0"/>
+                <w:sz w:val="18"/>
+              </w:rPr>
+              <w:t>&lt;0.01</w:t>
+            </w:r>
+          </w:p>
+        </w:tc>
+        <w:tc>
+          <w:tcPr>
+            <w:tcW w:type="dxa" w:w="1800"/>
+          </w:tcPr>
+          <w:p>
+            <w:r/>
+            <w:r>
+              <w:rPr>
+                <w:rFonts w:ascii="Arial" w:hAnsi="Arial" w:cs="Arial"/>
+                <w:b w:val="0"/>
+                <w:sz w:val="18"/>
+              </w:rPr>
+              <w:t>3.82 (3.48–4.21)</w:t>
+            </w:r>
+          </w:p>
+        </w:tc>
+        <w:tc>
+          <w:tcPr>
+            <w:tcW w:type="dxa" w:w="1800"/>
+          </w:tcPr>
+          <w:p>
+            <w:r/>
+            <w:r>
+              <w:rPr>
+                <w:rFonts w:ascii="Arial" w:hAnsi="Arial" w:cs="Arial"/>
+                <w:b w:val="0"/>
+                <w:sz w:val="18"/>
+              </w:rPr>
+              <w:t>3.45 (3.14–3.78)</w:t>
+            </w:r>
+          </w:p>
+        </w:tc>
+        <w:tc>
+          <w:tcPr>
+            <w:tcW w:type="dxa" w:w="792"/>
+          </w:tcPr>
+          <w:p>
+            <w:r/>
+            <w:r>
+              <w:rPr>
+                <w:rFonts w:ascii="Arial" w:hAnsi="Arial" w:cs="Arial"/>
+                <w:b w:val="0"/>
+                <w:sz w:val="18"/>
               </w:rPr>
               <w:t>&lt;0.002</w:t>
             </w:r>
@@ -6368,65 +6799,24 @@
       </w:pPr>
       <w:bookmarkStart w:id="1" w:name="tbl_1"/>
       <w:bookmarkEnd w:id="1"/>
-      <w:r>
-        <w:rPr>
+      <w:proofErr w:type="spellStart"/>
+      <w:proofErr w:type="spellEnd"/>
+      <w:proofErr w:type="spellStart"/>
+      <w:proofErr w:type="spellEnd"/>
+      <w:r>
+        <w:rPr>
+          <w:rFonts w:ascii="Arial" w:hAnsi="Arial"/>
           <w:b/>
           <w:sz w:val="20"/>
         </w:rPr>
-        <w:t xml:space="preserve">Table 1. Associations of MD-COPD diagnostic categories with mortality and exacerbation outcomes under the CT-based and ESI-based frameworks. </w:t>
-      </w:r>
-      <w:r>
-        <w:rPr>
-          <w:bCs/>
+        <w:t xml:space="preserve">Table 1. </w:t>
+      </w:r>
+      <w:r>
+        <w:rPr>
+          <w:rFonts w:ascii="Arial" w:hAnsi="Arial"/>
           <w:sz w:val="20"/>
         </w:rPr>
-        <w:t xml:space="preserve">Cox proportional hazards (mortality) and negative binomial (exacerbations) models estimate the hazard ratio (HR) or incidence-rate ratio (IRR) for each MD-COPD category relative to the </w:t>
-      </w:r>
-      <w:proofErr w:type="spellStart"/>
-      <w:r>
-        <w:rPr>
-          <w:bCs/>
-          <w:sz w:val="20"/>
-        </w:rPr>
-        <w:t>noCOPD</w:t>
-      </w:r>
-      <w:proofErr w:type="spellEnd"/>
-      <w:r>
-        <w:rPr>
-          <w:bCs/>
-          <w:sz w:val="20"/>
-        </w:rPr>
-        <w:t xml:space="preserve"> reference. Adjustment covariates are age, sex, race, current smoking status, pack-years, and body mass index; 95% confidence intervals are shown. The CT vs ESI column reports a </w:t>
-      </w:r>
-      <w:r>
-        <w:rPr>
-          <w:bCs/>
-          <w:sz w:val="20"/>
-        </w:rPr>
-        <w:t>two-sided</w:t>
-      </w:r>
-      <w:r>
-        <w:rPr>
-          <w:bCs/>
-          <w:sz w:val="20"/>
-        </w:rPr>
-        <w:t xml:space="preserve"> p-value for the difference in effect estimate between the CT-based and ESI-based framework fits for the same category (see Methods). Per category effect difference details are reported in Supplemental Table 2. Category sizes under the CT-based framework are noCOPD n = 4,203, AFL-only-noCOPD n = 170, COPD minor pathway n = 1,086, and COPD major pathway n = 3,943; the ESI-based categories contain different participants, and the full cross-classification is shown in Figure 1B. The AFL-only-</w:t>
-      </w:r>
-      <w:proofErr w:type="spellStart"/>
-      <w:r>
-        <w:rPr>
-          <w:bCs/>
-          <w:sz w:val="20"/>
-        </w:rPr>
-        <w:t>noCOPD</w:t>
-      </w:r>
-      <w:proofErr w:type="spellEnd"/>
-      <w:r>
-        <w:rPr>
-          <w:bCs/>
-          <w:sz w:val="20"/>
-        </w:rPr>
-        <w:t xml:space="preserve"> category was omitted from this display because it was not significantly associated with any of the three outcomes. Abbreviations: CT, computed tomography; ESI, Emphysema Severity Index; HR, hazard ratio; IRR, incidence-rate ratio; CI, confidence interval; BMI, body mass index; AFL, airflow limitation; COPD, chronic obstructive pulmonary disease.</w:t>
+        <w:t>Associations of MD-COPD diagnostic categories with mortality and exacerbation outcomes under the CT-based and ESI-based frameworks. Crude rate ratios are the observed event rate in each category divided by the observed rate in the noCOPD reference of the same framework, with 95% percentile intervals from a paired subject resample bootstrap. Observed rates in the noCOPD reference are 1.49 deaths, 0.03 respiratory deaths and 12.38 exacerbations per 100 person-years under the CT-based framework, and 1.59, 0.04 and 13.73 respectively under the ESI-based framework. Adjusted estimates are hazard ratios from Cox proportional hazards models (mortality) and incidence-rate ratios from negative binomial models (exacerbations), each relative to the noCOPD reference; adjustment covariates are age, sex, race, current smoking status, pack-years and body mass index, with prior exacerbation frequency additionally included in the exacerbation models. Each p-value tests the difference between the CT-based and ESI-based estimate for that category on the log scale, by paired subject resample bootstrap; values reported as “&lt;0.002” denote combinations in which no resample crossed zero. Reading the two pairs of columns together shows how much of each association is accounted for by the covariates. Category sizes under the CT-based framework are noCOPD n = 4,203, AFL-only-noCOPD n = 170, COPD minor pathway n = 1,086 and COPD major pathway n = 3,943; the ESI-based categories contain different participants, and the full cross-classification is shown in Figure 1B. The AFL-only-noCOPD category is omitted from this display. Abbreviations: CT, computed tomography; ESI, Emphysema Severity Index; RR, rate ratio; HR, hazard ratio; IRR, incidence-rate ratio; CI, confidence interval.</w:t>
       </w:r>
     </w:p>
     <w:p/>
@@ -6459,9 +6849,12 @@
             <w:vAlign w:val="center"/>
           </w:tcPr>
           <w:p>
+            <w:r/>
             <w:r>
               <w:rPr>
+                <w:rFonts w:ascii="Arial" w:hAnsi="Arial" w:cs="Arial"/>
                 <w:b/>
+                <w:sz w:val="18"/>
               </w:rPr>
               <w:t>Classification group</w:t>
             </w:r>
@@ -6479,11 +6872,14 @@
             <w:vAlign w:val="center"/>
           </w:tcPr>
           <w:p>
+            <w:r/>
             <w:r>
               <w:rPr>
+                <w:rFonts w:ascii="Arial" w:hAnsi="Arial" w:cs="Arial"/>
                 <w:b/>
+                <w:sz w:val="18"/>
               </w:rPr>
-              <w:t>All-cause mortality HR (95% CI)</w:t>
+              <w:t>All-cause mortality</w:t>
             </w:r>
           </w:p>
         </w:tc>
@@ -6499,11 +6895,14 @@
             <w:vAlign w:val="center"/>
           </w:tcPr>
           <w:p>
+            <w:r/>
             <w:r>
               <w:rPr>
+                <w:rFonts w:ascii="Arial" w:hAnsi="Arial" w:cs="Arial"/>
                 <w:b/>
+                <w:sz w:val="18"/>
               </w:rPr>
-              <w:t>Respiratory mortality HR (95% CI)</w:t>
+              <w:t>Respiratory mortality</w:t>
             </w:r>
           </w:p>
         </w:tc>
@@ -6519,11 +6918,14 @@
             <w:vAlign w:val="center"/>
           </w:tcPr>
           <w:p>
+            <w:r/>
             <w:r>
               <w:rPr>
+                <w:rFonts w:ascii="Arial" w:hAnsi="Arial" w:cs="Arial"/>
                 <w:b/>
+                <w:sz w:val="18"/>
               </w:rPr>
-              <w:t>Exacerbation IRR (95% CI)</w:t>
+              <w:t>Exacerbations</w:t>
             </w:r>
           </w:p>
         </w:tc>
@@ -6543,38 +6945,14 @@
             </w:tcBorders>
           </w:tcPr>
           <w:p>
+            <w:r/>
             <w:r>
               <w:rPr>
-                <w:sz w:val="20"/>
+                <w:rFonts w:ascii="Arial" w:hAnsi="Arial" w:cs="Arial"/>
+                <w:b w:val="0"/>
+                <w:sz w:val="18"/>
               </w:rPr>
-              <w:t>Both-</w:t>
-            </w:r>
-            <w:proofErr w:type="spellStart"/>
-            <w:r>
-              <w:rPr>
-                <w:sz w:val="20"/>
-              </w:rPr>
-              <w:t>noCOPD</w:t>
-            </w:r>
-            <w:proofErr w:type="spellEnd"/>
-          </w:p>
-        </w:tc>
-        <w:tc>
-          <w:tcPr>
-            <w:tcW w:w="2304" w:type="dxa"/>
-            <w:tcBorders>
-              <w:top w:val="single" w:sz="6" w:space="0" w:color="000000"/>
-              <w:left w:val="single" w:sz="6" w:space="0" w:color="000000"/>
-              <w:bottom w:val="single" w:sz="6" w:space="0" w:color="000000"/>
-              <w:right w:val="single" w:sz="6" w:space="0" w:color="000000"/>
-            </w:tcBorders>
-          </w:tcPr>
-          <w:p>
-            <w:r>
-              <w:rPr>
-                <w:sz w:val="20"/>
-              </w:rPr>
-              <w:t>Reference</w:t>
+              <w:t>Both-noCOPD</w:t>
             </w:r>
           </w:p>
         </w:tc>
@@ -6589,11 +6967,14 @@
             </w:tcBorders>
           </w:tcPr>
           <w:p>
+            <w:r/>
             <w:r>
               <w:rPr>
-                <w:sz w:val="20"/>
+                <w:rFonts w:ascii="Arial" w:hAnsi="Arial" w:cs="Arial"/>
+                <w:b w:val="0"/>
+                <w:sz w:val="18"/>
               </w:rPr>
-              <w:t>Reference</w:t>
+              <w:t>1.48</w:t>
             </w:r>
           </w:p>
         </w:tc>
@@ -6608,11 +6989,36 @@
             </w:tcBorders>
           </w:tcPr>
           <w:p>
+            <w:r/>
             <w:r>
               <w:rPr>
-                <w:sz w:val="20"/>
+                <w:rFonts w:ascii="Arial" w:hAnsi="Arial" w:cs="Arial"/>
+                <w:b w:val="0"/>
+                <w:sz w:val="18"/>
               </w:rPr>
-              <w:t>Reference</w:t>
+              <w:t>0.03</w:t>
+            </w:r>
+          </w:p>
+        </w:tc>
+        <w:tc>
+          <w:tcPr>
+            <w:tcW w:w="2304" w:type="dxa"/>
+            <w:tcBorders>
+              <w:top w:val="single" w:sz="6" w:space="0" w:color="000000"/>
+              <w:left w:val="single" w:sz="6" w:space="0" w:color="000000"/>
+              <w:bottom w:val="single" w:sz="6" w:space="0" w:color="000000"/>
+              <w:right w:val="single" w:sz="6" w:space="0" w:color="000000"/>
+            </w:tcBorders>
+          </w:tcPr>
+          <w:p>
+            <w:r/>
+            <w:r>
+              <w:rPr>
+                <w:rFonts w:ascii="Arial" w:hAnsi="Arial" w:cs="Arial"/>
+                <w:b w:val="0"/>
+                <w:sz w:val="18"/>
+              </w:rPr>
+              <w:t>12.31</w:t>
             </w:r>
           </w:p>
         </w:tc>
@@ -6632,9 +7038,12 @@
             </w:tcBorders>
           </w:tcPr>
           <w:p>
+            <w:r/>
             <w:r>
               <w:rPr>
-                <w:sz w:val="20"/>
+                <w:rFonts w:ascii="Arial" w:hAnsi="Arial" w:cs="Arial"/>
+                <w:b w:val="0"/>
+                <w:sz w:val="18"/>
               </w:rPr>
               <w:t>CT-only-COPD</w:t>
             </w:r>
@@ -6651,11 +7060,14 @@
             </w:tcBorders>
           </w:tcPr>
           <w:p>
+            <w:r/>
             <w:r>
               <w:rPr>
-                <w:sz w:val="20"/>
+                <w:rFonts w:ascii="Arial" w:hAnsi="Arial" w:cs="Arial"/>
+                <w:b w:val="0"/>
+                <w:sz w:val="18"/>
               </w:rPr>
-              <w:t>1.53 (1.25–1.88)ᵃ</w:t>
+              <w:t>2.54</w:t>
             </w:r>
           </w:p>
         </w:tc>
@@ -6670,11 +7082,14 @@
             </w:tcBorders>
           </w:tcPr>
           <w:p>
+            <w:r/>
             <w:r>
               <w:rPr>
-                <w:sz w:val="20"/>
+                <w:rFonts w:ascii="Arial" w:hAnsi="Arial" w:cs="Arial"/>
+                <w:b w:val="0"/>
+                <w:sz w:val="18"/>
               </w:rPr>
-              <w:t>2.90 (0.91–9.28)ᵃ</w:t>
+              <w:t>0.09</w:t>
             </w:r>
           </w:p>
         </w:tc>
@@ -6689,11 +7104,14 @@
             </w:tcBorders>
           </w:tcPr>
           <w:p>
+            <w:r/>
             <w:r>
               <w:rPr>
-                <w:sz w:val="20"/>
+                <w:rFonts w:ascii="Arial" w:hAnsi="Arial" w:cs="Arial"/>
+                <w:b w:val="0"/>
+                <w:sz w:val="18"/>
               </w:rPr>
-              <w:t>2.00 (1.60–2.51)ᵃ</w:t>
+              <w:t>27.21</w:t>
             </w:r>
           </w:p>
         </w:tc>
@@ -6713,9 +7131,12 @@
             </w:tcBorders>
           </w:tcPr>
           <w:p>
+            <w:r/>
             <w:r>
               <w:rPr>
-                <w:sz w:val="20"/>
+                <w:rFonts w:ascii="Arial" w:hAnsi="Arial" w:cs="Arial"/>
+                <w:b w:val="0"/>
+                <w:sz w:val="18"/>
               </w:rPr>
               <w:t>ESI-only-COPD</w:t>
             </w:r>
@@ -6732,11 +7153,14 @@
             </w:tcBorders>
           </w:tcPr>
           <w:p>
+            <w:r/>
             <w:r>
               <w:rPr>
-                <w:sz w:val="20"/>
+                <w:rFonts w:ascii="Arial" w:hAnsi="Arial" w:cs="Arial"/>
+                <w:b w:val="0"/>
+                <w:sz w:val="18"/>
               </w:rPr>
-              <w:t>1.26 (0.76–2.07)ᵃ</w:t>
+              <w:t>1.89</w:t>
             </w:r>
           </w:p>
         </w:tc>
@@ -6751,11 +7175,14 @@
             </w:tcBorders>
           </w:tcPr>
           <w:p>
+            <w:r/>
             <w:r>
               <w:rPr>
-                <w:sz w:val="20"/>
+                <w:rFonts w:ascii="Arial" w:hAnsi="Arial" w:cs="Arial"/>
+                <w:b w:val="0"/>
+                <w:sz w:val="18"/>
               </w:rPr>
-              <w:t>4.86 (0.62–38.02)ᵃ</w:t>
+              <w:t>0.12</w:t>
             </w:r>
           </w:p>
         </w:tc>
@@ -6770,11 +7197,14 @@
             </w:tcBorders>
           </w:tcPr>
           <w:p>
+            <w:r/>
             <w:r>
               <w:rPr>
-                <w:sz w:val="20"/>
+                <w:rFonts w:ascii="Arial" w:hAnsi="Arial" w:cs="Arial"/>
+                <w:b w:val="0"/>
+                <w:sz w:val="18"/>
               </w:rPr>
-              <w:t>1.62 (0.97–2.68)ᵃ</w:t>
+              <w:t>16.28</w:t>
             </w:r>
           </w:p>
         </w:tc>
@@ -6794,9 +7224,12 @@
             </w:tcBorders>
           </w:tcPr>
           <w:p>
+            <w:r/>
             <w:r>
               <w:rPr>
-                <w:sz w:val="20"/>
+                <w:rFonts w:ascii="Arial" w:hAnsi="Arial" w:cs="Arial"/>
+                <w:b w:val="0"/>
+                <w:sz w:val="18"/>
               </w:rPr>
               <w:t>Both-COPD</w:t>
             </w:r>
@@ -6813,11 +7246,14 @@
             </w:tcBorders>
           </w:tcPr>
           <w:p>
+            <w:r/>
             <w:r>
               <w:rPr>
-                <w:sz w:val="20"/>
+                <w:rFonts w:ascii="Arial" w:hAnsi="Arial" w:cs="Arial"/>
+                <w:b w:val="0"/>
+                <w:sz w:val="18"/>
               </w:rPr>
-              <w:t>2.02 (1.66–2.46)ᵃ</w:t>
+              <w:t>2.98</w:t>
             </w:r>
           </w:p>
         </w:tc>
@@ -6832,11 +7268,14 @@
             </w:tcBorders>
           </w:tcPr>
           <w:p>
+            <w:r/>
             <w:r>
               <w:rPr>
-                <w:sz w:val="20"/>
+                <w:rFonts w:ascii="Arial" w:hAnsi="Arial" w:cs="Arial"/>
+                <w:b w:val="0"/>
+                <w:sz w:val="18"/>
               </w:rPr>
-              <w:t>6.10 (2.19–16.96)ᵃ</w:t>
+              <w:t>0.16</w:t>
             </w:r>
           </w:p>
         </w:tc>
@@ -6851,11 +7290,14 @@
             </w:tcBorders>
           </w:tcPr>
           <w:p>
+            <w:r/>
             <w:r>
               <w:rPr>
-                <w:sz w:val="20"/>
+                <w:rFonts w:ascii="Arial" w:hAnsi="Arial" w:cs="Arial"/>
+                <w:b w:val="0"/>
+                <w:sz w:val="18"/>
               </w:rPr>
-              <w:t>3.15 (2.52–3.93)ᵇ</w:t>
+              <w:t>49.57</w:t>
             </w:r>
           </w:p>
         </w:tc>
@@ -6864,73 +7306,530 @@
     <w:p>
       <w:bookmarkStart w:id="2" w:name="tbl_2"/>
       <w:bookmarkEnd w:id="2"/>
-      <w:r>
-        <w:rPr>
+      <w:proofErr w:type="spellStart"/>
+      <w:proofErr w:type="spellEnd"/>
+      <w:proofErr w:type="spellStart"/>
+      <w:proofErr w:type="spellEnd"/>
+      <w:r>
+        <w:rPr>
+          <w:rFonts w:ascii="Arial" w:hAnsi="Arial"/>
           <w:b/>
           <w:sz w:val="20"/>
         </w:rPr>
-        <w:t xml:space="preserve">Table 2. Mortality and exacerbation outcomes across the four cross-classification groups defined by CT-based and ESI-based COPD status. </w:t>
-      </w:r>
-      <w:r>
-        <w:rPr>
-          <w:bCs/>
+        <w:t xml:space="preserve">Table 2. </w:t>
+      </w:r>
+      <w:r>
+        <w:rPr>
+          <w:rFonts w:ascii="Arial" w:hAnsi="Arial"/>
           <w:sz w:val="20"/>
         </w:rPr>
-        <w:t>Analyses are restricted to the preserved-spirometry (minor pathway) subgroup, as in Figure 2. Participants meeting the major criterion, including the AFL-only-noCOPD category, are outside this subgroup by definition and are therefore not represented in this table; their outcomes appear in Table 1. Within that subgroup, participants are cross-classified by whether they meet the COPD definition under each framework, yielding four mutually exclusive groups: Both-</w:t>
-      </w:r>
+        <w:t>Observed event rates by cross-classification group. Rates are events per 100 person-years, unadjusted, within the preserved-spirometry (minor pathway) subgroup, as in Figure 2. Participants are cross-classified by whether they meet the COPD definition under each framework, yielding four mutually exclusive groups. These are the rates participants in each group experienced; the corresponding adjusted estimates are given in Table 3. Participants meeting the major criterion, including the AFL-only-noCOPD category, are outside this subgroup by definition and are therefore not represented here; their outcomes appear in Table 1. Mortality rates are computed on 5,289 participants and exacerbation rates on 4,635. Abbreviations: CT, computed tomography; ESI, Emphysema Severity Index; COPD, chronic obstructive pulmonary disease.</w:t>
+      </w:r>
+    </w:p>
+    <w:tbl>
+      <w:tblPr>
+        <w:tblStyle w:val="Grigliatabella"/>
+        <w:tblW w:w="0" w:type="auto"/>
+        <w:jc w:val="center"/>
+        <w:tblLook w:val="04A0" w:firstRow="1" w:lastRow="0" w:firstColumn="1" w:lastColumn="0" w:noHBand="0" w:noVBand="1"/>
+      </w:tblPr>
+      <w:tblGrid>
+        <w:gridCol w:w="2444"/>
+        <w:gridCol w:w="2299"/>
+        <w:gridCol w:w="2300"/>
+        <w:gridCol w:w="2301"/>
+      </w:tblGrid>
+      <w:tr>
+        <w:trPr>
+          <w:jc w:val="center"/>
+        </w:trPr>
+        <w:tc>
+          <w:tcPr>
+            <w:tcW w:w="2160" w:type="dxa"/>
+            <w:tcBorders>
+              <w:top w:val="single" w:sz="6" w:space="0" w:color="000000"/>
+              <w:left w:val="single" w:sz="6" w:space="0" w:color="000000"/>
+              <w:bottom w:val="single" w:sz="6" w:space="0" w:color="000000"/>
+              <w:right w:val="single" w:sz="6" w:space="0" w:color="000000"/>
+            </w:tcBorders>
+            <w:vAlign w:val="center"/>
+          </w:tcPr>
+          <w:p>
+            <w:r/>
+            <w:r>
+              <w:rPr>
+                <w:rFonts w:ascii="Arial" w:hAnsi="Arial" w:cs="Arial"/>
+                <w:b/>
+                <w:sz w:val="18"/>
+              </w:rPr>
+              <w:t>Classification group</w:t>
+            </w:r>
+          </w:p>
+        </w:tc>
+        <w:tc>
+          <w:tcPr>
+            <w:tcW w:w="2520" w:type="dxa"/>
+            <w:tcBorders>
+              <w:top w:val="single" w:sz="6" w:space="0" w:color="000000"/>
+              <w:left w:val="single" w:sz="6" w:space="0" w:color="000000"/>
+              <w:bottom w:val="single" w:sz="6" w:space="0" w:color="000000"/>
+              <w:right w:val="single" w:sz="6" w:space="0" w:color="000000"/>
+            </w:tcBorders>
+            <w:vAlign w:val="center"/>
+          </w:tcPr>
+          <w:p>
+            <w:r/>
+            <w:r>
+              <w:rPr>
+                <w:rFonts w:ascii="Arial" w:hAnsi="Arial" w:cs="Arial"/>
+                <w:b/>
+                <w:sz w:val="18"/>
+              </w:rPr>
+              <w:t>All-cause mortality HR (95% CI)</w:t>
+            </w:r>
+          </w:p>
+        </w:tc>
+        <w:tc>
+          <w:tcPr>
+            <w:tcW w:w="2520" w:type="dxa"/>
+            <w:tcBorders>
+              <w:top w:val="single" w:sz="6" w:space="0" w:color="000000"/>
+              <w:left w:val="single" w:sz="6" w:space="0" w:color="000000"/>
+              <w:bottom w:val="single" w:sz="6" w:space="0" w:color="000000"/>
+              <w:right w:val="single" w:sz="6" w:space="0" w:color="000000"/>
+            </w:tcBorders>
+            <w:vAlign w:val="center"/>
+          </w:tcPr>
+          <w:p>
+            <w:r/>
+            <w:r>
+              <w:rPr>
+                <w:rFonts w:ascii="Arial" w:hAnsi="Arial" w:cs="Arial"/>
+                <w:b/>
+                <w:sz w:val="18"/>
+              </w:rPr>
+              <w:t>Respiratory mortality HR (95% CI)</w:t>
+            </w:r>
+          </w:p>
+        </w:tc>
+        <w:tc>
+          <w:tcPr>
+            <w:tcW w:w="2160" w:type="dxa"/>
+            <w:tcBorders>
+              <w:top w:val="single" w:sz="6" w:space="0" w:color="000000"/>
+              <w:left w:val="single" w:sz="6" w:space="0" w:color="000000"/>
+              <w:bottom w:val="single" w:sz="6" w:space="0" w:color="000000"/>
+              <w:right w:val="single" w:sz="6" w:space="0" w:color="000000"/>
+            </w:tcBorders>
+            <w:vAlign w:val="center"/>
+          </w:tcPr>
+          <w:p>
+            <w:r/>
+            <w:r>
+              <w:rPr>
+                <w:rFonts w:ascii="Arial" w:hAnsi="Arial" w:cs="Arial"/>
+                <w:b/>
+                <w:sz w:val="18"/>
+              </w:rPr>
+              <w:t>Exacerbation IRR (95% CI)</w:t>
+            </w:r>
+          </w:p>
+        </w:tc>
+      </w:tr>
+      <w:tr>
+        <w:trPr>
+          <w:jc w:val="center"/>
+        </w:trPr>
+        <w:tc>
+          <w:tcPr>
+            <w:tcW w:w="2160" w:type="dxa"/>
+            <w:tcBorders>
+              <w:top w:val="single" w:sz="6" w:space="0" w:color="000000"/>
+              <w:left w:val="single" w:sz="6" w:space="0" w:color="000000"/>
+              <w:bottom w:val="single" w:sz="6" w:space="0" w:color="000000"/>
+              <w:right w:val="single" w:sz="6" w:space="0" w:color="000000"/>
+            </w:tcBorders>
+          </w:tcPr>
+          <w:p>
+            <w:r/>
+            <w:r>
+              <w:rPr>
+                <w:rFonts w:ascii="Arial" w:hAnsi="Arial" w:cs="Arial"/>
+                <w:b w:val="0"/>
+                <w:sz w:val="18"/>
+              </w:rPr>
+              <w:t>Both-noCOPD</w:t>
+            </w:r>
+          </w:p>
+        </w:tc>
+        <w:tc>
+          <w:tcPr>
+            <w:tcW w:w="2520" w:type="dxa"/>
+            <w:tcBorders>
+              <w:top w:val="single" w:sz="6" w:space="0" w:color="000000"/>
+              <w:left w:val="single" w:sz="6" w:space="0" w:color="000000"/>
+              <w:bottom w:val="single" w:sz="6" w:space="0" w:color="000000"/>
+              <w:right w:val="single" w:sz="6" w:space="0" w:color="000000"/>
+            </w:tcBorders>
+          </w:tcPr>
+          <w:p>
+            <w:r/>
+            <w:r>
+              <w:rPr>
+                <w:rFonts w:ascii="Arial" w:hAnsi="Arial" w:cs="Arial"/>
+                <w:b w:val="0"/>
+                <w:sz w:val="18"/>
+              </w:rPr>
+              <w:t>Reference</w:t>
+            </w:r>
+          </w:p>
+        </w:tc>
+        <w:tc>
+          <w:tcPr>
+            <w:tcW w:w="2520" w:type="dxa"/>
+            <w:tcBorders>
+              <w:top w:val="single" w:sz="6" w:space="0" w:color="000000"/>
+              <w:left w:val="single" w:sz="6" w:space="0" w:color="000000"/>
+              <w:bottom w:val="single" w:sz="6" w:space="0" w:color="000000"/>
+              <w:right w:val="single" w:sz="6" w:space="0" w:color="000000"/>
+            </w:tcBorders>
+          </w:tcPr>
+          <w:p>
+            <w:r/>
+            <w:r>
+              <w:rPr>
+                <w:rFonts w:ascii="Arial" w:hAnsi="Arial" w:cs="Arial"/>
+                <w:b w:val="0"/>
+                <w:sz w:val="18"/>
+              </w:rPr>
+              <w:t>Reference</w:t>
+            </w:r>
+          </w:p>
+        </w:tc>
+        <w:tc>
+          <w:tcPr>
+            <w:tcW w:w="2160" w:type="dxa"/>
+            <w:tcBorders>
+              <w:top w:val="single" w:sz="6" w:space="0" w:color="000000"/>
+              <w:left w:val="single" w:sz="6" w:space="0" w:color="000000"/>
+              <w:bottom w:val="single" w:sz="6" w:space="0" w:color="000000"/>
+              <w:right w:val="single" w:sz="6" w:space="0" w:color="000000"/>
+            </w:tcBorders>
+          </w:tcPr>
+          <w:p>
+            <w:r/>
+            <w:r>
+              <w:rPr>
+                <w:rFonts w:ascii="Arial" w:hAnsi="Arial" w:cs="Arial"/>
+                <w:b w:val="0"/>
+                <w:sz w:val="18"/>
+              </w:rPr>
+              <w:t>Reference</w:t>
+            </w:r>
+          </w:p>
+        </w:tc>
+      </w:tr>
+      <w:tr>
+        <w:trPr>
+          <w:jc w:val="center"/>
+        </w:trPr>
+        <w:tc>
+          <w:tcPr>
+            <w:tcW w:w="2160" w:type="dxa"/>
+            <w:tcBorders>
+              <w:top w:val="single" w:sz="6" w:space="0" w:color="000000"/>
+              <w:left w:val="single" w:sz="6" w:space="0" w:color="000000"/>
+              <w:bottom w:val="single" w:sz="6" w:space="0" w:color="000000"/>
+              <w:right w:val="single" w:sz="6" w:space="0" w:color="000000"/>
+            </w:tcBorders>
+          </w:tcPr>
+          <w:p>
+            <w:r/>
+            <w:r>
+              <w:rPr>
+                <w:rFonts w:ascii="Arial" w:hAnsi="Arial" w:cs="Arial"/>
+                <w:b w:val="0"/>
+                <w:sz w:val="18"/>
+              </w:rPr>
+              <w:t>CT-only-COPD</w:t>
+            </w:r>
+          </w:p>
+        </w:tc>
+        <w:tc>
+          <w:tcPr>
+            <w:tcW w:w="2520" w:type="dxa"/>
+            <w:tcBorders>
+              <w:top w:val="single" w:sz="6" w:space="0" w:color="000000"/>
+              <w:left w:val="single" w:sz="6" w:space="0" w:color="000000"/>
+              <w:bottom w:val="single" w:sz="6" w:space="0" w:color="000000"/>
+              <w:right w:val="single" w:sz="6" w:space="0" w:color="000000"/>
+            </w:tcBorders>
+          </w:tcPr>
+          <w:p>
+            <w:r/>
+            <w:r>
+              <w:rPr>
+                <w:rFonts w:ascii="Arial" w:hAnsi="Arial" w:cs="Arial"/>
+                <w:b w:val="0"/>
+                <w:sz w:val="18"/>
+              </w:rPr>
+              <w:t>1.53 (1.25–1.88)</w:t>
+            </w:r>
+          </w:p>
+        </w:tc>
+        <w:tc>
+          <w:tcPr>
+            <w:tcW w:w="2520" w:type="dxa"/>
+            <w:tcBorders>
+              <w:top w:val="single" w:sz="6" w:space="0" w:color="000000"/>
+              <w:left w:val="single" w:sz="6" w:space="0" w:color="000000"/>
+              <w:bottom w:val="single" w:sz="6" w:space="0" w:color="000000"/>
+              <w:right w:val="single" w:sz="6" w:space="0" w:color="000000"/>
+            </w:tcBorders>
+          </w:tcPr>
+          <w:p>
+            <w:r/>
+            <w:r>
+              <w:rPr>
+                <w:rFonts w:ascii="Arial" w:hAnsi="Arial" w:cs="Arial"/>
+                <w:b w:val="0"/>
+                <w:sz w:val="18"/>
+              </w:rPr>
+              <w:t>2.90 (0.91–9.28)</w:t>
+            </w:r>
+          </w:p>
+        </w:tc>
+        <w:tc>
+          <w:tcPr>
+            <w:tcW w:w="2160" w:type="dxa"/>
+            <w:tcBorders>
+              <w:top w:val="single" w:sz="6" w:space="0" w:color="000000"/>
+              <w:left w:val="single" w:sz="6" w:space="0" w:color="000000"/>
+              <w:bottom w:val="single" w:sz="6" w:space="0" w:color="000000"/>
+              <w:right w:val="single" w:sz="6" w:space="0" w:color="000000"/>
+            </w:tcBorders>
+          </w:tcPr>
+          <w:p>
+            <w:r/>
+            <w:r>
+              <w:rPr>
+                <w:rFonts w:ascii="Arial" w:hAnsi="Arial" w:cs="Arial"/>
+                <w:b w:val="0"/>
+                <w:sz w:val="18"/>
+              </w:rPr>
+              <w:t>1.69 (1.36–2.10)</w:t>
+            </w:r>
+          </w:p>
+        </w:tc>
+      </w:tr>
+      <w:tr>
+        <w:trPr>
+          <w:jc w:val="center"/>
+        </w:trPr>
+        <w:tc>
+          <w:tcPr>
+            <w:tcW w:w="2160" w:type="dxa"/>
+            <w:tcBorders>
+              <w:top w:val="single" w:sz="6" w:space="0" w:color="000000"/>
+              <w:left w:val="single" w:sz="6" w:space="0" w:color="000000"/>
+              <w:bottom w:val="single" w:sz="6" w:space="0" w:color="000000"/>
+              <w:right w:val="single" w:sz="6" w:space="0" w:color="000000"/>
+            </w:tcBorders>
+          </w:tcPr>
+          <w:p>
+            <w:r/>
+            <w:r>
+              <w:rPr>
+                <w:rFonts w:ascii="Arial" w:hAnsi="Arial" w:cs="Arial"/>
+                <w:b w:val="0"/>
+                <w:sz w:val="18"/>
+              </w:rPr>
+              <w:t>ESI-only-COPD</w:t>
+            </w:r>
+          </w:p>
+        </w:tc>
+        <w:tc>
+          <w:tcPr>
+            <w:tcW w:w="2520" w:type="dxa"/>
+            <w:tcBorders>
+              <w:top w:val="single" w:sz="6" w:space="0" w:color="000000"/>
+              <w:left w:val="single" w:sz="6" w:space="0" w:color="000000"/>
+              <w:bottom w:val="single" w:sz="6" w:space="0" w:color="000000"/>
+              <w:right w:val="single" w:sz="6" w:space="0" w:color="000000"/>
+            </w:tcBorders>
+          </w:tcPr>
+          <w:p>
+            <w:r/>
+            <w:r>
+              <w:rPr>
+                <w:rFonts w:ascii="Arial" w:hAnsi="Arial" w:cs="Arial"/>
+                <w:b w:val="0"/>
+                <w:sz w:val="18"/>
+              </w:rPr>
+              <w:t>1.26 (0.76–2.07)</w:t>
+            </w:r>
+          </w:p>
+        </w:tc>
+        <w:tc>
+          <w:tcPr>
+            <w:tcW w:w="2520" w:type="dxa"/>
+            <w:tcBorders>
+              <w:top w:val="single" w:sz="6" w:space="0" w:color="000000"/>
+              <w:left w:val="single" w:sz="6" w:space="0" w:color="000000"/>
+              <w:bottom w:val="single" w:sz="6" w:space="0" w:color="000000"/>
+              <w:right w:val="single" w:sz="6" w:space="0" w:color="000000"/>
+            </w:tcBorders>
+          </w:tcPr>
+          <w:p>
+            <w:r/>
+            <w:r>
+              <w:rPr>
+                <w:rFonts w:ascii="Arial" w:hAnsi="Arial" w:cs="Arial"/>
+                <w:b w:val="0"/>
+                <w:sz w:val="18"/>
+              </w:rPr>
+              <w:t>4.86 (0.62–38.02)</w:t>
+            </w:r>
+          </w:p>
+        </w:tc>
+        <w:tc>
+          <w:tcPr>
+            <w:tcW w:w="2160" w:type="dxa"/>
+            <w:tcBorders>
+              <w:top w:val="single" w:sz="6" w:space="0" w:color="000000"/>
+              <w:left w:val="single" w:sz="6" w:space="0" w:color="000000"/>
+              <w:bottom w:val="single" w:sz="6" w:space="0" w:color="000000"/>
+              <w:right w:val="single" w:sz="6" w:space="0" w:color="000000"/>
+            </w:tcBorders>
+          </w:tcPr>
+          <w:p>
+            <w:r/>
+            <w:r>
+              <w:rPr>
+                <w:rFonts w:ascii="Arial" w:hAnsi="Arial" w:cs="Arial"/>
+                <w:b w:val="0"/>
+                <w:sz w:val="18"/>
+              </w:rPr>
+              <w:t>1.32 (0.81–2.16)</w:t>
+            </w:r>
+          </w:p>
+        </w:tc>
+      </w:tr>
+      <w:tr>
+        <w:trPr>
+          <w:jc w:val="center"/>
+        </w:trPr>
+        <w:tc>
+          <w:tcPr>
+            <w:tcW w:w="2160" w:type="dxa"/>
+            <w:tcBorders>
+              <w:top w:val="single" w:sz="6" w:space="0" w:color="000000"/>
+              <w:left w:val="single" w:sz="6" w:space="0" w:color="000000"/>
+              <w:bottom w:val="single" w:sz="6" w:space="0" w:color="000000"/>
+              <w:right w:val="single" w:sz="6" w:space="0" w:color="000000"/>
+            </w:tcBorders>
+          </w:tcPr>
+          <w:p>
+            <w:r/>
+            <w:r>
+              <w:rPr>
+                <w:rFonts w:ascii="Arial" w:hAnsi="Arial" w:cs="Arial"/>
+                <w:b w:val="0"/>
+                <w:sz w:val="18"/>
+              </w:rPr>
+              <w:t>Both-COPD</w:t>
+            </w:r>
+          </w:p>
+        </w:tc>
+        <w:tc>
+          <w:tcPr>
+            <w:tcW w:w="2520" w:type="dxa"/>
+            <w:tcBorders>
+              <w:top w:val="single" w:sz="6" w:space="0" w:color="000000"/>
+              <w:left w:val="single" w:sz="6" w:space="0" w:color="000000"/>
+              <w:bottom w:val="single" w:sz="6" w:space="0" w:color="000000"/>
+              <w:right w:val="single" w:sz="6" w:space="0" w:color="000000"/>
+            </w:tcBorders>
+          </w:tcPr>
+          <w:p>
+            <w:r/>
+            <w:r>
+              <w:rPr>
+                <w:rFonts w:ascii="Arial" w:hAnsi="Arial" w:cs="Arial"/>
+                <w:b w:val="0"/>
+                <w:sz w:val="18"/>
+              </w:rPr>
+              <w:t>2.02 (1.66–2.46)</w:t>
+            </w:r>
+          </w:p>
+        </w:tc>
+        <w:tc>
+          <w:tcPr>
+            <w:tcW w:w="2520" w:type="dxa"/>
+            <w:tcBorders>
+              <w:top w:val="single" w:sz="6" w:space="0" w:color="000000"/>
+              <w:left w:val="single" w:sz="6" w:space="0" w:color="000000"/>
+              <w:bottom w:val="single" w:sz="6" w:space="0" w:color="000000"/>
+              <w:right w:val="single" w:sz="6" w:space="0" w:color="000000"/>
+            </w:tcBorders>
+          </w:tcPr>
+          <w:p>
+            <w:r/>
+            <w:r>
+              <w:rPr>
+                <w:rFonts w:ascii="Arial" w:hAnsi="Arial" w:cs="Arial"/>
+                <w:b w:val="0"/>
+                <w:sz w:val="18"/>
+              </w:rPr>
+              <w:t>6.10 (2.19–16.96)</w:t>
+            </w:r>
+          </w:p>
+        </w:tc>
+        <w:tc>
+          <w:tcPr>
+            <w:tcW w:w="2160" w:type="dxa"/>
+            <w:tcBorders>
+              <w:top w:val="single" w:sz="6" w:space="0" w:color="000000"/>
+              <w:left w:val="single" w:sz="6" w:space="0" w:color="000000"/>
+              <w:bottom w:val="single" w:sz="6" w:space="0" w:color="000000"/>
+              <w:right w:val="single" w:sz="6" w:space="0" w:color="000000"/>
+            </w:tcBorders>
+          </w:tcPr>
+          <w:p>
+            <w:r/>
+            <w:r>
+              <w:rPr>
+                <w:rFonts w:ascii="Arial" w:hAnsi="Arial" w:cs="Arial"/>
+                <w:b w:val="0"/>
+                <w:sz w:val="18"/>
+              </w:rPr>
+              <w:t>2.07 (1.66–2.59)</w:t>
+            </w:r>
+          </w:p>
+        </w:tc>
+      </w:tr>
+    </w:tbl>
+    <w:p>
+      <w:bookmarkStart w:id="2" w:name="tbl_2"/>
+      <w:bookmarkEnd w:id="2"/>
       <w:proofErr w:type="spellStart"/>
-      <w:r>
-        <w:rPr>
-          <w:bCs/>
+      <w:proofErr w:type="spellEnd"/>
+      <w:proofErr w:type="spellStart"/>
+      <w:proofErr w:type="spellEnd"/>
+      <w:r>
+        <w:rPr>
+          <w:rFonts w:ascii="Arial" w:hAnsi="Arial"/>
+          <w:b/>
           <w:sz w:val="20"/>
         </w:rPr>
-        <w:t>noCOPD</w:t>
-      </w:r>
-      <w:proofErr w:type="spellEnd"/>
-      <w:r>
-        <w:rPr>
-          <w:bCs/>
+        <w:t xml:space="preserve">Table 3. </w:t>
+      </w:r>
+      <w:r>
+        <w:rPr>
+          <w:rFonts w:ascii="Arial" w:hAnsi="Arial"/>
           <w:sz w:val="20"/>
         </w:rPr>
-        <w:t xml:space="preserve"> (reference), CT-only-COPD (CT-based only), ESI-only-COPD (ESI-based only), and Both-COPD. Cox proportional hazards models estimate the hazard ratio (HR) for all-cause and respiratory mortality; a negative binomial model estimates the incidence-rate ratio (IRR) for exacerbations. Adjustment covariates are age, sex, race, current smoking status, pack-years, and body mass index. The mortality models were fit on 5,289 participants and the exacerbation model on 4,635. Superscript letters after each estimate encode pairwise significance among the three COPD positive subgroups within each outcome column: within an outcome, groups sharing a letter did not differ significantly (single step adjusted Wald contrasts, </w:t>
-      </w:r>
-      <w:proofErr w:type="spellStart"/>
-      <w:r>
-        <w:rPr>
-          <w:bCs/>
-          <w:sz w:val="20"/>
-        </w:rPr>
-        <w:t>multcomp</w:t>
-      </w:r>
-      <w:proofErr w:type="spellEnd"/>
-      <w:r>
-        <w:rPr>
-          <w:bCs/>
-          <w:sz w:val="20"/>
-        </w:rPr>
-        <w:t xml:space="preserve">; α = 0.05); groups not sharing any letter differed significantly. </w:t>
-      </w:r>
-      <w:r>
-        <w:rPr>
-          <w:bCs/>
-          <w:sz w:val="20"/>
-        </w:rPr>
-        <w:t xml:space="preserve">Thus, the only significant difference was the Both-COPD group’s exacerbation IRR, which was significantly higher than both the CT-only (p=0.005) and ESI-only groups (p=0.037). </w:t>
-      </w:r>
-      <w:r>
-        <w:rPr>
-          <w:bCs/>
-          <w:sz w:val="20"/>
-        </w:rPr>
-        <w:t xml:space="preserve">Full pairwise contrast estimates are reported in Supplemental Table 3. Abbreviations: CT, computed tomography; ESI, Emphysema </w:t>
-      </w:r>
-      <w:r>
-        <w:rPr>
-          <w:bCs/>
-          <w:sz w:val="20"/>
-        </w:rPr>
-        <w:lastRenderedPageBreak/>
-        <w:t>Severity Index; COPD, chronic obstructive pulmonary disease; HR, hazard ratio; IRR, incidence-rate ratio; CI, confidence interval; BMI, body mass index.</w:t>
+        <w:t>Adjusted associations by cross-classification group. Cox proportional hazards models estimate the hazard ratio for all-cause and respiratory mortality, and a negative binomial model with a follow-up-year offset estimates the incidence-rate ratio for exacerbations, each relative to the Both-noCOPD reference. Adjustment covariates are age, sex, race, current smoking status, pack-years and body mass index, with prior exacerbation frequency additionally included in the exacerbation model. Groups are defined as in Table 2, which reports the observed rates these estimates adjust. Pairwise contrasts among the three COPD-positive groups were tested on the log scale with single-step adjusted p-values (multcomp); no contrast reached significance for any outcome, so no significance letters are shown. Full contrast estimates are reported in Supplemental Table 3. Abbreviations: CT, computed tomography; ESI, Emphysema Severity Index; COPD, chronic obstructive pulmonary disease; HR, hazard ratio; IRR, incidence-rate ratio; CI, confidence interval.</w:t>
       </w:r>
     </w:p>
     <w:p>

--- a/manuscript/ESI manuscript draft v15 2026.8.31_PJC.docx
+++ b/manuscript/ESI manuscript draft v15 2026.8.31_PJC.docx
@@ -1986,7 +1986,7 @@
           <w:rFonts w:eastAsia="Times New Roman"/>
           <w:lang w:eastAsia="it-IT"/>
         </w:rPr>
-        <w:t xml:space="preserve"> decline. Three adjustment sets were used. For mortality and exacerbation models, covariates were age, sex, race, current smoking status, pack-years, and body mass index (BMI); exacerbation models additionally adjusted for prior exacerbation frequency at baseline, consistent with the original MD-COPD report. For the FEV</w:t>
+        <w:t xml:space="preserve"> decline. Adjustment sets were as follows. For mortality and exacerbation models, covariates were age, sex, race, current smoking status, pack-years, and body mass index (BMI); exacerbation models additionally adjusted for prior exacerbation frequency at baseline, consistent with the original MD-COPD report. For the FEV</w:t>
       </w:r>
       <w:r>
         <w:rPr>
@@ -2448,7 +2448,7 @@
           <w:rFonts w:eastAsia="Times New Roman"/>
           <w:lang w:eastAsia="it-IT"/>
         </w:rPr>
-        <w:t>The original CT-based and ESI-based multidimensional classifications yielded comparable associations with mortality and prospective exacerbations (Table 1). Across outcomes, adjusted HRs and IRRs for COPD minor pathway and COPD major pathway categories were similar between the two frameworks, although for the COPD major pathway group the CT-based classification did have a significantly higher HR for all-cause mortality and higher IRR for exacerbations. There was no significant difference between the two classifications for the COPD minor pathway groups. Under both frameworks, the AFL-only-</w:t>
+        <w:t>The original CT-based and ESI-based multidimensional classifications yielded comparable associations with mortality and prospective exacerbations (Table 1). Across outcomes, adjusted HRs and IRRs for COPD minor pathway and COPD major pathway categories were similar between the two frameworks, although for the COPD major pathway group the CT-based classification did have a significantly higher HR for all-cause mortality and higher IRR for exacerbations. There was no significant difference between the two classifications for the COPD minor pathway groups. The AFL-only-noCOPD category was not significantly associated with mortality under either framework. For exacerbations it was null under the ESI-based framework (IRR 1.01, 95% CI 0.66–1.52) but reached nominal significance under the CT-based framework (IRR 1.35, 95% CI 1.00–1.81, p = 0.049), a small relative effect on an observed rate of 14.2 per 100 person-years against 12.4 in the noCOPD reference. This category is otherwise consistent with its classification outside the multidimensional COPD categories.</w:t>
       </w:r>
       <w:proofErr w:type="spellStart"/>
       <w:r>
@@ -2456,7 +2456,6 @@
           <w:rFonts w:eastAsia="Times New Roman"/>
           <w:lang w:eastAsia="it-IT"/>
         </w:rPr>
-        <w:t>noCOPD</w:t>
       </w:r>
       <w:proofErr w:type="spellEnd"/>
       <w:r>
@@ -2464,7 +2463,6 @@
           <w:rFonts w:eastAsia="Times New Roman"/>
           <w:lang w:eastAsia="it-IT"/>
         </w:rPr>
-        <w:t xml:space="preserve"> category was not significantly associated with increased risk across evaluated outcomes, consistent with its classification outside the multidimensional COPD categories.</w:t>
       </w:r>
     </w:p>
     <w:p>
@@ -3197,7 +3195,7 @@
           <w:rFonts w:eastAsia="Times New Roman"/>
           <w:lang w:eastAsia="it-IT"/>
         </w:rPr>
-        <w:t>An additional observation supporting the multidimensional concept was the behavior of participants with airflow limitation alone. Participants classified as AFL-only-</w:t>
+        <w:t>An additional observation supporting the multidimensional concept was the behavior of participants with airflow limitation alone. Participants classified as AFL-only-noCOPD did not demonstrate significantly increased mortality under either framework, and their observed exacerbation rate was close to that of the noCOPD reference; the CT-based exacerbation estimate reached nominal significance after adjustment, but the underlying rate difference was small.</w:t>
       </w:r>
       <w:proofErr w:type="spellStart"/>
       <w:r>
@@ -3205,7 +3203,6 @@
           <w:rFonts w:eastAsia="Times New Roman"/>
           <w:lang w:eastAsia="it-IT"/>
         </w:rPr>
-        <w:t>noCOPD</w:t>
       </w:r>
       <w:proofErr w:type="spellEnd"/>
       <w:r>
@@ -3213,7 +3210,7 @@
           <w:rFonts w:eastAsia="Times New Roman"/>
           <w:lang w:eastAsia="it-IT"/>
         </w:rPr>
-        <w:t xml:space="preserve"> did not demonstrate significantly increased risk of mortality or exacerbations under either the CT-based or ESI-based framework. This observation supports the concept that multidimensional COPD classification may improve diagnostic specificity by distinguishing isolated airflow limitation from broader disease expression characterized by structural, </w:t>
+        <w:t xml:space="preserve"> This observation supports the concept that multidimensional COPD classification may improve diagnostic specificity by distinguishing isolated airflow limitation from broader disease expression characterized by structural, </w:t>
       </w:r>
       <w:proofErr w:type="spellStart"/>
       <w:r>

--- a/manuscript/ESI manuscript draft v15 2026.8.31_PJC.docx
+++ b/manuscript/ESI manuscript draft v15 2026.8.31_PJC.docx
@@ -5681,14 +5681,13 @@
             <w:vAlign w:val="center"/>
           </w:tcPr>
           <w:p>
-            <w:r/>
             <w:r>
               <w:rPr>
                 <w:rFonts w:ascii="Arial" w:hAnsi="Arial" w:cs="Arial"/>
+                <w:sz w:val="18"/>
                 <w:b/>
-                <w:sz w:val="18"/>
               </w:rPr>
-              <w:t>Outcome (metric)</w:t>
+              <w:t xml:space="preserve">Outcome (metric)</w:t>
             </w:r>
           </w:p>
         </w:tc>
@@ -5704,14 +5703,13 @@
             <w:vAlign w:val="center"/>
           </w:tcPr>
           <w:p>
-            <w:r/>
             <w:r>
               <w:rPr>
                 <w:rFonts w:ascii="Arial" w:hAnsi="Arial" w:cs="Arial"/>
+                <w:sz w:val="18"/>
                 <w:b/>
-                <w:sz w:val="18"/>
               </w:rPr>
-              <w:t>Category</w:t>
+              <w:t xml:space="preserve">Category</w:t>
             </w:r>
           </w:p>
         </w:tc>
@@ -5727,14 +5725,13 @@
             <w:vAlign w:val="center"/>
           </w:tcPr>
           <w:p>
-            <w:r/>
             <w:r>
               <w:rPr>
                 <w:rFonts w:ascii="Arial" w:hAnsi="Arial" w:cs="Arial"/>
+                <w:sz w:val="18"/>
                 <w:b/>
-                <w:sz w:val="18"/>
               </w:rPr>
-              <w:t>Crude RR (CT)</w:t>
+              <w:t xml:space="preserve">Crude RR (CT)</w:t>
             </w:r>
           </w:p>
         </w:tc>
@@ -5750,14 +5747,13 @@
             <w:vAlign w:val="center"/>
           </w:tcPr>
           <w:p>
-            <w:r/>
             <w:r>
               <w:rPr>
                 <w:rFonts w:ascii="Arial" w:hAnsi="Arial" w:cs="Arial"/>
+                <w:sz w:val="18"/>
                 <w:b/>
-                <w:sz w:val="18"/>
               </w:rPr>
-              <w:t>Crude RR (ESI)</w:t>
+              <w:t xml:space="preserve">Crude RR (ESI)</w:t>
             </w:r>
           </w:p>
         </w:tc>
@@ -5773,14 +5769,13 @@
             <w:vAlign w:val="center"/>
           </w:tcPr>
           <w:p>
-            <w:r/>
             <w:r>
               <w:rPr>
                 <w:rFonts w:ascii="Arial" w:hAnsi="Arial" w:cs="Arial"/>
+                <w:sz w:val="18"/>
                 <w:b/>
-                <w:sz w:val="18"/>
               </w:rPr>
-              <w:t>p-value</w:t>
+              <w:t xml:space="preserve">p-value</w:t>
             </w:r>
           </w:p>
         </w:tc>
@@ -5789,14 +5784,13 @@
             <w:tcW w:type="dxa" w:w="1800"/>
           </w:tcPr>
           <w:p>
-            <w:r/>
             <w:r>
               <w:rPr>
                 <w:rFonts w:ascii="Arial" w:hAnsi="Arial" w:cs="Arial"/>
+                <w:sz w:val="18"/>
                 <w:b/>
-                <w:sz w:val="18"/>
               </w:rPr>
-              <w:t>Adjusted Rate (CT)</w:t>
+              <w:t xml:space="preserve">Adjusted Rate (CT)</w:t>
             </w:r>
           </w:p>
         </w:tc>
@@ -5805,14 +5799,13 @@
             <w:tcW w:type="dxa" w:w="1800"/>
           </w:tcPr>
           <w:p>
-            <w:r/>
             <w:r>
               <w:rPr>
                 <w:rFonts w:ascii="Arial" w:hAnsi="Arial" w:cs="Arial"/>
+                <w:sz w:val="18"/>
                 <w:b/>
-                <w:sz w:val="18"/>
               </w:rPr>
-              <w:t>Adjusted Rate (ESI)</w:t>
+              <w:t xml:space="preserve">Adjusted Rate (ESI)</w:t>
             </w:r>
           </w:p>
         </w:tc>
@@ -5821,14 +5814,13 @@
             <w:tcW w:type="dxa" w:w="792"/>
           </w:tcPr>
           <w:p>
-            <w:r/>
             <w:r>
               <w:rPr>
                 <w:rFonts w:ascii="Arial" w:hAnsi="Arial" w:cs="Arial"/>
+                <w:sz w:val="18"/>
                 <w:b/>
-                <w:sz w:val="18"/>
               </w:rPr>
-              <w:t>p-value</w:t>
+              <w:t xml:space="preserve">p-value</w:t>
             </w:r>
           </w:p>
         </w:tc>
@@ -5840,7 +5832,6 @@
         <w:tc>
           <w:tcPr>
             <w:tcW w:w="1656" w:type="dxa"/>
-            <w:vMerge w:val="restart"/>
             <w:tcBorders>
               <w:top w:val="single" w:sz="6" w:space="0" w:color="000000"/>
               <w:left w:val="single" w:sz="6" w:space="0" w:color="000000"/>
@@ -5849,14 +5840,12 @@
             </w:tcBorders>
           </w:tcPr>
           <w:p>
-            <w:r/>
             <w:r>
               <w:rPr>
                 <w:rFonts w:ascii="Arial" w:hAnsi="Arial" w:cs="Arial"/>
-                <w:b w:val="0"/>
                 <w:sz w:val="18"/>
               </w:rPr>
-              <w:t>All-cause mortality (HR)</w:t>
+              <w:t xml:space="preserve">All-cause mortality (HR)</w:t>
             </w:r>
           </w:p>
         </w:tc>
@@ -5871,14 +5860,12 @@
             </w:tcBorders>
           </w:tcPr>
           <w:p>
-            <w:r/>
             <w:r>
               <w:rPr>
                 <w:rFonts w:ascii="Arial" w:hAnsi="Arial" w:cs="Arial"/>
-                <w:b w:val="0"/>
                 <w:sz w:val="18"/>
               </w:rPr>
-              <w:t>COPD minor pathway</w:t>
+              <w:t xml:space="preserve">AFL-only-noCOPD</w:t>
             </w:r>
           </w:p>
         </w:tc>
@@ -5893,14 +5880,12 @@
             </w:tcBorders>
           </w:tcPr>
           <w:p>
-            <w:r/>
             <w:r>
               <w:rPr>
                 <w:rFonts w:ascii="Arial" w:hAnsi="Arial" w:cs="Arial"/>
-                <w:b w:val="0"/>
                 <w:sz w:val="18"/>
               </w:rPr>
-              <w:t>1.85 (1.59–2.14)</w:t>
+              <w:t xml:space="preserve">1.08 (0.72–1.51)</w:t>
             </w:r>
           </w:p>
         </w:tc>
@@ -5915,14 +5900,12 @@
             </w:tcBorders>
           </w:tcPr>
           <w:p>
-            <w:r/>
             <w:r>
               <w:rPr>
                 <w:rFonts w:ascii="Arial" w:hAnsi="Arial" w:cs="Arial"/>
-                <w:b w:val="0"/>
                 <w:sz w:val="18"/>
               </w:rPr>
-              <w:t>1.77 (1.46–2.08)</w:t>
+              <w:t xml:space="preserve">1.24 (0.72–1.83)</w:t>
             </w:r>
           </w:p>
         </w:tc>
@@ -5937,14 +5920,12 @@
             </w:tcBorders>
           </w:tcPr>
           <w:p>
-            <w:r/>
             <w:r>
               <w:rPr>
                 <w:rFonts w:ascii="Arial" w:hAnsi="Arial" w:cs="Arial"/>
-                <w:b w:val="0"/>
                 <w:sz w:val="18"/>
               </w:rPr>
-              <w:t>0.49</w:t>
+              <w:t xml:space="preserve">0.58</w:t>
             </w:r>
           </w:p>
         </w:tc>
@@ -5953,14 +5934,12 @@
             <w:tcW w:type="dxa" w:w="1800"/>
           </w:tcPr>
           <w:p>
-            <w:r/>
             <w:r>
               <w:rPr>
                 <w:rFonts w:ascii="Arial" w:hAnsi="Arial" w:cs="Arial"/>
-                <w:b w:val="0"/>
                 <w:sz w:val="18"/>
               </w:rPr>
-              <w:t>1.91 (1.64–2.22)</w:t>
+              <w:t xml:space="preserve">0.90 (0.62–1.30)</w:t>
             </w:r>
           </w:p>
         </w:tc>
@@ -5969,14 +5948,12 @@
             <w:tcW w:type="dxa" w:w="1800"/>
           </w:tcPr>
           <w:p>
-            <w:r/>
             <w:r>
               <w:rPr>
                 <w:rFonts w:ascii="Arial" w:hAnsi="Arial" w:cs="Arial"/>
-                <w:b w:val="0"/>
                 <w:sz w:val="18"/>
               </w:rPr>
-              <w:t>1.94 (1.63–2.32)</w:t>
+              <w:t xml:space="preserve">0.91 (0.57–1.46)</w:t>
             </w:r>
           </w:p>
         </w:tc>
@@ -5985,14 +5962,12 @@
             <w:tcW w:type="dxa" w:w="792"/>
           </w:tcPr>
           <w:p>
-            <w:r/>
             <w:r>
               <w:rPr>
                 <w:rFonts w:ascii="Arial" w:hAnsi="Arial" w:cs="Arial"/>
-                <w:b w:val="0"/>
                 <w:sz w:val="18"/>
               </w:rPr>
-              <w:t>0.85</w:t>
+              <w:t xml:space="preserve">0.94</w:t>
             </w:r>
           </w:p>
         </w:tc>
@@ -6004,7 +5979,6 @@
         <w:tc>
           <w:tcPr>
             <w:tcW w:w="2088" w:type="dxa"/>
-            <w:vMerge/>
             <w:tcBorders>
               <w:top w:val="nil"/>
               <w:left w:val="single" w:sz="6" w:space="0" w:color="000000"/>
@@ -6012,27 +5986,13 @@
               <w:right w:val="single" w:sz="6" w:space="0" w:color="000000"/>
             </w:tcBorders>
           </w:tcPr>
-          <w:p/>
-        </w:tc>
-        <w:tc>
-          <w:tcPr>
-            <w:tcW w:w="1656" w:type="dxa"/>
-            <w:tcBorders>
-              <w:top w:val="single" w:sz="6" w:space="0" w:color="000000"/>
-              <w:left w:val="single" w:sz="6" w:space="0" w:color="000000"/>
-              <w:bottom w:val="single" w:sz="6" w:space="0" w:color="000000"/>
-              <w:right w:val="single" w:sz="6" w:space="0" w:color="000000"/>
-            </w:tcBorders>
-          </w:tcPr>
           <w:p>
-            <w:r/>
             <w:r>
               <w:rPr>
                 <w:rFonts w:ascii="Arial" w:hAnsi="Arial" w:cs="Arial"/>
-                <w:b w:val="0"/>
                 <w:sz w:val="18"/>
               </w:rPr>
-              <w:t>COPD major pathway</w:t>
+              <w:t xml:space="preserve">All-cause mortality (HR)</w:t>
             </w:r>
           </w:p>
         </w:tc>
@@ -6047,14 +6007,12 @@
             </w:tcBorders>
           </w:tcPr>
           <w:p>
-            <w:r/>
             <w:r>
               <w:rPr>
                 <w:rFonts w:ascii="Arial" w:hAnsi="Arial" w:cs="Arial"/>
-                <w:b w:val="0"/>
                 <w:sz w:val="18"/>
               </w:rPr>
-              <w:t>3.39 (3.09–3.71)</w:t>
+              <w:t xml:space="preserve">COPD minor pathway</w:t>
             </w:r>
           </w:p>
         </w:tc>
@@ -6069,14 +6027,32 @@
             </w:tcBorders>
           </w:tcPr>
           <w:p>
-            <w:r/>
             <w:r>
               <w:rPr>
                 <w:rFonts w:ascii="Arial" w:hAnsi="Arial" w:cs="Arial"/>
-                <w:b w:val="0"/>
                 <w:sz w:val="18"/>
               </w:rPr>
-              <w:t>3.12 (2.87–3.38)</w:t>
+              <w:t xml:space="preserve">1.85 (1.59–2.14)</w:t>
+            </w:r>
+          </w:p>
+        </w:tc>
+        <w:tc>
+          <w:tcPr>
+            <w:tcW w:w="1656" w:type="dxa"/>
+            <w:tcBorders>
+              <w:top w:val="single" w:sz="6" w:space="0" w:color="000000"/>
+              <w:left w:val="single" w:sz="6" w:space="0" w:color="000000"/>
+              <w:bottom w:val="single" w:sz="6" w:space="0" w:color="000000"/>
+              <w:right w:val="single" w:sz="6" w:space="0" w:color="000000"/>
+            </w:tcBorders>
+          </w:tcPr>
+          <w:p>
+            <w:r>
+              <w:rPr>
+                <w:rFonts w:ascii="Arial" w:hAnsi="Arial" w:cs="Arial"/>
+                <w:sz w:val="18"/>
+              </w:rPr>
+              <w:t xml:space="preserve">1.77 (1.46–2.08)</w:t>
             </w:r>
           </w:p>
         </w:tc>
@@ -6091,14 +6067,12 @@
             </w:tcBorders>
           </w:tcPr>
           <w:p>
-            <w:r/>
             <w:r>
               <w:rPr>
                 <w:rFonts w:ascii="Arial" w:hAnsi="Arial" w:cs="Arial"/>
-                <w:b w:val="0"/>
                 <w:sz w:val="18"/>
               </w:rPr>
-              <w:t>&lt;0.01</w:t>
+              <w:t xml:space="preserve">0.49</w:t>
             </w:r>
           </w:p>
         </w:tc>
@@ -6107,14 +6081,12 @@
             <w:tcW w:type="dxa" w:w="1800"/>
           </w:tcPr>
           <w:p>
-            <w:r/>
             <w:r>
               <w:rPr>
                 <w:rFonts w:ascii="Arial" w:hAnsi="Arial" w:cs="Arial"/>
-                <w:b w:val="0"/>
                 <w:sz w:val="18"/>
               </w:rPr>
-              <w:t>2.59 (2.35–2.86)</w:t>
+              <w:t xml:space="preserve">1.91 (1.64–2.22)</w:t>
             </w:r>
           </w:p>
         </w:tc>
@@ -6123,14 +6095,12 @@
             <w:tcW w:type="dxa" w:w="1800"/>
           </w:tcPr>
           <w:p>
-            <w:r/>
             <w:r>
               <w:rPr>
                 <w:rFonts w:ascii="Arial" w:hAnsi="Arial" w:cs="Arial"/>
-                <w:b w:val="0"/>
                 <w:sz w:val="18"/>
               </w:rPr>
-              <w:t>2.39 (2.18–2.63)</w:t>
+              <w:t xml:space="preserve">1.94 (1.63–2.32)</w:t>
             </w:r>
           </w:p>
         </w:tc>
@@ -6139,14 +6109,12 @@
             <w:tcW w:type="dxa" w:w="792"/>
           </w:tcPr>
           <w:p>
-            <w:r/>
             <w:r>
               <w:rPr>
                 <w:rFonts w:ascii="Arial" w:hAnsi="Arial" w:cs="Arial"/>
-                <w:b w:val="0"/>
                 <w:sz w:val="18"/>
               </w:rPr>
-              <w:t>&lt;0.002</w:t>
+              <w:t xml:space="preserve">0.85</w:t>
             </w:r>
           </w:p>
         </w:tc>
@@ -6158,7 +6126,6 @@
         <w:tc>
           <w:tcPr>
             <w:tcW w:w="1656" w:type="dxa"/>
-            <w:vMerge w:val="restart"/>
             <w:tcBorders>
               <w:top w:val="single" w:sz="6" w:space="0" w:color="000000"/>
               <w:left w:val="single" w:sz="6" w:space="0" w:color="000000"/>
@@ -6167,14 +6134,12 @@
             </w:tcBorders>
           </w:tcPr>
           <w:p>
-            <w:r/>
             <w:r>
               <w:rPr>
                 <w:rFonts w:ascii="Arial" w:hAnsi="Arial" w:cs="Arial"/>
-                <w:b w:val="0"/>
                 <w:sz w:val="18"/>
               </w:rPr>
-              <w:t>Respiratory mortality (HR)</w:t>
+              <w:t xml:space="preserve">All-cause mortality (HR)</w:t>
             </w:r>
           </w:p>
         </w:tc>
@@ -6189,14 +6154,12 @@
             </w:tcBorders>
           </w:tcPr>
           <w:p>
-            <w:r/>
             <w:r>
               <w:rPr>
                 <w:rFonts w:ascii="Arial" w:hAnsi="Arial" w:cs="Arial"/>
-                <w:b w:val="0"/>
                 <w:sz w:val="18"/>
               </w:rPr>
-              <w:t>COPD minor pathway</w:t>
+              <w:t xml:space="preserve">COPD major pathway</w:t>
             </w:r>
           </w:p>
         </w:tc>
@@ -6211,14 +6174,12 @@
             </w:tcBorders>
           </w:tcPr>
           <w:p>
-            <w:r/>
             <w:r>
               <w:rPr>
                 <w:rFonts w:ascii="Arial" w:hAnsi="Arial" w:cs="Arial"/>
-                <w:b w:val="0"/>
                 <w:sz w:val="18"/>
               </w:rPr>
-              <w:t>3.90 (1.60–9.11)</w:t>
+              <w:t xml:space="preserve">3.39 (3.09–3.71)</w:t>
             </w:r>
           </w:p>
         </w:tc>
@@ -6233,14 +6194,12 @@
             </w:tcBorders>
           </w:tcPr>
           <w:p>
-            <w:r/>
             <w:r>
               <w:rPr>
                 <w:rFonts w:ascii="Arial" w:hAnsi="Arial" w:cs="Arial"/>
-                <w:b w:val="0"/>
                 <w:sz w:val="18"/>
               </w:rPr>
-              <w:t>4.22 (1.48–9.78)</w:t>
+              <w:t xml:space="preserve">3.12 (2.87–3.38)</w:t>
             </w:r>
           </w:p>
         </w:tc>
@@ -6255,14 +6214,12 @@
             </w:tcBorders>
           </w:tcPr>
           <w:p>
-            <w:r/>
             <w:r>
               <w:rPr>
                 <w:rFonts w:ascii="Arial" w:hAnsi="Arial" w:cs="Arial"/>
-                <w:b w:val="0"/>
                 <w:sz w:val="18"/>
               </w:rPr>
-              <w:t>0.86</w:t>
+              <w:t xml:space="preserve">&lt;0.01</w:t>
             </w:r>
           </w:p>
         </w:tc>
@@ -6271,14 +6228,12 @@
             <w:tcW w:type="dxa" w:w="1800"/>
           </w:tcPr>
           <w:p>
-            <w:r/>
             <w:r>
               <w:rPr>
                 <w:rFonts w:ascii="Arial" w:hAnsi="Arial" w:cs="Arial"/>
-                <w:b w:val="0"/>
                 <w:sz w:val="18"/>
               </w:rPr>
-              <w:t>4.80 (2.14–10.76)</w:t>
+              <w:t xml:space="preserve">2.59 (2.35–2.86)</w:t>
             </w:r>
           </w:p>
         </w:tc>
@@ -6287,14 +6242,12 @@
             <w:tcW w:type="dxa" w:w="1800"/>
           </w:tcPr>
           <w:p>
-            <w:r/>
             <w:r>
               <w:rPr>
                 <w:rFonts w:ascii="Arial" w:hAnsi="Arial" w:cs="Arial"/>
-                <w:b w:val="0"/>
                 <w:sz w:val="18"/>
               </w:rPr>
-              <w:t>5.68 (2.43–13.32)</w:t>
+              <w:t xml:space="preserve">2.39 (2.18–2.63)</w:t>
             </w:r>
           </w:p>
         </w:tc>
@@ -6303,14 +6256,12 @@
             <w:tcW w:type="dxa" w:w="792"/>
           </w:tcPr>
           <w:p>
-            <w:r/>
             <w:r>
               <w:rPr>
                 <w:rFonts w:ascii="Arial" w:hAnsi="Arial" w:cs="Arial"/>
-                <w:b w:val="0"/>
                 <w:sz w:val="18"/>
               </w:rPr>
-              <w:t>0.70</w:t>
+              <w:t xml:space="preserve">&lt;0.002</w:t>
             </w:r>
           </w:p>
         </w:tc>
@@ -6322,7 +6273,6 @@
         <w:tc>
           <w:tcPr>
             <w:tcW w:w="2088" w:type="dxa"/>
-            <w:vMerge/>
             <w:tcBorders>
               <w:top w:val="nil"/>
               <w:left w:val="single" w:sz="6" w:space="0" w:color="000000"/>
@@ -6330,27 +6280,13 @@
               <w:right w:val="single" w:sz="6" w:space="0" w:color="000000"/>
             </w:tcBorders>
           </w:tcPr>
-          <w:p/>
-        </w:tc>
-        <w:tc>
-          <w:tcPr>
-            <w:tcW w:w="1656" w:type="dxa"/>
-            <w:tcBorders>
-              <w:top w:val="single" w:sz="6" w:space="0" w:color="000000"/>
-              <w:left w:val="single" w:sz="6" w:space="0" w:color="000000"/>
-              <w:bottom w:val="single" w:sz="6" w:space="0" w:color="000000"/>
-              <w:right w:val="single" w:sz="6" w:space="0" w:color="000000"/>
-            </w:tcBorders>
-          </w:tcPr>
           <w:p>
-            <w:r/>
             <w:r>
               <w:rPr>
                 <w:rFonts w:ascii="Arial" w:hAnsi="Arial" w:cs="Arial"/>
-                <w:b w:val="0"/>
                 <w:sz w:val="18"/>
               </w:rPr>
-              <w:t>COPD major pathway</w:t>
+              <w:t xml:space="preserve">Respiratory mortality (HR)</w:t>
             </w:r>
           </w:p>
         </w:tc>
@@ -6365,14 +6301,12 @@
             </w:tcBorders>
           </w:tcPr>
           <w:p>
-            <w:r/>
             <w:r>
               <w:rPr>
                 <w:rFonts w:ascii="Arial" w:hAnsi="Arial" w:cs="Arial"/>
-                <w:b w:val="0"/>
                 <w:sz w:val="18"/>
               </w:rPr>
-              <w:t>56.05 (36.05–111.79)</w:t>
+              <w:t xml:space="preserve">AFL-only-noCOPD</w:t>
             </w:r>
           </w:p>
         </w:tc>
@@ -6387,14 +6321,32 @@
             </w:tcBorders>
           </w:tcPr>
           <w:p>
-            <w:r/>
             <w:r>
               <w:rPr>
                 <w:rFonts w:ascii="Arial" w:hAnsi="Arial" w:cs="Arial"/>
-                <w:b w:val="0"/>
                 <w:sz w:val="18"/>
               </w:rPr>
-              <w:t>48.19 (31.66–91.19)</w:t>
+              <w:t xml:space="preserve">1.70 (1.18–7.34)</w:t>
+            </w:r>
+          </w:p>
+        </w:tc>
+        <w:tc>
+          <w:tcPr>
+            <w:tcW w:w="1656" w:type="dxa"/>
+            <w:tcBorders>
+              <w:top w:val="single" w:sz="6" w:space="0" w:color="000000"/>
+              <w:left w:val="single" w:sz="6" w:space="0" w:color="000000"/>
+              <w:bottom w:val="single" w:sz="6" w:space="0" w:color="000000"/>
+              <w:right w:val="single" w:sz="6" w:space="0" w:color="000000"/>
+            </w:tcBorders>
+          </w:tcPr>
+          <w:p>
+            <w:r>
+              <w:rPr>
+                <w:rFonts w:ascii="Arial" w:hAnsi="Arial" w:cs="Arial"/>
+                <w:sz w:val="18"/>
+              </w:rPr>
+              <w:t xml:space="preserve">3.09 (1.94–14.84)</w:t>
             </w:r>
           </w:p>
         </w:tc>
@@ -6409,14 +6361,12 @@
             </w:tcBorders>
           </w:tcPr>
           <w:p>
-            <w:r/>
             <w:r>
               <w:rPr>
                 <w:rFonts w:ascii="Arial" w:hAnsi="Arial" w:cs="Arial"/>
-                <w:b w:val="0"/>
                 <w:sz w:val="18"/>
               </w:rPr>
-              <w:t>0.30</w:t>
+              <w:t xml:space="preserve">0.37</w:t>
             </w:r>
           </w:p>
         </w:tc>
@@ -6425,14 +6375,12 @@
             <w:tcW w:type="dxa" w:w="1800"/>
           </w:tcPr>
           <w:p>
-            <w:r/>
             <w:r>
               <w:rPr>
                 <w:rFonts w:ascii="Arial" w:hAnsi="Arial" w:cs="Arial"/>
-                <w:b w:val="0"/>
                 <w:sz w:val="18"/>
               </w:rPr>
-              <w:t>36.27 (20.85–63.07)</w:t>
+              <w:t xml:space="preserve">1.42 (0.19–10.84)</w:t>
             </w:r>
           </w:p>
         </w:tc>
@@ -6441,14 +6389,12 @@
             <w:tcW w:type="dxa" w:w="1800"/>
           </w:tcPr>
           <w:p>
-            <w:r/>
             <w:r>
               <w:rPr>
                 <w:rFonts w:ascii="Arial" w:hAnsi="Arial" w:cs="Arial"/>
-                <w:b w:val="0"/>
                 <w:sz w:val="18"/>
               </w:rPr>
-              <w:t>30.95 (18.76–51.06)</w:t>
+              <w:t xml:space="preserve">2.19 (0.29–16.54)</w:t>
             </w:r>
           </w:p>
         </w:tc>
@@ -6457,14 +6403,12 @@
             <w:tcW w:type="dxa" w:w="792"/>
           </w:tcPr>
           <w:p>
-            <w:r/>
             <w:r>
               <w:rPr>
                 <w:rFonts w:ascii="Arial" w:hAnsi="Arial" w:cs="Arial"/>
-                <w:b w:val="0"/>
                 <w:sz w:val="18"/>
               </w:rPr>
-              <w:t>0.29</w:t>
+              <w:t xml:space="preserve">0.46</w:t>
             </w:r>
           </w:p>
         </w:tc>
@@ -6476,7 +6420,6 @@
         <w:tc>
           <w:tcPr>
             <w:tcW w:w="1656" w:type="dxa"/>
-            <w:vMerge w:val="restart"/>
             <w:tcBorders>
               <w:top w:val="single" w:sz="6" w:space="0" w:color="000000"/>
               <w:left w:val="single" w:sz="6" w:space="0" w:color="000000"/>
@@ -6485,14 +6428,12 @@
             </w:tcBorders>
           </w:tcPr>
           <w:p>
-            <w:r/>
             <w:r>
               <w:rPr>
                 <w:rFonts w:ascii="Arial" w:hAnsi="Arial" w:cs="Arial"/>
-                <w:b w:val="0"/>
                 <w:sz w:val="18"/>
               </w:rPr>
-              <w:t>Exacerbations (IRR)</w:t>
+              <w:t xml:space="preserve">Respiratory mortality (HR)</w:t>
             </w:r>
           </w:p>
         </w:tc>
@@ -6507,14 +6448,12 @@
             </w:tcBorders>
           </w:tcPr>
           <w:p>
-            <w:r/>
             <w:r>
               <w:rPr>
                 <w:rFonts w:ascii="Arial" w:hAnsi="Arial" w:cs="Arial"/>
-                <w:b w:val="0"/>
                 <w:sz w:val="18"/>
               </w:rPr>
-              <w:t>COPD minor pathway</w:t>
+              <w:t xml:space="preserve">COPD minor pathway</w:t>
             </w:r>
           </w:p>
         </w:tc>
@@ -6529,14 +6468,12 @@
             </w:tcBorders>
           </w:tcPr>
           <w:p>
-            <w:r/>
             <w:r>
               <w:rPr>
                 <w:rFonts w:ascii="Arial" w:hAnsi="Arial" w:cs="Arial"/>
-                <w:b w:val="0"/>
                 <w:sz w:val="18"/>
               </w:rPr>
-              <w:t>3.09 (2.68–3.59)</w:t>
+              <w:t xml:space="preserve">3.90 (1.60–9.11)</w:t>
             </w:r>
           </w:p>
         </w:tc>
@@ -6551,14 +6488,12 @@
             </w:tcBorders>
           </w:tcPr>
           <w:p>
-            <w:r/>
             <w:r>
               <w:rPr>
                 <w:rFonts w:ascii="Arial" w:hAnsi="Arial" w:cs="Arial"/>
-                <w:b w:val="0"/>
                 <w:sz w:val="18"/>
               </w:rPr>
-              <w:t>3.22 (2.67–3.87)</w:t>
+              <w:t xml:space="preserve">4.22 (1.48–9.78)</w:t>
             </w:r>
           </w:p>
         </w:tc>
@@ -6573,14 +6508,12 @@
             </w:tcBorders>
           </w:tcPr>
           <w:p>
-            <w:r/>
             <w:r>
               <w:rPr>
                 <w:rFonts w:ascii="Arial" w:hAnsi="Arial" w:cs="Arial"/>
-                <w:b w:val="0"/>
                 <w:sz w:val="18"/>
               </w:rPr>
-              <w:t>0.52</w:t>
+              <w:t xml:space="preserve">0.86</w:t>
             </w:r>
           </w:p>
         </w:tc>
@@ -6589,14 +6522,12 @@
             <w:tcW w:type="dxa" w:w="1800"/>
           </w:tcPr>
           <w:p>
-            <w:r/>
             <w:r>
               <w:rPr>
                 <w:rFonts w:ascii="Arial" w:hAnsi="Arial" w:cs="Arial"/>
-                <w:b w:val="0"/>
                 <w:sz w:val="18"/>
               </w:rPr>
-              <w:t>2.16 (1.88–2.49)</w:t>
+              <w:t xml:space="preserve">4.80 (2.14–10.76)</w:t>
             </w:r>
           </w:p>
         </w:tc>
@@ -6605,14 +6536,12 @@
             <w:tcW w:type="dxa" w:w="1800"/>
           </w:tcPr>
           <w:p>
-            <w:r/>
             <w:r>
               <w:rPr>
                 <w:rFonts w:ascii="Arial" w:hAnsi="Arial" w:cs="Arial"/>
-                <w:b w:val="0"/>
                 <w:sz w:val="18"/>
               </w:rPr>
-              <w:t>2.10 (1.77–2.48)</w:t>
+              <w:t xml:space="preserve">5.68 (2.43–13.32)</w:t>
             </w:r>
           </w:p>
         </w:tc>
@@ -6621,14 +6550,12 @@
             <w:tcW w:type="dxa" w:w="792"/>
           </w:tcPr>
           <w:p>
-            <w:r/>
             <w:r>
               <w:rPr>
                 <w:rFonts w:ascii="Arial" w:hAnsi="Arial" w:cs="Arial"/>
-                <w:b w:val="0"/>
                 <w:sz w:val="18"/>
               </w:rPr>
-              <w:t>0.80</w:t>
+              <w:t xml:space="preserve">0.70</w:t>
             </w:r>
           </w:p>
         </w:tc>
@@ -6640,7 +6567,6 @@
         <w:tc>
           <w:tcPr>
             <w:tcW w:w="2088" w:type="dxa"/>
-            <w:vMerge/>
             <w:tcBorders>
               <w:top w:val="nil"/>
               <w:left w:val="single" w:sz="6" w:space="0" w:color="000000"/>
@@ -6648,27 +6574,13 @@
               <w:right w:val="single" w:sz="6" w:space="0" w:color="000000"/>
             </w:tcBorders>
           </w:tcPr>
-          <w:p/>
-        </w:tc>
-        <w:tc>
-          <w:tcPr>
-            <w:tcW w:w="1656" w:type="dxa"/>
-            <w:tcBorders>
-              <w:top w:val="single" w:sz="6" w:space="0" w:color="000000"/>
-              <w:left w:val="single" w:sz="6" w:space="0" w:color="000000"/>
-              <w:bottom w:val="single" w:sz="6" w:space="0" w:color="000000"/>
-              <w:right w:val="single" w:sz="6" w:space="0" w:color="000000"/>
-            </w:tcBorders>
-          </w:tcPr>
           <w:p>
-            <w:r/>
             <w:r>
               <w:rPr>
                 <w:rFonts w:ascii="Arial" w:hAnsi="Arial" w:cs="Arial"/>
-                <w:b w:val="0"/>
                 <w:sz w:val="18"/>
               </w:rPr>
-              <w:t>COPD major pathway</w:t>
+              <w:t xml:space="preserve">Respiratory mortality (HR)</w:t>
             </w:r>
           </w:p>
         </w:tc>
@@ -6683,14 +6595,12 @@
             </w:tcBorders>
           </w:tcPr>
           <w:p>
-            <w:r/>
             <w:r>
               <w:rPr>
                 <w:rFonts w:ascii="Arial" w:hAnsi="Arial" w:cs="Arial"/>
-                <w:b w:val="0"/>
                 <w:sz w:val="18"/>
               </w:rPr>
-              <w:t>4.46 (4.03–4.93)</w:t>
+              <w:t xml:space="preserve">COPD major pathway</w:t>
             </w:r>
           </w:p>
         </w:tc>
@@ -6705,14 +6615,32 @@
             </w:tcBorders>
           </w:tcPr>
           <w:p>
-            <w:r/>
             <w:r>
               <w:rPr>
                 <w:rFonts w:ascii="Arial" w:hAnsi="Arial" w:cs="Arial"/>
-                <w:b w:val="0"/>
                 <w:sz w:val="18"/>
               </w:rPr>
-              <w:t>3.94 (3.58–4.32)</w:t>
+              <w:t xml:space="preserve">56.05 (36.05–111.79)</w:t>
+            </w:r>
+          </w:p>
+        </w:tc>
+        <w:tc>
+          <w:tcPr>
+            <w:tcW w:w="1656" w:type="dxa"/>
+            <w:tcBorders>
+              <w:top w:val="single" w:sz="6" w:space="0" w:color="000000"/>
+              <w:left w:val="single" w:sz="6" w:space="0" w:color="000000"/>
+              <w:bottom w:val="single" w:sz="6" w:space="0" w:color="000000"/>
+              <w:right w:val="single" w:sz="6" w:space="0" w:color="000000"/>
+            </w:tcBorders>
+          </w:tcPr>
+          <w:p>
+            <w:r>
+              <w:rPr>
+                <w:rFonts w:ascii="Arial" w:hAnsi="Arial" w:cs="Arial"/>
+                <w:sz w:val="18"/>
+              </w:rPr>
+              <w:t xml:space="preserve">48.19 (31.66–91.19)</w:t>
             </w:r>
           </w:p>
         </w:tc>
@@ -6727,14 +6655,12 @@
             </w:tcBorders>
           </w:tcPr>
           <w:p>
-            <w:r/>
             <w:r>
               <w:rPr>
                 <w:rFonts w:ascii="Arial" w:hAnsi="Arial" w:cs="Arial"/>
-                <w:b w:val="0"/>
                 <w:sz w:val="18"/>
               </w:rPr>
-              <w:t>&lt;0.01</w:t>
+              <w:t xml:space="preserve">0.30</w:t>
             </w:r>
           </w:p>
         </w:tc>
@@ -6743,14 +6669,12 @@
             <w:tcW w:type="dxa" w:w="1800"/>
           </w:tcPr>
           <w:p>
-            <w:r/>
             <w:r>
               <w:rPr>
                 <w:rFonts w:ascii="Arial" w:hAnsi="Arial" w:cs="Arial"/>
-                <w:b w:val="0"/>
                 <w:sz w:val="18"/>
               </w:rPr>
-              <w:t>3.82 (3.48–4.21)</w:t>
+              <w:t xml:space="preserve">36.27 (20.85–63.07)</w:t>
             </w:r>
           </w:p>
         </w:tc>
@@ -6759,14 +6683,12 @@
             <w:tcW w:type="dxa" w:w="1800"/>
           </w:tcPr>
           <w:p>
-            <w:r/>
             <w:r>
               <w:rPr>
                 <w:rFonts w:ascii="Arial" w:hAnsi="Arial" w:cs="Arial"/>
-                <w:b w:val="0"/>
                 <w:sz w:val="18"/>
               </w:rPr>
-              <w:t>3.45 (3.14–3.78)</w:t>
+              <w:t xml:space="preserve">30.95 (18.76–51.06)</w:t>
             </w:r>
           </w:p>
         </w:tc>
@@ -6775,14 +6697,354 @@
             <w:tcW w:type="dxa" w:w="792"/>
           </w:tcPr>
           <w:p>
-            <w:r/>
             <w:r>
               <w:rPr>
                 <w:rFonts w:ascii="Arial" w:hAnsi="Arial" w:cs="Arial"/>
-                <w:b w:val="0"/>
                 <w:sz w:val="18"/>
               </w:rPr>
-              <w:t>&lt;0.002</w:t>
+              <w:t xml:space="preserve">0.29</w:t>
+            </w:r>
+          </w:p>
+        </w:tc>
+      </w:tr>
+      <w:tr>
+        <w:tc>
+          <w:tcPr>
+            <w:tcW w:type="dxa" w:w="1656"/>
+          </w:tcPr>
+          <w:p>
+            <w:r>
+              <w:rPr>
+                <w:rFonts w:ascii="Arial" w:hAnsi="Arial" w:cs="Arial"/>
+                <w:sz w:val="18"/>
+              </w:rPr>
+              <w:t xml:space="preserve">Exacerbations (IRR)</w:t>
+            </w:r>
+          </w:p>
+        </w:tc>
+        <w:tc>
+          <w:tcPr>
+            <w:tcW w:type="dxa" w:w="1656"/>
+          </w:tcPr>
+          <w:p>
+            <w:r>
+              <w:rPr>
+                <w:rFonts w:ascii="Arial" w:hAnsi="Arial" w:cs="Arial"/>
+                <w:sz w:val="18"/>
+              </w:rPr>
+              <w:t xml:space="preserve">AFL-only-noCOPD</w:t>
+            </w:r>
+          </w:p>
+        </w:tc>
+        <w:tc>
+          <w:tcPr>
+            <w:tcW w:type="dxa" w:w="1656"/>
+          </w:tcPr>
+          <w:p>
+            <w:r>
+              <w:rPr>
+                <w:rFonts w:ascii="Arial" w:hAnsi="Arial" w:cs="Arial"/>
+                <w:sz w:val="18"/>
+              </w:rPr>
+              <w:t xml:space="preserve">1.15 (0.81–1.53)</w:t>
+            </w:r>
+          </w:p>
+        </w:tc>
+        <w:tc>
+          <w:tcPr>
+            <w:tcW w:type="dxa" w:w="1656"/>
+          </w:tcPr>
+          <w:p>
+            <w:r>
+              <w:rPr>
+                <w:rFonts w:ascii="Arial" w:hAnsi="Arial" w:cs="Arial"/>
+                <w:sz w:val="18"/>
+              </w:rPr>
+              <w:t xml:space="preserve">0.96 (0.58–1.41)</w:t>
+            </w:r>
+          </w:p>
+        </w:tc>
+        <w:tc>
+          <w:tcPr>
+            <w:tcW w:type="dxa" w:w="792"/>
+          </w:tcPr>
+          <w:p>
+            <w:r>
+              <w:rPr>
+                <w:rFonts w:ascii="Arial" w:hAnsi="Arial" w:cs="Arial"/>
+                <w:sz w:val="18"/>
+              </w:rPr>
+              <w:t xml:space="preserve">0.40</w:t>
+            </w:r>
+          </w:p>
+        </w:tc>
+        <w:tc>
+          <w:tcPr>
+            <w:tcW w:type="dxa" w:w="1800"/>
+          </w:tcPr>
+          <w:p>
+            <w:r>
+              <w:rPr>
+                <w:rFonts w:ascii="Arial" w:hAnsi="Arial" w:cs="Arial"/>
+                <w:sz w:val="18"/>
+              </w:rPr>
+              <w:t xml:space="preserve">1.35 (1.00–1.81)</w:t>
+            </w:r>
+          </w:p>
+        </w:tc>
+        <w:tc>
+          <w:tcPr>
+            <w:tcW w:type="dxa" w:w="1800"/>
+          </w:tcPr>
+          <w:p>
+            <w:r>
+              <w:rPr>
+                <w:rFonts w:ascii="Arial" w:hAnsi="Arial" w:cs="Arial"/>
+                <w:sz w:val="18"/>
+              </w:rPr>
+              <w:t xml:space="preserve">1.01 (0.66–1.52)</w:t>
+            </w:r>
+          </w:p>
+        </w:tc>
+        <w:tc>
+          <w:tcPr>
+            <w:tcW w:type="dxa" w:w="792"/>
+          </w:tcPr>
+          <w:p>
+            <w:r>
+              <w:rPr>
+                <w:rFonts w:ascii="Arial" w:hAnsi="Arial" w:cs="Arial"/>
+                <w:sz w:val="18"/>
+              </w:rPr>
+              <w:t xml:space="preserve">0.20</w:t>
+            </w:r>
+          </w:p>
+        </w:tc>
+      </w:tr>
+      <w:tr>
+        <w:tc>
+          <w:tcPr>
+            <w:tcW w:type="dxa" w:w="1656"/>
+          </w:tcPr>
+          <w:p>
+            <w:r>
+              <w:rPr>
+                <w:rFonts w:ascii="Arial" w:hAnsi="Arial" w:cs="Arial"/>
+                <w:sz w:val="18"/>
+              </w:rPr>
+              <w:t xml:space="preserve">Exacerbations (IRR)</w:t>
+            </w:r>
+          </w:p>
+        </w:tc>
+        <w:tc>
+          <w:tcPr>
+            <w:tcW w:type="dxa" w:w="1656"/>
+          </w:tcPr>
+          <w:p>
+            <w:r>
+              <w:rPr>
+                <w:rFonts w:ascii="Arial" w:hAnsi="Arial" w:cs="Arial"/>
+                <w:sz w:val="18"/>
+              </w:rPr>
+              <w:t xml:space="preserve">COPD minor pathway</w:t>
+            </w:r>
+          </w:p>
+        </w:tc>
+        <w:tc>
+          <w:tcPr>
+            <w:tcW w:type="dxa" w:w="1656"/>
+          </w:tcPr>
+          <w:p>
+            <w:r>
+              <w:rPr>
+                <w:rFonts w:ascii="Arial" w:hAnsi="Arial" w:cs="Arial"/>
+                <w:sz w:val="18"/>
+              </w:rPr>
+              <w:t xml:space="preserve">3.09 (2.68–3.59)</w:t>
+            </w:r>
+          </w:p>
+        </w:tc>
+        <w:tc>
+          <w:tcPr>
+            <w:tcW w:type="dxa" w:w="1656"/>
+          </w:tcPr>
+          <w:p>
+            <w:r>
+              <w:rPr>
+                <w:rFonts w:ascii="Arial" w:hAnsi="Arial" w:cs="Arial"/>
+                <w:sz w:val="18"/>
+              </w:rPr>
+              <w:t xml:space="preserve">3.22 (2.67–3.87)</w:t>
+            </w:r>
+          </w:p>
+        </w:tc>
+        <w:tc>
+          <w:tcPr>
+            <w:tcW w:type="dxa" w:w="792"/>
+          </w:tcPr>
+          <w:p>
+            <w:r>
+              <w:rPr>
+                <w:rFonts w:ascii="Arial" w:hAnsi="Arial" w:cs="Arial"/>
+                <w:sz w:val="18"/>
+              </w:rPr>
+              <w:t xml:space="preserve">0.52</w:t>
+            </w:r>
+          </w:p>
+        </w:tc>
+        <w:tc>
+          <w:tcPr>
+            <w:tcW w:type="dxa" w:w="1800"/>
+          </w:tcPr>
+          <w:p>
+            <w:r>
+              <w:rPr>
+                <w:rFonts w:ascii="Arial" w:hAnsi="Arial" w:cs="Arial"/>
+                <w:sz w:val="18"/>
+              </w:rPr>
+              <w:t xml:space="preserve">2.16 (1.88–2.49)</w:t>
+            </w:r>
+          </w:p>
+        </w:tc>
+        <w:tc>
+          <w:tcPr>
+            <w:tcW w:type="dxa" w:w="1800"/>
+          </w:tcPr>
+          <w:p>
+            <w:r>
+              <w:rPr>
+                <w:rFonts w:ascii="Arial" w:hAnsi="Arial" w:cs="Arial"/>
+                <w:sz w:val="18"/>
+              </w:rPr>
+              <w:t xml:space="preserve">2.10 (1.77–2.48)</w:t>
+            </w:r>
+          </w:p>
+        </w:tc>
+        <w:tc>
+          <w:tcPr>
+            <w:tcW w:type="dxa" w:w="792"/>
+          </w:tcPr>
+          <w:p>
+            <w:r>
+              <w:rPr>
+                <w:rFonts w:ascii="Arial" w:hAnsi="Arial" w:cs="Arial"/>
+                <w:sz w:val="18"/>
+              </w:rPr>
+              <w:t xml:space="preserve">0.68</w:t>
+            </w:r>
+          </w:p>
+        </w:tc>
+      </w:tr>
+      <w:tr>
+        <w:tc>
+          <w:tcPr>
+            <w:tcW w:type="dxa" w:w="1656"/>
+          </w:tcPr>
+          <w:p>
+            <w:r>
+              <w:rPr>
+                <w:rFonts w:ascii="Arial" w:hAnsi="Arial" w:cs="Arial"/>
+                <w:sz w:val="18"/>
+              </w:rPr>
+              <w:t xml:space="preserve">Exacerbations (IRR)</w:t>
+            </w:r>
+          </w:p>
+        </w:tc>
+        <w:tc>
+          <w:tcPr>
+            <w:tcW w:type="dxa" w:w="1656"/>
+          </w:tcPr>
+          <w:p>
+            <w:r>
+              <w:rPr>
+                <w:rFonts w:ascii="Arial" w:hAnsi="Arial" w:cs="Arial"/>
+                <w:sz w:val="18"/>
+              </w:rPr>
+              <w:t xml:space="preserve">COPD major pathway</w:t>
+            </w:r>
+          </w:p>
+        </w:tc>
+        <w:tc>
+          <w:tcPr>
+            <w:tcW w:type="dxa" w:w="1656"/>
+          </w:tcPr>
+          <w:p>
+            <w:r>
+              <w:rPr>
+                <w:rFonts w:ascii="Arial" w:hAnsi="Arial" w:cs="Arial"/>
+                <w:sz w:val="18"/>
+              </w:rPr>
+              <w:t xml:space="preserve">4.46 (4.03–4.93)</w:t>
+            </w:r>
+          </w:p>
+        </w:tc>
+        <w:tc>
+          <w:tcPr>
+            <w:tcW w:type="dxa" w:w="1656"/>
+          </w:tcPr>
+          <w:p>
+            <w:r>
+              <w:rPr>
+                <w:rFonts w:ascii="Arial" w:hAnsi="Arial" w:cs="Arial"/>
+                <w:sz w:val="18"/>
+              </w:rPr>
+              <w:t xml:space="preserve">3.94 (3.58–4.32)</w:t>
+            </w:r>
+          </w:p>
+        </w:tc>
+        <w:tc>
+          <w:tcPr>
+            <w:tcW w:type="dxa" w:w="792"/>
+          </w:tcPr>
+          <w:p>
+            <w:r>
+              <w:rPr>
+                <w:rFonts w:ascii="Arial" w:hAnsi="Arial" w:cs="Arial"/>
+                <w:sz w:val="18"/>
+              </w:rPr>
+              <w:t xml:space="preserve">&lt;0.01</w:t>
+            </w:r>
+          </w:p>
+        </w:tc>
+        <w:tc>
+          <w:tcPr>
+            <w:tcW w:type="dxa" w:w="1800"/>
+          </w:tcPr>
+          <w:p>
+            <w:r>
+              <w:rPr>
+                <w:rFonts w:ascii="Arial" w:hAnsi="Arial" w:cs="Arial"/>
+                <w:sz w:val="18"/>
+              </w:rPr>
+              <w:t xml:space="preserve">3.82 (3.48–4.21)</w:t>
+            </w:r>
+          </w:p>
+        </w:tc>
+        <w:tc>
+          <w:tcPr>
+            <w:tcW w:type="dxa" w:w="1800"/>
+          </w:tcPr>
+          <w:p>
+            <w:r>
+              <w:rPr>
+                <w:rFonts w:ascii="Arial" w:hAnsi="Arial" w:cs="Arial"/>
+                <w:sz w:val="18"/>
+              </w:rPr>
+              <w:t xml:space="preserve">3.45 (3.14–3.78)</w:t>
+            </w:r>
+          </w:p>
+        </w:tc>
+        <w:tc>
+          <w:tcPr>
+            <w:tcW w:type="dxa" w:w="792"/>
+          </w:tcPr>
+          <w:p>
+            <w:r>
+              <w:rPr>
+                <w:rFonts w:ascii="Arial" w:hAnsi="Arial" w:cs="Arial"/>
+                <w:sz w:val="18"/>
+              </w:rPr>
+              <w:t xml:space="preserve">&lt;0.002</w:t>
             </w:r>
           </w:p>
         </w:tc>
@@ -6813,7 +7075,7 @@
           <w:rFonts w:ascii="Arial" w:hAnsi="Arial"/>
           <w:sz w:val="20"/>
         </w:rPr>
-        <w:t>Associations of MD-COPD diagnostic categories with mortality and exacerbation outcomes under the CT-based and ESI-based frameworks. Crude rate ratios are the observed event rate in each category divided by the observed rate in the noCOPD reference of the same framework, with 95% percentile intervals from a paired subject resample bootstrap. Observed rates in the noCOPD reference are 1.49 deaths, 0.03 respiratory deaths and 12.38 exacerbations per 100 person-years under the CT-based framework, and 1.59, 0.04 and 13.73 respectively under the ESI-based framework. Adjusted estimates are hazard ratios from Cox proportional hazards models (mortality) and incidence-rate ratios from negative binomial models (exacerbations), each relative to the noCOPD reference; adjustment covariates are age, sex, race, current smoking status, pack-years and body mass index, with prior exacerbation frequency additionally included in the exacerbation models. Each p-value tests the difference between the CT-based and ESI-based estimate for that category on the log scale, by paired subject resample bootstrap; values reported as “&lt;0.002” denote combinations in which no resample crossed zero. Reading the two pairs of columns together shows how much of each association is accounted for by the covariates. Category sizes under the CT-based framework are noCOPD n = 4,203, AFL-only-noCOPD n = 170, COPD minor pathway n = 1,086 and COPD major pathway n = 3,943; the ESI-based categories contain different participants, and the full cross-classification is shown in Figure 1B. The AFL-only-noCOPD category is omitted from this display. Abbreviations: CT, computed tomography; ESI, Emphysema Severity Index; RR, rate ratio; HR, hazard ratio; IRR, incidence-rate ratio; CI, confidence interval.</w:t>
+        <w:t>Associations of MD-COPD diagnostic categories with mortality and exacerbation outcomes under the CT-based and ESI-based frameworks. Crude rate ratios are the observed event rate in each category divided by the observed rate in the noCOPD reference of the same framework, with 95% percentile intervals from a paired subject resample bootstrap. Observed rates in the noCOPD reference are 1.49 deaths, 0.03 respiratory deaths and 12.38 exacerbations per 100 person-years under the CT-based framework, and 1.59, 0.04 and 13.73 respectively under the ESI-based framework. Adjusted estimates are hazard ratios from Cox proportional hazards models (mortality) and incidence-rate ratios from negative binomial models (exacerbations), each relative to the noCOPD reference; adjustment covariates are age, sex, race, current smoking status, pack-years and body mass index, with prior exacerbation frequency additionally included in the exacerbation models. Each p-value tests the difference between the CT-based and ESI-based estimate for that category on the log scale, by paired subject resample bootstrap; values reported as “&lt;0.002” denote combinations in which no resample crossed zero. Reading the two pairs of columns together shows how much of each association is accounted for by the covariates. Category sizes under the CT-based framework are noCOPD n = 4,203, AFL-only-noCOPD n = 170, COPD minor pathway n = 1,086 and COPD major pathway n = 3,943; the ESI-based categories contain different participants, and the full cross-classification is shown in Figure 1B. Abbreviations: CT, computed tomography; ESI, Emphysema Severity Index; RR, rate ratio; HR, hazard ratio; IRR, incidence-rate ratio; CI, confidence interval.</w:t>
       </w:r>
     </w:p>
     <w:p/>

--- a/manuscript/ESI manuscript draft v15 2026.8.31_PJC.docx
+++ b/manuscript/ESI manuscript draft v15 2026.8.31_PJC.docx
@@ -5838,6 +5838,7 @@
               <w:bottom w:val="nil"/>
               <w:right w:val="single" w:sz="6" w:space="0" w:color="000000"/>
             </w:tcBorders>
+            <w:vMerge w:val="restart"/>
           </w:tcPr>
           <w:p>
             <w:r>
@@ -5985,16 +5986,9 @@
               <w:bottom w:val="single" w:sz="6" w:space="0" w:color="000000"/>
               <w:right w:val="single" w:sz="6" w:space="0" w:color="000000"/>
             </w:tcBorders>
+            <w:vMerge/>
           </w:tcPr>
-          <w:p>
-            <w:r>
-              <w:rPr>
-                <w:rFonts w:ascii="Arial" w:hAnsi="Arial" w:cs="Arial"/>
-                <w:sz w:val="18"/>
-              </w:rPr>
-              <w:t xml:space="preserve">All-cause mortality (HR)</w:t>
-            </w:r>
-          </w:p>
+          <w:p/>
         </w:tc>
         <w:tc>
           <w:tcPr>
@@ -6132,16 +6126,9 @@
               <w:bottom w:val="nil"/>
               <w:right w:val="single" w:sz="6" w:space="0" w:color="000000"/>
             </w:tcBorders>
+            <w:vMerge/>
           </w:tcPr>
-          <w:p>
-            <w:r>
-              <w:rPr>
-                <w:rFonts w:ascii="Arial" w:hAnsi="Arial" w:cs="Arial"/>
-                <w:sz w:val="18"/>
-              </w:rPr>
-              <w:t xml:space="preserve">All-cause mortality (HR)</w:t>
-            </w:r>
-          </w:p>
+          <w:p/>
         </w:tc>
         <w:tc>
           <w:tcPr>
@@ -6279,6 +6266,7 @@
               <w:bottom w:val="single" w:sz="6" w:space="0" w:color="000000"/>
               <w:right w:val="single" w:sz="6" w:space="0" w:color="000000"/>
             </w:tcBorders>
+            <w:vMerge w:val="restart"/>
           </w:tcPr>
           <w:p>
             <w:r>
@@ -6426,16 +6414,9 @@
               <w:bottom w:val="nil"/>
               <w:right w:val="single" w:sz="6" w:space="0" w:color="000000"/>
             </w:tcBorders>
+            <w:vMerge/>
           </w:tcPr>
-          <w:p>
-            <w:r>
-              <w:rPr>
-                <w:rFonts w:ascii="Arial" w:hAnsi="Arial" w:cs="Arial"/>
-                <w:sz w:val="18"/>
-              </w:rPr>
-              <w:t xml:space="preserve">Respiratory mortality (HR)</w:t>
-            </w:r>
-          </w:p>
+          <w:p/>
         </w:tc>
         <w:tc>
           <w:tcPr>
@@ -6573,16 +6554,9 @@
               <w:bottom w:val="single" w:sz="6" w:space="0" w:color="000000"/>
               <w:right w:val="single" w:sz="6" w:space="0" w:color="000000"/>
             </w:tcBorders>
+            <w:vMerge/>
           </w:tcPr>
-          <w:p>
-            <w:r>
-              <w:rPr>
-                <w:rFonts w:ascii="Arial" w:hAnsi="Arial" w:cs="Arial"/>
-                <w:sz w:val="18"/>
-              </w:rPr>
-              <w:t xml:space="preserve">Respiratory mortality (HR)</w:t>
-            </w:r>
-          </w:p>
+          <w:p/>
         </w:tc>
         <w:tc>
           <w:tcPr>
@@ -6711,6 +6685,7 @@
         <w:tc>
           <w:tcPr>
             <w:tcW w:type="dxa" w:w="1656"/>
+            <w:vMerge w:val="restart"/>
           </w:tcPr>
           <w:p>
             <w:r>
@@ -6825,16 +6800,9 @@
         <w:tc>
           <w:tcPr>
             <w:tcW w:type="dxa" w:w="1656"/>
+            <w:vMerge/>
           </w:tcPr>
-          <w:p>
-            <w:r>
-              <w:rPr>
-                <w:rFonts w:ascii="Arial" w:hAnsi="Arial" w:cs="Arial"/>
-                <w:sz w:val="18"/>
-              </w:rPr>
-              <w:t xml:space="preserve">Exacerbations (IRR)</w:t>
-            </w:r>
-          </w:p>
+          <w:p/>
         </w:tc>
         <w:tc>
           <w:tcPr>
@@ -6939,16 +6907,9 @@
         <w:tc>
           <w:tcPr>
             <w:tcW w:type="dxa" w:w="1656"/>
+            <w:vMerge/>
           </w:tcPr>
-          <w:p>
-            <w:r>
-              <w:rPr>
-                <w:rFonts w:ascii="Arial" w:hAnsi="Arial" w:cs="Arial"/>
-                <w:sz w:val="18"/>
-              </w:rPr>
-              <w:t xml:space="preserve">Exacerbations (IRR)</w:t>
-            </w:r>
-          </w:p>
+          <w:p/>
         </w:tc>
         <w:tc>
           <w:tcPr>

--- a/manuscript/ESI manuscript draft v15 2026.8.31_PJC.docx
+++ b/manuscript/ESI manuscript draft v15 2026.8.31_PJC.docx
@@ -5654,16 +5654,23 @@
         <w:tblW w:w="0" w:type="auto"/>
         <w:jc w:val="center"/>
         <w:tblLook w:val="04A0" w:firstRow="1" w:lastRow="0" w:firstColumn="1" w:lastColumn="0" w:noHBand="0" w:noVBand="1"/>
+        <w:tblLayout w:type="fixed"/>
+        <w:tblCellMar>
+          <w:left w:w="29" w:type="dxa"/>
+          <w:right w:w="29" w:type="dxa"/>
+          <w:top w:w="14" w:type="dxa"/>
+          <w:bottom w:w="14" w:type="dxa"/>
+        </w:tblCellMar>
       </w:tblPr>
       <w:tblGrid>
-        <w:gridCol w:w="2086"/>
-        <w:gridCol w:w="1582"/>
-        <w:gridCol w:w="2227"/>
-        <w:gridCol w:w="2227"/>
-        <w:gridCol w:w="1222"/>
-        <w:gridCol w:w="1200"/>
-        <w:gridCol w:w="1200"/>
-        <w:gridCol w:w="1200"/>
+        <w:gridCol w:w="1138"/>
+        <w:gridCol w:w="907"/>
+        <w:gridCol w:w="1598"/>
+        <w:gridCol w:w="1512"/>
+        <w:gridCol w:w="590"/>
+        <w:gridCol w:w="1512"/>
+        <w:gridCol w:w="1512"/>
+        <w:gridCol w:w="590"/>
       </w:tblGrid>
       <w:tr>
         <w:trPr>
@@ -5671,7 +5678,6 @@
         </w:trPr>
         <w:tc>
           <w:tcPr>
-            <w:tcW w:w="1656" w:type="dxa"/>
             <w:tcBorders>
               <w:top w:val="single" w:sz="6" w:space="0" w:color="000000"/>
               <w:left w:val="single" w:sz="6" w:space="0" w:color="000000"/>
@@ -5679,13 +5685,15 @@
               <w:right w:val="single" w:sz="6" w:space="0" w:color="000000"/>
             </w:tcBorders>
             <w:vAlign w:val="center"/>
+            <w:tcW w:w="1138" w:type="dxa"/>
           </w:tcPr>
           <w:p>
             <w:r>
               <w:rPr>
                 <w:rFonts w:ascii="Arial" w:hAnsi="Arial" w:cs="Arial"/>
-                <w:sz w:val="18"/>
                 <w:b/>
+                <w:sz w:val="16"/>
+                <w:szCs w:val="16"/>
               </w:rPr>
               <w:t xml:space="preserve">Outcome (metric)</w:t>
             </w:r>
@@ -5693,7 +5701,6 @@
         </w:tc>
         <w:tc>
           <w:tcPr>
-            <w:tcW w:w="1656" w:type="dxa"/>
             <w:tcBorders>
               <w:top w:val="single" w:sz="6" w:space="0" w:color="000000"/>
               <w:left w:val="single" w:sz="6" w:space="0" w:color="000000"/>
@@ -5701,13 +5708,15 @@
               <w:right w:val="single" w:sz="6" w:space="0" w:color="000000"/>
             </w:tcBorders>
             <w:vAlign w:val="center"/>
+            <w:tcW w:w="907" w:type="dxa"/>
           </w:tcPr>
           <w:p>
             <w:r>
               <w:rPr>
                 <w:rFonts w:ascii="Arial" w:hAnsi="Arial" w:cs="Arial"/>
-                <w:sz w:val="18"/>
                 <w:b/>
+                <w:sz w:val="16"/>
+                <w:szCs w:val="16"/>
               </w:rPr>
               <w:t xml:space="preserve">Category</w:t>
             </w:r>
@@ -5715,7 +5724,6 @@
         </w:tc>
         <w:tc>
           <w:tcPr>
-            <w:tcW w:w="1656" w:type="dxa"/>
             <w:tcBorders>
               <w:top w:val="single" w:sz="6" w:space="0" w:color="000000"/>
               <w:left w:val="single" w:sz="6" w:space="0" w:color="000000"/>
@@ -5723,13 +5731,15 @@
               <w:right w:val="single" w:sz="6" w:space="0" w:color="000000"/>
             </w:tcBorders>
             <w:vAlign w:val="center"/>
+            <w:tcW w:w="1598" w:type="dxa"/>
           </w:tcPr>
           <w:p>
             <w:r>
               <w:rPr>
                 <w:rFonts w:ascii="Arial" w:hAnsi="Arial" w:cs="Arial"/>
-                <w:sz w:val="18"/>
                 <w:b/>
+                <w:sz w:val="16"/>
+                <w:szCs w:val="16"/>
               </w:rPr>
               <w:t xml:space="preserve">Crude RR (CT)</w:t>
             </w:r>
@@ -5737,7 +5747,6 @@
         </w:tc>
         <w:tc>
           <w:tcPr>
-            <w:tcW w:w="1656" w:type="dxa"/>
             <w:tcBorders>
               <w:top w:val="single" w:sz="6" w:space="0" w:color="000000"/>
               <w:left w:val="single" w:sz="6" w:space="0" w:color="000000"/>
@@ -5745,13 +5754,15 @@
               <w:right w:val="single" w:sz="6" w:space="0" w:color="000000"/>
             </w:tcBorders>
             <w:vAlign w:val="center"/>
+            <w:tcW w:w="1512" w:type="dxa"/>
           </w:tcPr>
           <w:p>
             <w:r>
               <w:rPr>
                 <w:rFonts w:ascii="Arial" w:hAnsi="Arial" w:cs="Arial"/>
-                <w:sz w:val="18"/>
                 <w:b/>
+                <w:sz w:val="16"/>
+                <w:szCs w:val="16"/>
               </w:rPr>
               <w:t xml:space="preserve">Crude RR (ESI)</w:t>
             </w:r>
@@ -5759,7 +5770,6 @@
         </w:tc>
         <w:tc>
           <w:tcPr>
-            <w:tcW w:w="792" w:type="dxa"/>
             <w:tcBorders>
               <w:top w:val="single" w:sz="6" w:space="0" w:color="000000"/>
               <w:left w:val="single" w:sz="6" w:space="0" w:color="000000"/>
@@ -5767,13 +5777,15 @@
               <w:right w:val="single" w:sz="6" w:space="0" w:color="000000"/>
             </w:tcBorders>
             <w:vAlign w:val="center"/>
+            <w:tcW w:w="590" w:type="dxa"/>
           </w:tcPr>
           <w:p>
             <w:r>
               <w:rPr>
                 <w:rFonts w:ascii="Arial" w:hAnsi="Arial" w:cs="Arial"/>
-                <w:sz w:val="18"/>
                 <w:b/>
+                <w:sz w:val="16"/>
+                <w:szCs w:val="16"/>
               </w:rPr>
               <w:t xml:space="preserve">p-value</w:t>
             </w:r>
@@ -5781,14 +5793,15 @@
         </w:tc>
         <w:tc>
           <w:tcPr>
-            <w:tcW w:type="dxa" w:w="1800"/>
+            <w:tcW w:w="1512" w:type="dxa"/>
           </w:tcPr>
           <w:p>
             <w:r>
               <w:rPr>
                 <w:rFonts w:ascii="Arial" w:hAnsi="Arial" w:cs="Arial"/>
-                <w:sz w:val="18"/>
                 <w:b/>
+                <w:sz w:val="16"/>
+                <w:szCs w:val="16"/>
               </w:rPr>
               <w:t xml:space="preserve">Adjusted Rate (CT)</w:t>
             </w:r>
@@ -5796,14 +5809,15 @@
         </w:tc>
         <w:tc>
           <w:tcPr>
-            <w:tcW w:type="dxa" w:w="1800"/>
+            <w:tcW w:w="1512" w:type="dxa"/>
           </w:tcPr>
           <w:p>
             <w:r>
               <w:rPr>
                 <w:rFonts w:ascii="Arial" w:hAnsi="Arial" w:cs="Arial"/>
-                <w:sz w:val="18"/>
                 <w:b/>
+                <w:sz w:val="16"/>
+                <w:szCs w:val="16"/>
               </w:rPr>
               <w:t xml:space="preserve">Adjusted Rate (ESI)</w:t>
             </w:r>
@@ -5811,14 +5825,15 @@
         </w:tc>
         <w:tc>
           <w:tcPr>
-            <w:tcW w:type="dxa" w:w="792"/>
+            <w:tcW w:w="590" w:type="dxa"/>
           </w:tcPr>
           <w:p>
             <w:r>
               <w:rPr>
                 <w:rFonts w:ascii="Arial" w:hAnsi="Arial" w:cs="Arial"/>
-                <w:sz w:val="18"/>
                 <w:b/>
+                <w:sz w:val="16"/>
+                <w:szCs w:val="16"/>
               </w:rPr>
               <w:t xml:space="preserve">p-value</w:t>
             </w:r>
@@ -5831,7 +5846,6 @@
         </w:trPr>
         <w:tc>
           <w:tcPr>
-            <w:tcW w:w="1656" w:type="dxa"/>
             <w:tcBorders>
               <w:top w:val="single" w:sz="6" w:space="0" w:color="000000"/>
               <w:left w:val="single" w:sz="6" w:space="0" w:color="000000"/>
@@ -5839,12 +5853,14 @@
               <w:right w:val="single" w:sz="6" w:space="0" w:color="000000"/>
             </w:tcBorders>
             <w:vMerge w:val="restart"/>
+            <w:tcW w:w="1138" w:type="dxa"/>
           </w:tcPr>
           <w:p>
             <w:r>
               <w:rPr>
                 <w:rFonts w:ascii="Arial" w:hAnsi="Arial" w:cs="Arial"/>
-                <w:sz w:val="18"/>
+                <w:sz w:val="16"/>
+                <w:szCs w:val="16"/>
               </w:rPr>
               <w:t xml:space="preserve">All-cause mortality (HR)</w:t>
             </w:r>
@@ -5852,19 +5868,20 @@
         </w:tc>
         <w:tc>
           <w:tcPr>
-            <w:tcW w:w="1656" w:type="dxa"/>
             <w:tcBorders>
               <w:top w:val="single" w:sz="6" w:space="0" w:color="000000"/>
               <w:left w:val="single" w:sz="6" w:space="0" w:color="000000"/>
               <w:bottom w:val="single" w:sz="6" w:space="0" w:color="000000"/>
               <w:right w:val="single" w:sz="6" w:space="0" w:color="000000"/>
             </w:tcBorders>
+            <w:tcW w:w="907" w:type="dxa"/>
           </w:tcPr>
           <w:p>
             <w:r>
               <w:rPr>
                 <w:rFonts w:ascii="Arial" w:hAnsi="Arial" w:cs="Arial"/>
-                <w:sz w:val="18"/>
+                <w:sz w:val="16"/>
+                <w:szCs w:val="16"/>
               </w:rPr>
               <w:t xml:space="preserve">AFL-only-noCOPD</w:t>
             </w:r>
@@ -5872,19 +5889,20 @@
         </w:tc>
         <w:tc>
           <w:tcPr>
-            <w:tcW w:w="1656" w:type="dxa"/>
             <w:tcBorders>
               <w:top w:val="single" w:sz="6" w:space="0" w:color="000000"/>
               <w:left w:val="single" w:sz="6" w:space="0" w:color="000000"/>
               <w:bottom w:val="single" w:sz="6" w:space="0" w:color="000000"/>
               <w:right w:val="single" w:sz="6" w:space="0" w:color="000000"/>
             </w:tcBorders>
+            <w:tcW w:w="1598" w:type="dxa"/>
           </w:tcPr>
           <w:p>
             <w:r>
               <w:rPr>
                 <w:rFonts w:ascii="Arial" w:hAnsi="Arial" w:cs="Arial"/>
-                <w:sz w:val="18"/>
+                <w:sz w:val="16"/>
+                <w:szCs w:val="16"/>
               </w:rPr>
               <w:t xml:space="preserve">1.08 (0.72–1.51)</w:t>
             </w:r>
@@ -5892,19 +5910,20 @@
         </w:tc>
         <w:tc>
           <w:tcPr>
-            <w:tcW w:w="1656" w:type="dxa"/>
             <w:tcBorders>
               <w:top w:val="single" w:sz="6" w:space="0" w:color="000000"/>
               <w:left w:val="single" w:sz="6" w:space="0" w:color="000000"/>
               <w:bottom w:val="single" w:sz="6" w:space="0" w:color="000000"/>
               <w:right w:val="single" w:sz="6" w:space="0" w:color="000000"/>
             </w:tcBorders>
+            <w:tcW w:w="1512" w:type="dxa"/>
           </w:tcPr>
           <w:p>
             <w:r>
               <w:rPr>
                 <w:rFonts w:ascii="Arial" w:hAnsi="Arial" w:cs="Arial"/>
-                <w:sz w:val="18"/>
+                <w:sz w:val="16"/>
+                <w:szCs w:val="16"/>
               </w:rPr>
               <w:t xml:space="preserve">1.24 (0.72–1.83)</w:t>
             </w:r>
@@ -5912,19 +5931,20 @@
         </w:tc>
         <w:tc>
           <w:tcPr>
-            <w:tcW w:w="792" w:type="dxa"/>
             <w:tcBorders>
               <w:top w:val="single" w:sz="6" w:space="0" w:color="000000"/>
               <w:left w:val="single" w:sz="6" w:space="0" w:color="000000"/>
               <w:bottom w:val="single" w:sz="6" w:space="0" w:color="000000"/>
               <w:right w:val="single" w:sz="6" w:space="0" w:color="000000"/>
             </w:tcBorders>
+            <w:tcW w:w="590" w:type="dxa"/>
           </w:tcPr>
           <w:p>
             <w:r>
               <w:rPr>
                 <w:rFonts w:ascii="Arial" w:hAnsi="Arial" w:cs="Arial"/>
-                <w:sz w:val="18"/>
+                <w:sz w:val="16"/>
+                <w:szCs w:val="16"/>
               </w:rPr>
               <w:t xml:space="preserve">0.58</w:t>
             </w:r>
@@ -5932,13 +5952,14 @@
         </w:tc>
         <w:tc>
           <w:tcPr>
-            <w:tcW w:type="dxa" w:w="1800"/>
+            <w:tcW w:w="1512" w:type="dxa"/>
           </w:tcPr>
           <w:p>
             <w:r>
               <w:rPr>
                 <w:rFonts w:ascii="Arial" w:hAnsi="Arial" w:cs="Arial"/>
-                <w:sz w:val="18"/>
+                <w:sz w:val="16"/>
+                <w:szCs w:val="16"/>
               </w:rPr>
               <w:t xml:space="preserve">0.90 (0.62–1.30)</w:t>
             </w:r>
@@ -5946,13 +5967,14 @@
         </w:tc>
         <w:tc>
           <w:tcPr>
-            <w:tcW w:type="dxa" w:w="1800"/>
+            <w:tcW w:w="1512" w:type="dxa"/>
           </w:tcPr>
           <w:p>
             <w:r>
               <w:rPr>
                 <w:rFonts w:ascii="Arial" w:hAnsi="Arial" w:cs="Arial"/>
-                <w:sz w:val="18"/>
+                <w:sz w:val="16"/>
+                <w:szCs w:val="16"/>
               </w:rPr>
               <w:t xml:space="preserve">0.91 (0.57–1.46)</w:t>
             </w:r>
@@ -5960,13 +5982,14 @@
         </w:tc>
         <w:tc>
           <w:tcPr>
-            <w:tcW w:type="dxa" w:w="792"/>
+            <w:tcW w:w="590" w:type="dxa"/>
           </w:tcPr>
           <w:p>
             <w:r>
               <w:rPr>
                 <w:rFonts w:ascii="Arial" w:hAnsi="Arial" w:cs="Arial"/>
-                <w:sz w:val="18"/>
+                <w:sz w:val="16"/>
+                <w:szCs w:val="16"/>
               </w:rPr>
               <w:t xml:space="preserve">0.94</w:t>
             </w:r>
@@ -5979,7 +6002,6 @@
         </w:trPr>
         <w:tc>
           <w:tcPr>
-            <w:tcW w:w="2088" w:type="dxa"/>
             <w:tcBorders>
               <w:top w:val="nil"/>
               <w:left w:val="single" w:sz="6" w:space="0" w:color="000000"/>
@@ -5987,24 +6009,26 @@
               <w:right w:val="single" w:sz="6" w:space="0" w:color="000000"/>
             </w:tcBorders>
             <w:vMerge/>
+            <w:tcW w:w="1138" w:type="dxa"/>
           </w:tcPr>
           <w:p/>
         </w:tc>
         <w:tc>
           <w:tcPr>
-            <w:tcW w:w="1656" w:type="dxa"/>
             <w:tcBorders>
               <w:top w:val="single" w:sz="6" w:space="0" w:color="000000"/>
               <w:left w:val="single" w:sz="6" w:space="0" w:color="000000"/>
               <w:bottom w:val="single" w:sz="6" w:space="0" w:color="000000"/>
               <w:right w:val="single" w:sz="6" w:space="0" w:color="000000"/>
             </w:tcBorders>
+            <w:tcW w:w="907" w:type="dxa"/>
           </w:tcPr>
           <w:p>
             <w:r>
               <w:rPr>
                 <w:rFonts w:ascii="Arial" w:hAnsi="Arial" w:cs="Arial"/>
-                <w:sz w:val="18"/>
+                <w:sz w:val="16"/>
+                <w:szCs w:val="16"/>
               </w:rPr>
               <w:t xml:space="preserve">COPD minor pathway</w:t>
             </w:r>
@@ -6012,19 +6036,20 @@
         </w:tc>
         <w:tc>
           <w:tcPr>
-            <w:tcW w:w="1656" w:type="dxa"/>
             <w:tcBorders>
               <w:top w:val="single" w:sz="6" w:space="0" w:color="000000"/>
               <w:left w:val="single" w:sz="6" w:space="0" w:color="000000"/>
               <w:bottom w:val="single" w:sz="6" w:space="0" w:color="000000"/>
               <w:right w:val="single" w:sz="6" w:space="0" w:color="000000"/>
             </w:tcBorders>
+            <w:tcW w:w="1598" w:type="dxa"/>
           </w:tcPr>
           <w:p>
             <w:r>
               <w:rPr>
                 <w:rFonts w:ascii="Arial" w:hAnsi="Arial" w:cs="Arial"/>
-                <w:sz w:val="18"/>
+                <w:sz w:val="16"/>
+                <w:szCs w:val="16"/>
               </w:rPr>
               <w:t xml:space="preserve">1.85 (1.59–2.14)</w:t>
             </w:r>
@@ -6032,19 +6057,20 @@
         </w:tc>
         <w:tc>
           <w:tcPr>
-            <w:tcW w:w="1656" w:type="dxa"/>
             <w:tcBorders>
               <w:top w:val="single" w:sz="6" w:space="0" w:color="000000"/>
               <w:left w:val="single" w:sz="6" w:space="0" w:color="000000"/>
               <w:bottom w:val="single" w:sz="6" w:space="0" w:color="000000"/>
               <w:right w:val="single" w:sz="6" w:space="0" w:color="000000"/>
             </w:tcBorders>
+            <w:tcW w:w="1512" w:type="dxa"/>
           </w:tcPr>
           <w:p>
             <w:r>
               <w:rPr>
                 <w:rFonts w:ascii="Arial" w:hAnsi="Arial" w:cs="Arial"/>
-                <w:sz w:val="18"/>
+                <w:sz w:val="16"/>
+                <w:szCs w:val="16"/>
               </w:rPr>
               <w:t xml:space="preserve">1.77 (1.46–2.08)</w:t>
             </w:r>
@@ -6052,19 +6078,20 @@
         </w:tc>
         <w:tc>
           <w:tcPr>
-            <w:tcW w:w="792" w:type="dxa"/>
             <w:tcBorders>
               <w:top w:val="single" w:sz="6" w:space="0" w:color="000000"/>
               <w:left w:val="single" w:sz="6" w:space="0" w:color="000000"/>
               <w:bottom w:val="single" w:sz="6" w:space="0" w:color="000000"/>
               <w:right w:val="single" w:sz="6" w:space="0" w:color="000000"/>
             </w:tcBorders>
+            <w:tcW w:w="590" w:type="dxa"/>
           </w:tcPr>
           <w:p>
             <w:r>
               <w:rPr>
                 <w:rFonts w:ascii="Arial" w:hAnsi="Arial" w:cs="Arial"/>
-                <w:sz w:val="18"/>
+                <w:sz w:val="16"/>
+                <w:szCs w:val="16"/>
               </w:rPr>
               <w:t xml:space="preserve">0.49</w:t>
             </w:r>
@@ -6072,13 +6099,14 @@
         </w:tc>
         <w:tc>
           <w:tcPr>
-            <w:tcW w:type="dxa" w:w="1800"/>
+            <w:tcW w:w="1512" w:type="dxa"/>
           </w:tcPr>
           <w:p>
             <w:r>
               <w:rPr>
                 <w:rFonts w:ascii="Arial" w:hAnsi="Arial" w:cs="Arial"/>
-                <w:sz w:val="18"/>
+                <w:sz w:val="16"/>
+                <w:szCs w:val="16"/>
               </w:rPr>
               <w:t xml:space="preserve">1.91 (1.64–2.22)</w:t>
             </w:r>
@@ -6086,13 +6114,14 @@
         </w:tc>
         <w:tc>
           <w:tcPr>
-            <w:tcW w:type="dxa" w:w="1800"/>
+            <w:tcW w:w="1512" w:type="dxa"/>
           </w:tcPr>
           <w:p>
             <w:r>
               <w:rPr>
                 <w:rFonts w:ascii="Arial" w:hAnsi="Arial" w:cs="Arial"/>
-                <w:sz w:val="18"/>
+                <w:sz w:val="16"/>
+                <w:szCs w:val="16"/>
               </w:rPr>
               <w:t xml:space="preserve">1.94 (1.63–2.32)</w:t>
             </w:r>
@@ -6100,13 +6129,14 @@
         </w:tc>
         <w:tc>
           <w:tcPr>
-            <w:tcW w:type="dxa" w:w="792"/>
+            <w:tcW w:w="590" w:type="dxa"/>
           </w:tcPr>
           <w:p>
             <w:r>
               <w:rPr>
                 <w:rFonts w:ascii="Arial" w:hAnsi="Arial" w:cs="Arial"/>
-                <w:sz w:val="18"/>
+                <w:sz w:val="16"/>
+                <w:szCs w:val="16"/>
               </w:rPr>
               <w:t xml:space="preserve">0.85</w:t>
             </w:r>
@@ -6119,7 +6149,6 @@
         </w:trPr>
         <w:tc>
           <w:tcPr>
-            <w:tcW w:w="1656" w:type="dxa"/>
             <w:tcBorders>
               <w:top w:val="single" w:sz="6" w:space="0" w:color="000000"/>
               <w:left w:val="single" w:sz="6" w:space="0" w:color="000000"/>
@@ -6127,24 +6156,26 @@
               <w:right w:val="single" w:sz="6" w:space="0" w:color="000000"/>
             </w:tcBorders>
             <w:vMerge/>
+            <w:tcW w:w="1138" w:type="dxa"/>
           </w:tcPr>
           <w:p/>
         </w:tc>
         <w:tc>
           <w:tcPr>
-            <w:tcW w:w="1656" w:type="dxa"/>
             <w:tcBorders>
               <w:top w:val="single" w:sz="6" w:space="0" w:color="000000"/>
               <w:left w:val="single" w:sz="6" w:space="0" w:color="000000"/>
               <w:bottom w:val="single" w:sz="6" w:space="0" w:color="000000"/>
               <w:right w:val="single" w:sz="6" w:space="0" w:color="000000"/>
             </w:tcBorders>
+            <w:tcW w:w="907" w:type="dxa"/>
           </w:tcPr>
           <w:p>
             <w:r>
               <w:rPr>
                 <w:rFonts w:ascii="Arial" w:hAnsi="Arial" w:cs="Arial"/>
-                <w:sz w:val="18"/>
+                <w:sz w:val="16"/>
+                <w:szCs w:val="16"/>
               </w:rPr>
               <w:t xml:space="preserve">COPD major pathway</w:t>
             </w:r>
@@ -6152,19 +6183,20 @@
         </w:tc>
         <w:tc>
           <w:tcPr>
-            <w:tcW w:w="1656" w:type="dxa"/>
             <w:tcBorders>
               <w:top w:val="single" w:sz="6" w:space="0" w:color="000000"/>
               <w:left w:val="single" w:sz="6" w:space="0" w:color="000000"/>
               <w:bottom w:val="single" w:sz="6" w:space="0" w:color="000000"/>
               <w:right w:val="single" w:sz="6" w:space="0" w:color="000000"/>
             </w:tcBorders>
+            <w:tcW w:w="1598" w:type="dxa"/>
           </w:tcPr>
           <w:p>
             <w:r>
               <w:rPr>
                 <w:rFonts w:ascii="Arial" w:hAnsi="Arial" w:cs="Arial"/>
-                <w:sz w:val="18"/>
+                <w:sz w:val="16"/>
+                <w:szCs w:val="16"/>
               </w:rPr>
               <w:t xml:space="preserve">3.39 (3.09–3.71)</w:t>
             </w:r>
@@ -6172,19 +6204,20 @@
         </w:tc>
         <w:tc>
           <w:tcPr>
-            <w:tcW w:w="1656" w:type="dxa"/>
             <w:tcBorders>
               <w:top w:val="single" w:sz="6" w:space="0" w:color="000000"/>
               <w:left w:val="single" w:sz="6" w:space="0" w:color="000000"/>
               <w:bottom w:val="single" w:sz="6" w:space="0" w:color="000000"/>
               <w:right w:val="single" w:sz="6" w:space="0" w:color="000000"/>
             </w:tcBorders>
+            <w:tcW w:w="1512" w:type="dxa"/>
           </w:tcPr>
           <w:p>
             <w:r>
               <w:rPr>
                 <w:rFonts w:ascii="Arial" w:hAnsi="Arial" w:cs="Arial"/>
-                <w:sz w:val="18"/>
+                <w:sz w:val="16"/>
+                <w:szCs w:val="16"/>
               </w:rPr>
               <w:t xml:space="preserve">3.12 (2.87–3.38)</w:t>
             </w:r>
@@ -6192,19 +6225,20 @@
         </w:tc>
         <w:tc>
           <w:tcPr>
-            <w:tcW w:w="792" w:type="dxa"/>
             <w:tcBorders>
               <w:top w:val="single" w:sz="6" w:space="0" w:color="000000"/>
               <w:left w:val="single" w:sz="6" w:space="0" w:color="000000"/>
               <w:bottom w:val="single" w:sz="6" w:space="0" w:color="000000"/>
               <w:right w:val="single" w:sz="6" w:space="0" w:color="000000"/>
             </w:tcBorders>
+            <w:tcW w:w="590" w:type="dxa"/>
           </w:tcPr>
           <w:p>
             <w:r>
               <w:rPr>
                 <w:rFonts w:ascii="Arial" w:hAnsi="Arial" w:cs="Arial"/>
-                <w:sz w:val="18"/>
+                <w:sz w:val="16"/>
+                <w:szCs w:val="16"/>
               </w:rPr>
               <w:t xml:space="preserve">&lt;0.01</w:t>
             </w:r>
@@ -6212,13 +6246,14 @@
         </w:tc>
         <w:tc>
           <w:tcPr>
-            <w:tcW w:type="dxa" w:w="1800"/>
+            <w:tcW w:w="1512" w:type="dxa"/>
           </w:tcPr>
           <w:p>
             <w:r>
               <w:rPr>
                 <w:rFonts w:ascii="Arial" w:hAnsi="Arial" w:cs="Arial"/>
-                <w:sz w:val="18"/>
+                <w:sz w:val="16"/>
+                <w:szCs w:val="16"/>
               </w:rPr>
               <w:t xml:space="preserve">2.59 (2.35–2.86)</w:t>
             </w:r>
@@ -6226,13 +6261,14 @@
         </w:tc>
         <w:tc>
           <w:tcPr>
-            <w:tcW w:type="dxa" w:w="1800"/>
+            <w:tcW w:w="1512" w:type="dxa"/>
           </w:tcPr>
           <w:p>
             <w:r>
               <w:rPr>
                 <w:rFonts w:ascii="Arial" w:hAnsi="Arial" w:cs="Arial"/>
-                <w:sz w:val="18"/>
+                <w:sz w:val="16"/>
+                <w:szCs w:val="16"/>
               </w:rPr>
               <w:t xml:space="preserve">2.39 (2.18–2.63)</w:t>
             </w:r>
@@ -6240,13 +6276,14 @@
         </w:tc>
         <w:tc>
           <w:tcPr>
-            <w:tcW w:type="dxa" w:w="792"/>
+            <w:tcW w:w="590" w:type="dxa"/>
           </w:tcPr>
           <w:p>
             <w:r>
               <w:rPr>
                 <w:rFonts w:ascii="Arial" w:hAnsi="Arial" w:cs="Arial"/>
-                <w:sz w:val="18"/>
+                <w:sz w:val="16"/>
+                <w:szCs w:val="16"/>
               </w:rPr>
               <w:t xml:space="preserve">&lt;0.002</w:t>
             </w:r>
@@ -6259,7 +6296,6 @@
         </w:trPr>
         <w:tc>
           <w:tcPr>
-            <w:tcW w:w="2088" w:type="dxa"/>
             <w:tcBorders>
               <w:top w:val="nil"/>
               <w:left w:val="single" w:sz="6" w:space="0" w:color="000000"/>
@@ -6267,12 +6303,14 @@
               <w:right w:val="single" w:sz="6" w:space="0" w:color="000000"/>
             </w:tcBorders>
             <w:vMerge w:val="restart"/>
+            <w:tcW w:w="1138" w:type="dxa"/>
           </w:tcPr>
           <w:p>
             <w:r>
               <w:rPr>
                 <w:rFonts w:ascii="Arial" w:hAnsi="Arial" w:cs="Arial"/>
-                <w:sz w:val="18"/>
+                <w:sz w:val="16"/>
+                <w:szCs w:val="16"/>
               </w:rPr>
               <w:t xml:space="preserve">Respiratory mortality (HR)</w:t>
             </w:r>
@@ -6280,19 +6318,20 @@
         </w:tc>
         <w:tc>
           <w:tcPr>
-            <w:tcW w:w="1656" w:type="dxa"/>
             <w:tcBorders>
               <w:top w:val="single" w:sz="6" w:space="0" w:color="000000"/>
               <w:left w:val="single" w:sz="6" w:space="0" w:color="000000"/>
               <w:bottom w:val="single" w:sz="6" w:space="0" w:color="000000"/>
               <w:right w:val="single" w:sz="6" w:space="0" w:color="000000"/>
             </w:tcBorders>
+            <w:tcW w:w="907" w:type="dxa"/>
           </w:tcPr>
           <w:p>
             <w:r>
               <w:rPr>
                 <w:rFonts w:ascii="Arial" w:hAnsi="Arial" w:cs="Arial"/>
-                <w:sz w:val="18"/>
+                <w:sz w:val="16"/>
+                <w:szCs w:val="16"/>
               </w:rPr>
               <w:t xml:space="preserve">AFL-only-noCOPD</w:t>
             </w:r>
@@ -6300,19 +6339,20 @@
         </w:tc>
         <w:tc>
           <w:tcPr>
-            <w:tcW w:w="1656" w:type="dxa"/>
             <w:tcBorders>
               <w:top w:val="single" w:sz="6" w:space="0" w:color="000000"/>
               <w:left w:val="single" w:sz="6" w:space="0" w:color="000000"/>
               <w:bottom w:val="single" w:sz="6" w:space="0" w:color="000000"/>
               <w:right w:val="single" w:sz="6" w:space="0" w:color="000000"/>
             </w:tcBorders>
+            <w:tcW w:w="1598" w:type="dxa"/>
           </w:tcPr>
           <w:p>
             <w:r>
               <w:rPr>
                 <w:rFonts w:ascii="Arial" w:hAnsi="Arial" w:cs="Arial"/>
-                <w:sz w:val="18"/>
+                <w:sz w:val="16"/>
+                <w:szCs w:val="16"/>
               </w:rPr>
               <w:t xml:space="preserve">1.70 (1.18–7.34)</w:t>
             </w:r>
@@ -6320,19 +6360,20 @@
         </w:tc>
         <w:tc>
           <w:tcPr>
-            <w:tcW w:w="1656" w:type="dxa"/>
             <w:tcBorders>
               <w:top w:val="single" w:sz="6" w:space="0" w:color="000000"/>
               <w:left w:val="single" w:sz="6" w:space="0" w:color="000000"/>
               <w:bottom w:val="single" w:sz="6" w:space="0" w:color="000000"/>
               <w:right w:val="single" w:sz="6" w:space="0" w:color="000000"/>
             </w:tcBorders>
+            <w:tcW w:w="1512" w:type="dxa"/>
           </w:tcPr>
           <w:p>
             <w:r>
               <w:rPr>
                 <w:rFonts w:ascii="Arial" w:hAnsi="Arial" w:cs="Arial"/>
-                <w:sz w:val="18"/>
+                <w:sz w:val="16"/>
+                <w:szCs w:val="16"/>
               </w:rPr>
               <w:t xml:space="preserve">3.09 (1.94–14.84)</w:t>
             </w:r>
@@ -6340,19 +6381,20 @@
         </w:tc>
         <w:tc>
           <w:tcPr>
-            <w:tcW w:w="792" w:type="dxa"/>
             <w:tcBorders>
               <w:top w:val="single" w:sz="6" w:space="0" w:color="000000"/>
               <w:left w:val="single" w:sz="6" w:space="0" w:color="000000"/>
               <w:bottom w:val="single" w:sz="6" w:space="0" w:color="000000"/>
               <w:right w:val="single" w:sz="6" w:space="0" w:color="000000"/>
             </w:tcBorders>
+            <w:tcW w:w="590" w:type="dxa"/>
           </w:tcPr>
           <w:p>
             <w:r>
               <w:rPr>
                 <w:rFonts w:ascii="Arial" w:hAnsi="Arial" w:cs="Arial"/>
-                <w:sz w:val="18"/>
+                <w:sz w:val="16"/>
+                <w:szCs w:val="16"/>
               </w:rPr>
               <w:t xml:space="preserve">0.37</w:t>
             </w:r>
@@ -6360,13 +6402,14 @@
         </w:tc>
         <w:tc>
           <w:tcPr>
-            <w:tcW w:type="dxa" w:w="1800"/>
+            <w:tcW w:w="1512" w:type="dxa"/>
           </w:tcPr>
           <w:p>
             <w:r>
               <w:rPr>
                 <w:rFonts w:ascii="Arial" w:hAnsi="Arial" w:cs="Arial"/>
-                <w:sz w:val="18"/>
+                <w:sz w:val="16"/>
+                <w:szCs w:val="16"/>
               </w:rPr>
               <w:t xml:space="preserve">1.42 (0.19–10.84)</w:t>
             </w:r>
@@ -6374,13 +6417,14 @@
         </w:tc>
         <w:tc>
           <w:tcPr>
-            <w:tcW w:type="dxa" w:w="1800"/>
+            <w:tcW w:w="1512" w:type="dxa"/>
           </w:tcPr>
           <w:p>
             <w:r>
               <w:rPr>
                 <w:rFonts w:ascii="Arial" w:hAnsi="Arial" w:cs="Arial"/>
-                <w:sz w:val="18"/>
+                <w:sz w:val="16"/>
+                <w:szCs w:val="16"/>
               </w:rPr>
               <w:t xml:space="preserve">2.19 (0.29–16.54)</w:t>
             </w:r>
@@ -6388,13 +6432,14 @@
         </w:tc>
         <w:tc>
           <w:tcPr>
-            <w:tcW w:type="dxa" w:w="792"/>
+            <w:tcW w:w="590" w:type="dxa"/>
           </w:tcPr>
           <w:p>
             <w:r>
               <w:rPr>
                 <w:rFonts w:ascii="Arial" w:hAnsi="Arial" w:cs="Arial"/>
-                <w:sz w:val="18"/>
+                <w:sz w:val="16"/>
+                <w:szCs w:val="16"/>
               </w:rPr>
               <w:t xml:space="preserve">0.46</w:t>
             </w:r>
@@ -6407,7 +6452,6 @@
         </w:trPr>
         <w:tc>
           <w:tcPr>
-            <w:tcW w:w="1656" w:type="dxa"/>
             <w:tcBorders>
               <w:top w:val="single" w:sz="6" w:space="0" w:color="000000"/>
               <w:left w:val="single" w:sz="6" w:space="0" w:color="000000"/>
@@ -6415,24 +6459,26 @@
               <w:right w:val="single" w:sz="6" w:space="0" w:color="000000"/>
             </w:tcBorders>
             <w:vMerge/>
+            <w:tcW w:w="1138" w:type="dxa"/>
           </w:tcPr>
           <w:p/>
         </w:tc>
         <w:tc>
           <w:tcPr>
-            <w:tcW w:w="1656" w:type="dxa"/>
             <w:tcBorders>
               <w:top w:val="single" w:sz="6" w:space="0" w:color="000000"/>
               <w:left w:val="single" w:sz="6" w:space="0" w:color="000000"/>
               <w:bottom w:val="single" w:sz="6" w:space="0" w:color="000000"/>
               <w:right w:val="single" w:sz="6" w:space="0" w:color="000000"/>
             </w:tcBorders>
+            <w:tcW w:w="907" w:type="dxa"/>
           </w:tcPr>
           <w:p>
             <w:r>
               <w:rPr>
                 <w:rFonts w:ascii="Arial" w:hAnsi="Arial" w:cs="Arial"/>
-                <w:sz w:val="18"/>
+                <w:sz w:val="16"/>
+                <w:szCs w:val="16"/>
               </w:rPr>
               <w:t xml:space="preserve">COPD minor pathway</w:t>
             </w:r>
@@ -6440,19 +6486,20 @@
         </w:tc>
         <w:tc>
           <w:tcPr>
-            <w:tcW w:w="1656" w:type="dxa"/>
             <w:tcBorders>
               <w:top w:val="single" w:sz="6" w:space="0" w:color="000000"/>
               <w:left w:val="single" w:sz="6" w:space="0" w:color="000000"/>
               <w:bottom w:val="single" w:sz="6" w:space="0" w:color="000000"/>
               <w:right w:val="single" w:sz="6" w:space="0" w:color="000000"/>
             </w:tcBorders>
+            <w:tcW w:w="1598" w:type="dxa"/>
           </w:tcPr>
           <w:p>
             <w:r>
               <w:rPr>
                 <w:rFonts w:ascii="Arial" w:hAnsi="Arial" w:cs="Arial"/>
-                <w:sz w:val="18"/>
+                <w:sz w:val="16"/>
+                <w:szCs w:val="16"/>
               </w:rPr>
               <w:t xml:space="preserve">3.90 (1.60–9.11)</w:t>
             </w:r>
@@ -6460,19 +6507,20 @@
         </w:tc>
         <w:tc>
           <w:tcPr>
-            <w:tcW w:w="1656" w:type="dxa"/>
             <w:tcBorders>
               <w:top w:val="single" w:sz="6" w:space="0" w:color="000000"/>
               <w:left w:val="single" w:sz="6" w:space="0" w:color="000000"/>
               <w:bottom w:val="single" w:sz="6" w:space="0" w:color="000000"/>
               <w:right w:val="single" w:sz="6" w:space="0" w:color="000000"/>
             </w:tcBorders>
+            <w:tcW w:w="1512" w:type="dxa"/>
           </w:tcPr>
           <w:p>
             <w:r>
               <w:rPr>
                 <w:rFonts w:ascii="Arial" w:hAnsi="Arial" w:cs="Arial"/>
-                <w:sz w:val="18"/>
+                <w:sz w:val="16"/>
+                <w:szCs w:val="16"/>
               </w:rPr>
               <w:t xml:space="preserve">4.22 (1.48–9.78)</w:t>
             </w:r>
@@ -6480,19 +6528,20 @@
         </w:tc>
         <w:tc>
           <w:tcPr>
-            <w:tcW w:w="792" w:type="dxa"/>
             <w:tcBorders>
               <w:top w:val="single" w:sz="6" w:space="0" w:color="000000"/>
               <w:left w:val="single" w:sz="6" w:space="0" w:color="000000"/>
               <w:bottom w:val="single" w:sz="6" w:space="0" w:color="000000"/>
               <w:right w:val="single" w:sz="6" w:space="0" w:color="000000"/>
             </w:tcBorders>
+            <w:tcW w:w="590" w:type="dxa"/>
           </w:tcPr>
           <w:p>
             <w:r>
               <w:rPr>
                 <w:rFonts w:ascii="Arial" w:hAnsi="Arial" w:cs="Arial"/>
-                <w:sz w:val="18"/>
+                <w:sz w:val="16"/>
+                <w:szCs w:val="16"/>
               </w:rPr>
               <w:t xml:space="preserve">0.86</w:t>
             </w:r>
@@ -6500,13 +6549,14 @@
         </w:tc>
         <w:tc>
           <w:tcPr>
-            <w:tcW w:type="dxa" w:w="1800"/>
+            <w:tcW w:w="1512" w:type="dxa"/>
           </w:tcPr>
           <w:p>
             <w:r>
               <w:rPr>
                 <w:rFonts w:ascii="Arial" w:hAnsi="Arial" w:cs="Arial"/>
-                <w:sz w:val="18"/>
+                <w:sz w:val="16"/>
+                <w:szCs w:val="16"/>
               </w:rPr>
               <w:t xml:space="preserve">4.80 (2.14–10.76)</w:t>
             </w:r>
@@ -6514,13 +6564,14 @@
         </w:tc>
         <w:tc>
           <w:tcPr>
-            <w:tcW w:type="dxa" w:w="1800"/>
+            <w:tcW w:w="1512" w:type="dxa"/>
           </w:tcPr>
           <w:p>
             <w:r>
               <w:rPr>
                 <w:rFonts w:ascii="Arial" w:hAnsi="Arial" w:cs="Arial"/>
-                <w:sz w:val="18"/>
+                <w:sz w:val="16"/>
+                <w:szCs w:val="16"/>
               </w:rPr>
               <w:t xml:space="preserve">5.68 (2.43–13.32)</w:t>
             </w:r>
@@ -6528,13 +6579,14 @@
         </w:tc>
         <w:tc>
           <w:tcPr>
-            <w:tcW w:type="dxa" w:w="792"/>
+            <w:tcW w:w="590" w:type="dxa"/>
           </w:tcPr>
           <w:p>
             <w:r>
               <w:rPr>
                 <w:rFonts w:ascii="Arial" w:hAnsi="Arial" w:cs="Arial"/>
-                <w:sz w:val="18"/>
+                <w:sz w:val="16"/>
+                <w:szCs w:val="16"/>
               </w:rPr>
               <w:t xml:space="preserve">0.70</w:t>
             </w:r>
@@ -6547,7 +6599,6 @@
         </w:trPr>
         <w:tc>
           <w:tcPr>
-            <w:tcW w:w="2088" w:type="dxa"/>
             <w:tcBorders>
               <w:top w:val="nil"/>
               <w:left w:val="single" w:sz="6" w:space="0" w:color="000000"/>
@@ -6555,24 +6606,26 @@
               <w:right w:val="single" w:sz="6" w:space="0" w:color="000000"/>
             </w:tcBorders>
             <w:vMerge/>
+            <w:tcW w:w="1138" w:type="dxa"/>
           </w:tcPr>
           <w:p/>
         </w:tc>
         <w:tc>
           <w:tcPr>
-            <w:tcW w:w="1656" w:type="dxa"/>
             <w:tcBorders>
               <w:top w:val="single" w:sz="6" w:space="0" w:color="000000"/>
               <w:left w:val="single" w:sz="6" w:space="0" w:color="000000"/>
               <w:bottom w:val="single" w:sz="6" w:space="0" w:color="000000"/>
               <w:right w:val="single" w:sz="6" w:space="0" w:color="000000"/>
             </w:tcBorders>
+            <w:tcW w:w="907" w:type="dxa"/>
           </w:tcPr>
           <w:p>
             <w:r>
               <w:rPr>
                 <w:rFonts w:ascii="Arial" w:hAnsi="Arial" w:cs="Arial"/>
-                <w:sz w:val="18"/>
+                <w:sz w:val="16"/>
+                <w:szCs w:val="16"/>
               </w:rPr>
               <w:t xml:space="preserve">COPD major pathway</w:t>
             </w:r>
@@ -6580,19 +6633,20 @@
         </w:tc>
         <w:tc>
           <w:tcPr>
-            <w:tcW w:w="1656" w:type="dxa"/>
             <w:tcBorders>
               <w:top w:val="single" w:sz="6" w:space="0" w:color="000000"/>
               <w:left w:val="single" w:sz="6" w:space="0" w:color="000000"/>
               <w:bottom w:val="single" w:sz="6" w:space="0" w:color="000000"/>
               <w:right w:val="single" w:sz="6" w:space="0" w:color="000000"/>
             </w:tcBorders>
+            <w:tcW w:w="1598" w:type="dxa"/>
           </w:tcPr>
           <w:p>
             <w:r>
               <w:rPr>
                 <w:rFonts w:ascii="Arial" w:hAnsi="Arial" w:cs="Arial"/>
-                <w:sz w:val="18"/>
+                <w:sz w:val="16"/>
+                <w:szCs w:val="16"/>
               </w:rPr>
               <w:t xml:space="preserve">56.05 (36.05–111.79)</w:t>
             </w:r>
@@ -6600,19 +6654,20 @@
         </w:tc>
         <w:tc>
           <w:tcPr>
-            <w:tcW w:w="1656" w:type="dxa"/>
             <w:tcBorders>
               <w:top w:val="single" w:sz="6" w:space="0" w:color="000000"/>
               <w:left w:val="single" w:sz="6" w:space="0" w:color="000000"/>
               <w:bottom w:val="single" w:sz="6" w:space="0" w:color="000000"/>
               <w:right w:val="single" w:sz="6" w:space="0" w:color="000000"/>
             </w:tcBorders>
+            <w:tcW w:w="1512" w:type="dxa"/>
           </w:tcPr>
           <w:p>
             <w:r>
               <w:rPr>
                 <w:rFonts w:ascii="Arial" w:hAnsi="Arial" w:cs="Arial"/>
-                <w:sz w:val="18"/>
+                <w:sz w:val="16"/>
+                <w:szCs w:val="16"/>
               </w:rPr>
               <w:t xml:space="preserve">48.19 (31.66–91.19)</w:t>
             </w:r>
@@ -6620,19 +6675,20 @@
         </w:tc>
         <w:tc>
           <w:tcPr>
-            <w:tcW w:w="792" w:type="dxa"/>
             <w:tcBorders>
               <w:top w:val="single" w:sz="6" w:space="0" w:color="000000"/>
               <w:left w:val="single" w:sz="6" w:space="0" w:color="000000"/>
               <w:bottom w:val="single" w:sz="6" w:space="0" w:color="000000"/>
               <w:right w:val="single" w:sz="6" w:space="0" w:color="000000"/>
             </w:tcBorders>
+            <w:tcW w:w="590" w:type="dxa"/>
           </w:tcPr>
           <w:p>
             <w:r>
               <w:rPr>
                 <w:rFonts w:ascii="Arial" w:hAnsi="Arial" w:cs="Arial"/>
-                <w:sz w:val="18"/>
+                <w:sz w:val="16"/>
+                <w:szCs w:val="16"/>
               </w:rPr>
               <w:t xml:space="preserve">0.30</w:t>
             </w:r>
@@ -6640,13 +6696,14 @@
         </w:tc>
         <w:tc>
           <w:tcPr>
-            <w:tcW w:type="dxa" w:w="1800"/>
+            <w:tcW w:w="1512" w:type="dxa"/>
           </w:tcPr>
           <w:p>
             <w:r>
               <w:rPr>
                 <w:rFonts w:ascii="Arial" w:hAnsi="Arial" w:cs="Arial"/>
-                <w:sz w:val="18"/>
+                <w:sz w:val="16"/>
+                <w:szCs w:val="16"/>
               </w:rPr>
               <w:t xml:space="preserve">36.27 (20.85–63.07)</w:t>
             </w:r>
@@ -6654,13 +6711,14 @@
         </w:tc>
         <w:tc>
           <w:tcPr>
-            <w:tcW w:type="dxa" w:w="1800"/>
+            <w:tcW w:w="1512" w:type="dxa"/>
           </w:tcPr>
           <w:p>
             <w:r>
               <w:rPr>
                 <w:rFonts w:ascii="Arial" w:hAnsi="Arial" w:cs="Arial"/>
-                <w:sz w:val="18"/>
+                <w:sz w:val="16"/>
+                <w:szCs w:val="16"/>
               </w:rPr>
               <w:t xml:space="preserve">30.95 (18.76–51.06)</w:t>
             </w:r>
@@ -6668,13 +6726,14 @@
         </w:tc>
         <w:tc>
           <w:tcPr>
-            <w:tcW w:type="dxa" w:w="792"/>
+            <w:tcW w:w="590" w:type="dxa"/>
           </w:tcPr>
           <w:p>
             <w:r>
               <w:rPr>
                 <w:rFonts w:ascii="Arial" w:hAnsi="Arial" w:cs="Arial"/>
-                <w:sz w:val="18"/>
+                <w:sz w:val="16"/>
+                <w:szCs w:val="16"/>
               </w:rPr>
               <w:t xml:space="preserve">0.29</w:t>
             </w:r>
@@ -6684,14 +6743,15 @@
       <w:tr>
         <w:tc>
           <w:tcPr>
-            <w:tcW w:type="dxa" w:w="1656"/>
             <w:vMerge w:val="restart"/>
+            <w:tcW w:w="1138" w:type="dxa"/>
           </w:tcPr>
           <w:p>
             <w:r>
               <w:rPr>
                 <w:rFonts w:ascii="Arial" w:hAnsi="Arial" w:cs="Arial"/>
-                <w:sz w:val="18"/>
+                <w:sz w:val="16"/>
+                <w:szCs w:val="16"/>
               </w:rPr>
               <w:t xml:space="preserve">Exacerbations (IRR)</w:t>
             </w:r>
@@ -6699,13 +6759,14 @@
         </w:tc>
         <w:tc>
           <w:tcPr>
-            <w:tcW w:type="dxa" w:w="1656"/>
+            <w:tcW w:w="907" w:type="dxa"/>
           </w:tcPr>
           <w:p>
             <w:r>
               <w:rPr>
                 <w:rFonts w:ascii="Arial" w:hAnsi="Arial" w:cs="Arial"/>
-                <w:sz w:val="18"/>
+                <w:sz w:val="16"/>
+                <w:szCs w:val="16"/>
               </w:rPr>
               <w:t xml:space="preserve">AFL-only-noCOPD</w:t>
             </w:r>
@@ -6713,13 +6774,14 @@
         </w:tc>
         <w:tc>
           <w:tcPr>
-            <w:tcW w:type="dxa" w:w="1656"/>
+            <w:tcW w:w="1598" w:type="dxa"/>
           </w:tcPr>
           <w:p>
             <w:r>
               <w:rPr>
                 <w:rFonts w:ascii="Arial" w:hAnsi="Arial" w:cs="Arial"/>
-                <w:sz w:val="18"/>
+                <w:sz w:val="16"/>
+                <w:szCs w:val="16"/>
               </w:rPr>
               <w:t xml:space="preserve">1.15 (0.81–1.53)</w:t>
             </w:r>
@@ -6727,13 +6789,14 @@
         </w:tc>
         <w:tc>
           <w:tcPr>
-            <w:tcW w:type="dxa" w:w="1656"/>
+            <w:tcW w:w="1512" w:type="dxa"/>
           </w:tcPr>
           <w:p>
             <w:r>
               <w:rPr>
                 <w:rFonts w:ascii="Arial" w:hAnsi="Arial" w:cs="Arial"/>
-                <w:sz w:val="18"/>
+                <w:sz w:val="16"/>
+                <w:szCs w:val="16"/>
               </w:rPr>
               <w:t xml:space="preserve">0.96 (0.58–1.41)</w:t>
             </w:r>
@@ -6741,13 +6804,14 @@
         </w:tc>
         <w:tc>
           <w:tcPr>
-            <w:tcW w:type="dxa" w:w="792"/>
+            <w:tcW w:w="590" w:type="dxa"/>
           </w:tcPr>
           <w:p>
             <w:r>
               <w:rPr>
                 <w:rFonts w:ascii="Arial" w:hAnsi="Arial" w:cs="Arial"/>
-                <w:sz w:val="18"/>
+                <w:sz w:val="16"/>
+                <w:szCs w:val="16"/>
               </w:rPr>
               <w:t xml:space="preserve">0.40</w:t>
             </w:r>
@@ -6755,13 +6819,14 @@
         </w:tc>
         <w:tc>
           <w:tcPr>
-            <w:tcW w:type="dxa" w:w="1800"/>
+            <w:tcW w:w="1512" w:type="dxa"/>
           </w:tcPr>
           <w:p>
             <w:r>
               <w:rPr>
                 <w:rFonts w:ascii="Arial" w:hAnsi="Arial" w:cs="Arial"/>
-                <w:sz w:val="18"/>
+                <w:sz w:val="16"/>
+                <w:szCs w:val="16"/>
               </w:rPr>
               <w:t xml:space="preserve">1.35 (1.00–1.81)</w:t>
             </w:r>
@@ -6769,13 +6834,14 @@
         </w:tc>
         <w:tc>
           <w:tcPr>
-            <w:tcW w:type="dxa" w:w="1800"/>
+            <w:tcW w:w="1512" w:type="dxa"/>
           </w:tcPr>
           <w:p>
             <w:r>
               <w:rPr>
                 <w:rFonts w:ascii="Arial" w:hAnsi="Arial" w:cs="Arial"/>
-                <w:sz w:val="18"/>
+                <w:sz w:val="16"/>
+                <w:szCs w:val="16"/>
               </w:rPr>
               <w:t xml:space="preserve">1.01 (0.66–1.52)</w:t>
             </w:r>
@@ -6783,13 +6849,14 @@
         </w:tc>
         <w:tc>
           <w:tcPr>
-            <w:tcW w:type="dxa" w:w="792"/>
+            <w:tcW w:w="590" w:type="dxa"/>
           </w:tcPr>
           <w:p>
             <w:r>
               <w:rPr>
                 <w:rFonts w:ascii="Arial" w:hAnsi="Arial" w:cs="Arial"/>
-                <w:sz w:val="18"/>
+                <w:sz w:val="16"/>
+                <w:szCs w:val="16"/>
               </w:rPr>
               <w:t xml:space="preserve">0.20</w:t>
             </w:r>
@@ -6799,20 +6866,21 @@
       <w:tr>
         <w:tc>
           <w:tcPr>
-            <w:tcW w:type="dxa" w:w="1656"/>
             <w:vMerge/>
+            <w:tcW w:w="1138" w:type="dxa"/>
           </w:tcPr>
           <w:p/>
         </w:tc>
         <w:tc>
           <w:tcPr>
-            <w:tcW w:type="dxa" w:w="1656"/>
+            <w:tcW w:w="907" w:type="dxa"/>
           </w:tcPr>
           <w:p>
             <w:r>
               <w:rPr>
                 <w:rFonts w:ascii="Arial" w:hAnsi="Arial" w:cs="Arial"/>
-                <w:sz w:val="18"/>
+                <w:sz w:val="16"/>
+                <w:szCs w:val="16"/>
               </w:rPr>
               <w:t xml:space="preserve">COPD minor pathway</w:t>
             </w:r>
@@ -6820,13 +6888,14 @@
         </w:tc>
         <w:tc>
           <w:tcPr>
-            <w:tcW w:type="dxa" w:w="1656"/>
+            <w:tcW w:w="1598" w:type="dxa"/>
           </w:tcPr>
           <w:p>
             <w:r>
               <w:rPr>
                 <w:rFonts w:ascii="Arial" w:hAnsi="Arial" w:cs="Arial"/>
-                <w:sz w:val="18"/>
+                <w:sz w:val="16"/>
+                <w:szCs w:val="16"/>
               </w:rPr>
               <w:t xml:space="preserve">3.09 (2.68–3.59)</w:t>
             </w:r>
@@ -6834,13 +6903,14 @@
         </w:tc>
         <w:tc>
           <w:tcPr>
-            <w:tcW w:type="dxa" w:w="1656"/>
+            <w:tcW w:w="1512" w:type="dxa"/>
           </w:tcPr>
           <w:p>
             <w:r>
               <w:rPr>
                 <w:rFonts w:ascii="Arial" w:hAnsi="Arial" w:cs="Arial"/>
-                <w:sz w:val="18"/>
+                <w:sz w:val="16"/>
+                <w:szCs w:val="16"/>
               </w:rPr>
               <w:t xml:space="preserve">3.22 (2.67–3.87)</w:t>
             </w:r>
@@ -6848,13 +6918,14 @@
         </w:tc>
         <w:tc>
           <w:tcPr>
-            <w:tcW w:type="dxa" w:w="792"/>
+            <w:tcW w:w="590" w:type="dxa"/>
           </w:tcPr>
           <w:p>
             <w:r>
               <w:rPr>
                 <w:rFonts w:ascii="Arial" w:hAnsi="Arial" w:cs="Arial"/>
-                <w:sz w:val="18"/>
+                <w:sz w:val="16"/>
+                <w:szCs w:val="16"/>
               </w:rPr>
               <w:t xml:space="preserve">0.52</w:t>
             </w:r>
@@ -6862,13 +6933,14 @@
         </w:tc>
         <w:tc>
           <w:tcPr>
-            <w:tcW w:type="dxa" w:w="1800"/>
+            <w:tcW w:w="1512" w:type="dxa"/>
           </w:tcPr>
           <w:p>
             <w:r>
               <w:rPr>
                 <w:rFonts w:ascii="Arial" w:hAnsi="Arial" w:cs="Arial"/>
-                <w:sz w:val="18"/>
+                <w:sz w:val="16"/>
+                <w:szCs w:val="16"/>
               </w:rPr>
               <w:t xml:space="preserve">2.16 (1.88–2.49)</w:t>
             </w:r>
@@ -6876,13 +6948,14 @@
         </w:tc>
         <w:tc>
           <w:tcPr>
-            <w:tcW w:type="dxa" w:w="1800"/>
+            <w:tcW w:w="1512" w:type="dxa"/>
           </w:tcPr>
           <w:p>
             <w:r>
               <w:rPr>
                 <w:rFonts w:ascii="Arial" w:hAnsi="Arial" w:cs="Arial"/>
-                <w:sz w:val="18"/>
+                <w:sz w:val="16"/>
+                <w:szCs w:val="16"/>
               </w:rPr>
               <w:t xml:space="preserve">2.10 (1.77–2.48)</w:t>
             </w:r>
@@ -6890,13 +6963,14 @@
         </w:tc>
         <w:tc>
           <w:tcPr>
-            <w:tcW w:type="dxa" w:w="792"/>
+            <w:tcW w:w="590" w:type="dxa"/>
           </w:tcPr>
           <w:p>
             <w:r>
               <w:rPr>
                 <w:rFonts w:ascii="Arial" w:hAnsi="Arial" w:cs="Arial"/>
-                <w:sz w:val="18"/>
+                <w:sz w:val="16"/>
+                <w:szCs w:val="16"/>
               </w:rPr>
               <w:t xml:space="preserve">0.68</w:t>
             </w:r>
@@ -6906,20 +6980,21 @@
       <w:tr>
         <w:tc>
           <w:tcPr>
-            <w:tcW w:type="dxa" w:w="1656"/>
             <w:vMerge/>
+            <w:tcW w:w="1138" w:type="dxa"/>
           </w:tcPr>
           <w:p/>
         </w:tc>
         <w:tc>
           <w:tcPr>
-            <w:tcW w:type="dxa" w:w="1656"/>
+            <w:tcW w:w="907" w:type="dxa"/>
           </w:tcPr>
           <w:p>
             <w:r>
               <w:rPr>
                 <w:rFonts w:ascii="Arial" w:hAnsi="Arial" w:cs="Arial"/>
-                <w:sz w:val="18"/>
+                <w:sz w:val="16"/>
+                <w:szCs w:val="16"/>
               </w:rPr>
               <w:t xml:space="preserve">COPD major pathway</w:t>
             </w:r>
@@ -6927,13 +7002,14 @@
         </w:tc>
         <w:tc>
           <w:tcPr>
-            <w:tcW w:type="dxa" w:w="1656"/>
+            <w:tcW w:w="1598" w:type="dxa"/>
           </w:tcPr>
           <w:p>
             <w:r>
               <w:rPr>
                 <w:rFonts w:ascii="Arial" w:hAnsi="Arial" w:cs="Arial"/>
-                <w:sz w:val="18"/>
+                <w:sz w:val="16"/>
+                <w:szCs w:val="16"/>
               </w:rPr>
               <w:t xml:space="preserve">4.46 (4.03–4.93)</w:t>
             </w:r>
@@ -6941,13 +7017,14 @@
         </w:tc>
         <w:tc>
           <w:tcPr>
-            <w:tcW w:type="dxa" w:w="1656"/>
+            <w:tcW w:w="1512" w:type="dxa"/>
           </w:tcPr>
           <w:p>
             <w:r>
               <w:rPr>
                 <w:rFonts w:ascii="Arial" w:hAnsi="Arial" w:cs="Arial"/>
-                <w:sz w:val="18"/>
+                <w:sz w:val="16"/>
+                <w:szCs w:val="16"/>
               </w:rPr>
               <w:t xml:space="preserve">3.94 (3.58–4.32)</w:t>
             </w:r>
@@ -6955,13 +7032,14 @@
         </w:tc>
         <w:tc>
           <w:tcPr>
-            <w:tcW w:type="dxa" w:w="792"/>
+            <w:tcW w:w="590" w:type="dxa"/>
           </w:tcPr>
           <w:p>
             <w:r>
               <w:rPr>
                 <w:rFonts w:ascii="Arial" w:hAnsi="Arial" w:cs="Arial"/>
-                <w:sz w:val="18"/>
+                <w:sz w:val="16"/>
+                <w:szCs w:val="16"/>
               </w:rPr>
               <w:t xml:space="preserve">&lt;0.01</w:t>
             </w:r>
@@ -6969,13 +7047,14 @@
         </w:tc>
         <w:tc>
           <w:tcPr>
-            <w:tcW w:type="dxa" w:w="1800"/>
+            <w:tcW w:w="1512" w:type="dxa"/>
           </w:tcPr>
           <w:p>
             <w:r>
               <w:rPr>
                 <w:rFonts w:ascii="Arial" w:hAnsi="Arial" w:cs="Arial"/>
-                <w:sz w:val="18"/>
+                <w:sz w:val="16"/>
+                <w:szCs w:val="16"/>
               </w:rPr>
               <w:t xml:space="preserve">3.82 (3.48–4.21)</w:t>
             </w:r>
@@ -6983,13 +7062,14 @@
         </w:tc>
         <w:tc>
           <w:tcPr>
-            <w:tcW w:type="dxa" w:w="1800"/>
+            <w:tcW w:w="1512" w:type="dxa"/>
           </w:tcPr>
           <w:p>
             <w:r>
               <w:rPr>
                 <w:rFonts w:ascii="Arial" w:hAnsi="Arial" w:cs="Arial"/>
-                <w:sz w:val="18"/>
+                <w:sz w:val="16"/>
+                <w:szCs w:val="16"/>
               </w:rPr>
               <w:t xml:space="preserve">3.45 (3.14–3.78)</w:t>
             </w:r>
@@ -6997,13 +7077,14 @@
         </w:tc>
         <w:tc>
           <w:tcPr>
-            <w:tcW w:type="dxa" w:w="792"/>
+            <w:tcW w:w="590" w:type="dxa"/>
           </w:tcPr>
           <w:p>
             <w:r>
               <w:rPr>
                 <w:rFonts w:ascii="Arial" w:hAnsi="Arial" w:cs="Arial"/>
-                <w:sz w:val="18"/>
+                <w:sz w:val="16"/>
+                <w:szCs w:val="16"/>
               </w:rPr>
               <w:t xml:space="preserve">&lt;0.002</w:t>
             </w:r>

--- a/manuscript/ESI manuscript draft v15 2026.8.31_PJC.docx
+++ b/manuscript/ESI manuscript draft v15 2026.8.31_PJC.docx
@@ -2726,7 +2726,7 @@
           <w:rFonts w:eastAsia="Times New Roman"/>
           <w:lang w:eastAsia="it-IT"/>
         </w:rPr>
-        <w:t>Within the preserved-spirometry subgroup, cross-classification analyses showed graded differences in observed event rates among participants classified according to agreement or disagreement between the CT-based and ESI-based frameworks (Table 2), with the corresponding adjusted estimates in Table 3.</w:t>
+        <w:t>Within the preserved-spirometry subgroup, cross-classification analyses showed graded differences in event rates among participants classified according to agreement or disagreement between the CT-based and ESI-based frameworks. Crude rate ratios against the Both-noCOPD reference are given in Table 2 and the corresponding adjusted estimates in Table 3; the observed rates and event counts behind the crude ratios are given in Supplemental Table S18.</w:t>
       </w:r>
     </w:p>
     <w:p>
@@ -5656,21 +5656,21 @@
         <w:tblLook w:val="04A0" w:firstRow="1" w:lastRow="0" w:firstColumn="1" w:lastColumn="0" w:noHBand="0" w:noVBand="1"/>
         <w:tblLayout w:type="fixed"/>
         <w:tblCellMar>
-          <w:left w:w="29" w:type="dxa"/>
-          <w:right w:w="29" w:type="dxa"/>
-          <w:top w:w="14" w:type="dxa"/>
-          <w:bottom w:w="14" w:type="dxa"/>
+          <w:left w:w="72" w:type="dxa"/>
+          <w:right w:w="72" w:type="dxa"/>
+          <w:top w:w="72" w:type="dxa"/>
+          <w:bottom w:w="72" w:type="dxa"/>
         </w:tblCellMar>
       </w:tblPr>
       <w:tblGrid>
-        <w:gridCol w:w="1138"/>
-        <w:gridCol w:w="907"/>
-        <w:gridCol w:w="1598"/>
-        <w:gridCol w:w="1512"/>
-        <w:gridCol w:w="590"/>
-        <w:gridCol w:w="1512"/>
-        <w:gridCol w:w="1512"/>
-        <w:gridCol w:w="590"/>
+        <w:gridCol w:w="1368" w:type="dxa"/>
+        <w:gridCol w:w="1282" w:type="dxa"/>
+        <w:gridCol w:w="1368" w:type="dxa"/>
+        <w:gridCol w:w="1267" w:type="dxa"/>
+        <w:gridCol w:w="770" w:type="dxa"/>
+        <w:gridCol w:w="1267" w:type="dxa"/>
+        <w:gridCol w:w="1267" w:type="dxa"/>
+        <w:gridCol w:w="770" w:type="dxa"/>
       </w:tblGrid>
       <w:tr>
         <w:trPr>
@@ -5685,15 +5685,17 @@
               <w:right w:val="single" w:sz="6" w:space="0" w:color="000000"/>
             </w:tcBorders>
             <w:vAlign w:val="center"/>
-            <w:tcW w:w="1138" w:type="dxa"/>
+            <w:tcW w:w="1368" w:type="dxa"/>
           </w:tcPr>
           <w:p>
+            <w:pPr>
+              <w:spacing w:before="20" w:after="20" w:line="240" w:lineRule="auto"/>
+            </w:pPr>
             <w:r>
               <w:rPr>
-                <w:rFonts w:ascii="Arial" w:hAnsi="Arial" w:cs="Arial"/>
+                <w:rFonts w:ascii="Arial" w:hAnsi="Arial"/>
                 <w:b/>
-                <w:sz w:val="16"/>
-                <w:szCs w:val="16"/>
+                <w:sz w:val="18"/>
               </w:rPr>
               <w:t xml:space="preserve">Outcome (metric)</w:t>
             </w:r>
@@ -5708,15 +5710,17 @@
               <w:right w:val="single" w:sz="6" w:space="0" w:color="000000"/>
             </w:tcBorders>
             <w:vAlign w:val="center"/>
-            <w:tcW w:w="907" w:type="dxa"/>
+            <w:tcW w:w="1282" w:type="dxa"/>
           </w:tcPr>
           <w:p>
+            <w:pPr>
+              <w:spacing w:before="20" w:after="20" w:line="240" w:lineRule="auto"/>
+            </w:pPr>
             <w:r>
               <w:rPr>
-                <w:rFonts w:ascii="Arial" w:hAnsi="Arial" w:cs="Arial"/>
+                <w:rFonts w:ascii="Arial" w:hAnsi="Arial"/>
                 <w:b/>
-                <w:sz w:val="16"/>
-                <w:szCs w:val="16"/>
+                <w:sz w:val="18"/>
               </w:rPr>
               <w:t xml:space="preserve">Category</w:t>
             </w:r>
@@ -5731,15 +5735,18 @@
               <w:right w:val="single" w:sz="6" w:space="0" w:color="000000"/>
             </w:tcBorders>
             <w:vAlign w:val="center"/>
-            <w:tcW w:w="1598" w:type="dxa"/>
+            <w:tcW w:w="1368" w:type="dxa"/>
           </w:tcPr>
           <w:p>
+            <w:pPr>
+              <w:spacing w:before="20" w:after="20" w:line="240" w:lineRule="auto"/>
+              <w:jc w:val="center"/>
+            </w:pPr>
             <w:r>
               <w:rPr>
-                <w:rFonts w:ascii="Arial" w:hAnsi="Arial" w:cs="Arial"/>
+                <w:rFonts w:ascii="Arial" w:hAnsi="Arial"/>
                 <w:b/>
-                <w:sz w:val="16"/>
-                <w:szCs w:val="16"/>
+                <w:sz w:val="18"/>
               </w:rPr>
               <w:t xml:space="preserve">Crude RR (CT)</w:t>
             </w:r>
@@ -5754,15 +5761,18 @@
               <w:right w:val="single" w:sz="6" w:space="0" w:color="000000"/>
             </w:tcBorders>
             <w:vAlign w:val="center"/>
-            <w:tcW w:w="1512" w:type="dxa"/>
+            <w:tcW w:w="1267" w:type="dxa"/>
           </w:tcPr>
           <w:p>
+            <w:pPr>
+              <w:spacing w:before="20" w:after="20" w:line="240" w:lineRule="auto"/>
+              <w:jc w:val="center"/>
+            </w:pPr>
             <w:r>
               <w:rPr>
-                <w:rFonts w:ascii="Arial" w:hAnsi="Arial" w:cs="Arial"/>
+                <w:rFonts w:ascii="Arial" w:hAnsi="Arial"/>
                 <w:b/>
-                <w:sz w:val="16"/>
-                <w:szCs w:val="16"/>
+                <w:sz w:val="18"/>
               </w:rPr>
               <w:t xml:space="preserve">Crude RR (ESI)</w:t>
             </w:r>
@@ -5777,15 +5787,18 @@
               <w:right w:val="single" w:sz="6" w:space="0" w:color="000000"/>
             </w:tcBorders>
             <w:vAlign w:val="center"/>
-            <w:tcW w:w="590" w:type="dxa"/>
+            <w:tcW w:w="770" w:type="dxa"/>
           </w:tcPr>
           <w:p>
+            <w:pPr>
+              <w:spacing w:before="20" w:after="20" w:line="240" w:lineRule="auto"/>
+              <w:jc w:val="center"/>
+            </w:pPr>
             <w:r>
               <w:rPr>
-                <w:rFonts w:ascii="Arial" w:hAnsi="Arial" w:cs="Arial"/>
+                <w:rFonts w:ascii="Arial" w:hAnsi="Arial"/>
                 <w:b/>
-                <w:sz w:val="16"/>
-                <w:szCs w:val="16"/>
+                <w:sz w:val="18"/>
               </w:rPr>
               <w:t xml:space="preserve">p-value</w:t>
             </w:r>
@@ -5793,47 +5806,59 @@
         </w:tc>
         <w:tc>
           <w:tcPr>
-            <w:tcW w:w="1512" w:type="dxa"/>
+            <w:tcW w:w="1267" w:type="dxa"/>
+            <w:vAlign w:val="center"/>
           </w:tcPr>
           <w:p>
+            <w:pPr>
+              <w:spacing w:before="20" w:after="20" w:line="240" w:lineRule="auto"/>
+              <w:jc w:val="center"/>
+            </w:pPr>
             <w:r>
               <w:rPr>
-                <w:rFonts w:ascii="Arial" w:hAnsi="Arial" w:cs="Arial"/>
+                <w:rFonts w:ascii="Arial" w:hAnsi="Arial"/>
                 <w:b/>
-                <w:sz w:val="16"/>
-                <w:szCs w:val="16"/>
+                <w:sz w:val="18"/>
               </w:rPr>
-              <w:t xml:space="preserve">Adjusted Rate (CT)</w:t>
+              <w:t xml:space="preserve">Adjusted RR (CT)</w:t>
             </w:r>
           </w:p>
         </w:tc>
         <w:tc>
           <w:tcPr>
-            <w:tcW w:w="1512" w:type="dxa"/>
+            <w:tcW w:w="1267" w:type="dxa"/>
+            <w:vAlign w:val="center"/>
           </w:tcPr>
           <w:p>
+            <w:pPr>
+              <w:spacing w:before="20" w:after="20" w:line="240" w:lineRule="auto"/>
+              <w:jc w:val="center"/>
+            </w:pPr>
             <w:r>
               <w:rPr>
-                <w:rFonts w:ascii="Arial" w:hAnsi="Arial" w:cs="Arial"/>
+                <w:rFonts w:ascii="Arial" w:hAnsi="Arial"/>
                 <w:b/>
-                <w:sz w:val="16"/>
-                <w:szCs w:val="16"/>
+                <w:sz w:val="18"/>
               </w:rPr>
-              <w:t xml:space="preserve">Adjusted Rate (ESI)</w:t>
+              <w:t xml:space="preserve">Adjusted RR (ESI)</w:t>
             </w:r>
           </w:p>
         </w:tc>
         <w:tc>
           <w:tcPr>
-            <w:tcW w:w="590" w:type="dxa"/>
+            <w:tcW w:w="770" w:type="dxa"/>
+            <w:vAlign w:val="center"/>
           </w:tcPr>
           <w:p>
+            <w:pPr>
+              <w:spacing w:before="20" w:after="20" w:line="240" w:lineRule="auto"/>
+              <w:jc w:val="center"/>
+            </w:pPr>
             <w:r>
               <w:rPr>
-                <w:rFonts w:ascii="Arial" w:hAnsi="Arial" w:cs="Arial"/>
+                <w:rFonts w:ascii="Arial" w:hAnsi="Arial"/>
                 <w:b/>
-                <w:sz w:val="16"/>
-                <w:szCs w:val="16"/>
+                <w:sz w:val="18"/>
               </w:rPr>
               <w:t xml:space="preserve">p-value</w:t>
             </w:r>
@@ -5853,14 +5878,18 @@
               <w:right w:val="single" w:sz="6" w:space="0" w:color="000000"/>
             </w:tcBorders>
             <w:vMerge w:val="restart"/>
-            <w:tcW w:w="1138" w:type="dxa"/>
+            <w:tcW w:w="1368" w:type="dxa"/>
+            <w:vAlign w:val="center"/>
           </w:tcPr>
           <w:p>
+            <w:pPr>
+              <w:spacing w:before="20" w:after="20" w:line="240" w:lineRule="auto"/>
+            </w:pPr>
             <w:r>
               <w:rPr>
-                <w:rFonts w:ascii="Arial" w:hAnsi="Arial" w:cs="Arial"/>
-                <w:sz w:val="16"/>
-                <w:szCs w:val="16"/>
+                <w:rFonts w:ascii="Arial" w:hAnsi="Arial"/>
+                <w:b w:val="0"/>
+                <w:sz w:val="18"/>
               </w:rPr>
               <w:t xml:space="preserve">All-cause mortality (HR)</w:t>
             </w:r>
@@ -5874,14 +5903,18 @@
               <w:bottom w:val="single" w:sz="6" w:space="0" w:color="000000"/>
               <w:right w:val="single" w:sz="6" w:space="0" w:color="000000"/>
             </w:tcBorders>
-            <w:tcW w:w="907" w:type="dxa"/>
+            <w:tcW w:w="1282" w:type="dxa"/>
+            <w:vAlign w:val="center"/>
           </w:tcPr>
           <w:p>
+            <w:pPr>
+              <w:spacing w:before="20" w:after="20" w:line="240" w:lineRule="auto"/>
+            </w:pPr>
             <w:r>
               <w:rPr>
-                <w:rFonts w:ascii="Arial" w:hAnsi="Arial" w:cs="Arial"/>
-                <w:sz w:val="16"/>
-                <w:szCs w:val="16"/>
+                <w:rFonts w:ascii="Arial" w:hAnsi="Arial"/>
+                <w:b w:val="0"/>
+                <w:sz w:val="18"/>
               </w:rPr>
               <w:t xml:space="preserve">AFL-only-noCOPD</w:t>
             </w:r>
@@ -5895,16 +5928,23 @@
               <w:bottom w:val="single" w:sz="6" w:space="0" w:color="000000"/>
               <w:right w:val="single" w:sz="6" w:space="0" w:color="000000"/>
             </w:tcBorders>
-            <w:tcW w:w="1598" w:type="dxa"/>
+            <w:tcW w:w="1368" w:type="dxa"/>
+            <w:vAlign w:val="center"/>
           </w:tcPr>
           <w:p>
+            <w:pPr>
+              <w:spacing w:before="20" w:after="20" w:line="240" w:lineRule="auto"/>
+              <w:jc w:val="center"/>
+            </w:pPr>
             <w:r>
               <w:rPr>
-                <w:rFonts w:ascii="Arial" w:hAnsi="Arial" w:cs="Arial"/>
-                <w:sz w:val="16"/>
-                <w:szCs w:val="16"/>
+                <w:rFonts w:ascii="Arial" w:hAnsi="Arial"/>
+                <w:b w:val="0"/>
+                <w:sz w:val="18"/>
               </w:rPr>
-              <w:t xml:space="preserve">1.08 (0.72–1.51)</w:t>
+              <w:t xml:space="preserve">1.08</w:t>
+              <w:br/>
+              <w:t xml:space="preserve">(0.72–1.51)</w:t>
             </w:r>
           </w:p>
         </w:tc>
@@ -5916,16 +5956,23 @@
               <w:bottom w:val="single" w:sz="6" w:space="0" w:color="000000"/>
               <w:right w:val="single" w:sz="6" w:space="0" w:color="000000"/>
             </w:tcBorders>
-            <w:tcW w:w="1512" w:type="dxa"/>
+            <w:tcW w:w="1267" w:type="dxa"/>
+            <w:vAlign w:val="center"/>
           </w:tcPr>
           <w:p>
+            <w:pPr>
+              <w:spacing w:before="20" w:after="20" w:line="240" w:lineRule="auto"/>
+              <w:jc w:val="center"/>
+            </w:pPr>
             <w:r>
               <w:rPr>
-                <w:rFonts w:ascii="Arial" w:hAnsi="Arial" w:cs="Arial"/>
-                <w:sz w:val="16"/>
-                <w:szCs w:val="16"/>
+                <w:rFonts w:ascii="Arial" w:hAnsi="Arial"/>
+                <w:b w:val="0"/>
+                <w:sz w:val="18"/>
               </w:rPr>
-              <w:t xml:space="preserve">1.24 (0.72–1.83)</w:t>
+              <w:t xml:space="preserve">1.24</w:t>
+              <w:br/>
+              <w:t xml:space="preserve">(0.72–1.83)</w:t>
             </w:r>
           </w:p>
         </w:tc>
@@ -5937,14 +5984,19 @@
               <w:bottom w:val="single" w:sz="6" w:space="0" w:color="000000"/>
               <w:right w:val="single" w:sz="6" w:space="0" w:color="000000"/>
             </w:tcBorders>
-            <w:tcW w:w="590" w:type="dxa"/>
+            <w:tcW w:w="770" w:type="dxa"/>
+            <w:vAlign w:val="center"/>
           </w:tcPr>
           <w:p>
+            <w:pPr>
+              <w:spacing w:before="20" w:after="20" w:line="240" w:lineRule="auto"/>
+              <w:jc w:val="center"/>
+            </w:pPr>
             <w:r>
               <w:rPr>
-                <w:rFonts w:ascii="Arial" w:hAnsi="Arial" w:cs="Arial"/>
-                <w:sz w:val="16"/>
-                <w:szCs w:val="16"/>
+                <w:rFonts w:ascii="Arial" w:hAnsi="Arial"/>
+                <w:b w:val="0"/>
+                <w:sz w:val="18"/>
               </w:rPr>
               <w:t xml:space="preserve">0.58</w:t>
             </w:r>
@@ -5952,44 +6004,63 @@
         </w:tc>
         <w:tc>
           <w:tcPr>
-            <w:tcW w:w="1512" w:type="dxa"/>
+            <w:tcW w:w="1267" w:type="dxa"/>
+            <w:vAlign w:val="center"/>
           </w:tcPr>
           <w:p>
+            <w:pPr>
+              <w:spacing w:before="20" w:after="20" w:line="240" w:lineRule="auto"/>
+              <w:jc w:val="center"/>
+            </w:pPr>
             <w:r>
               <w:rPr>
-                <w:rFonts w:ascii="Arial" w:hAnsi="Arial" w:cs="Arial"/>
-                <w:sz w:val="16"/>
-                <w:szCs w:val="16"/>
+                <w:rFonts w:ascii="Arial" w:hAnsi="Arial"/>
+                <w:b w:val="0"/>
+                <w:sz w:val="18"/>
               </w:rPr>
-              <w:t xml:space="preserve">0.90 (0.62–1.30)</w:t>
+              <w:t xml:space="preserve">0.90</w:t>
+              <w:br/>
+              <w:t xml:space="preserve">(0.62–1.30)</w:t>
             </w:r>
           </w:p>
         </w:tc>
         <w:tc>
           <w:tcPr>
-            <w:tcW w:w="1512" w:type="dxa"/>
+            <w:tcW w:w="1267" w:type="dxa"/>
+            <w:vAlign w:val="center"/>
           </w:tcPr>
           <w:p>
+            <w:pPr>
+              <w:spacing w:before="20" w:after="20" w:line="240" w:lineRule="auto"/>
+              <w:jc w:val="center"/>
+            </w:pPr>
             <w:r>
               <w:rPr>
-                <w:rFonts w:ascii="Arial" w:hAnsi="Arial" w:cs="Arial"/>
-                <w:sz w:val="16"/>
-                <w:szCs w:val="16"/>
+                <w:rFonts w:ascii="Arial" w:hAnsi="Arial"/>
+                <w:b w:val="0"/>
+                <w:sz w:val="18"/>
               </w:rPr>
-              <w:t xml:space="preserve">0.91 (0.57–1.46)</w:t>
+              <w:t xml:space="preserve">0.91</w:t>
+              <w:br/>
+              <w:t xml:space="preserve">(0.57–1.46)</w:t>
             </w:r>
           </w:p>
         </w:tc>
         <w:tc>
           <w:tcPr>
-            <w:tcW w:w="590" w:type="dxa"/>
+            <w:tcW w:w="770" w:type="dxa"/>
+            <w:vAlign w:val="center"/>
           </w:tcPr>
           <w:p>
+            <w:pPr>
+              <w:spacing w:before="20" w:after="20" w:line="240" w:lineRule="auto"/>
+              <w:jc w:val="center"/>
+            </w:pPr>
             <w:r>
               <w:rPr>
-                <w:rFonts w:ascii="Arial" w:hAnsi="Arial" w:cs="Arial"/>
-                <w:sz w:val="16"/>
-                <w:szCs w:val="16"/>
+                <w:rFonts w:ascii="Arial" w:hAnsi="Arial"/>
+                <w:b w:val="0"/>
+                <w:sz w:val="18"/>
               </w:rPr>
               <w:t xml:space="preserve">0.94</w:t>
             </w:r>
@@ -6021,14 +6092,18 @@
               <w:bottom w:val="single" w:sz="6" w:space="0" w:color="000000"/>
               <w:right w:val="single" w:sz="6" w:space="0" w:color="000000"/>
             </w:tcBorders>
-            <w:tcW w:w="907" w:type="dxa"/>
+            <w:tcW w:w="1282" w:type="dxa"/>
+            <w:vAlign w:val="center"/>
           </w:tcPr>
           <w:p>
+            <w:pPr>
+              <w:spacing w:before="20" w:after="20" w:line="240" w:lineRule="auto"/>
+            </w:pPr>
             <w:r>
               <w:rPr>
-                <w:rFonts w:ascii="Arial" w:hAnsi="Arial" w:cs="Arial"/>
-                <w:sz w:val="16"/>
-                <w:szCs w:val="16"/>
+                <w:rFonts w:ascii="Arial" w:hAnsi="Arial"/>
+                <w:b w:val="0"/>
+                <w:sz w:val="18"/>
               </w:rPr>
               <w:t xml:space="preserve">COPD minor pathway</w:t>
             </w:r>
@@ -6042,16 +6117,23 @@
               <w:bottom w:val="single" w:sz="6" w:space="0" w:color="000000"/>
               <w:right w:val="single" w:sz="6" w:space="0" w:color="000000"/>
             </w:tcBorders>
-            <w:tcW w:w="1598" w:type="dxa"/>
+            <w:tcW w:w="1368" w:type="dxa"/>
+            <w:vAlign w:val="center"/>
           </w:tcPr>
           <w:p>
+            <w:pPr>
+              <w:spacing w:before="20" w:after="20" w:line="240" w:lineRule="auto"/>
+              <w:jc w:val="center"/>
+            </w:pPr>
             <w:r>
               <w:rPr>
-                <w:rFonts w:ascii="Arial" w:hAnsi="Arial" w:cs="Arial"/>
-                <w:sz w:val="16"/>
-                <w:szCs w:val="16"/>
+                <w:rFonts w:ascii="Arial" w:hAnsi="Arial"/>
+                <w:b w:val="0"/>
+                <w:sz w:val="18"/>
               </w:rPr>
-              <w:t xml:space="preserve">1.85 (1.59–2.14)</w:t>
+              <w:t xml:space="preserve">1.85</w:t>
+              <w:br/>
+              <w:t xml:space="preserve">(1.59–2.14)</w:t>
             </w:r>
           </w:p>
         </w:tc>
@@ -6063,16 +6145,23 @@
               <w:bottom w:val="single" w:sz="6" w:space="0" w:color="000000"/>
               <w:right w:val="single" w:sz="6" w:space="0" w:color="000000"/>
             </w:tcBorders>
-            <w:tcW w:w="1512" w:type="dxa"/>
+            <w:tcW w:w="1267" w:type="dxa"/>
+            <w:vAlign w:val="center"/>
           </w:tcPr>
           <w:p>
+            <w:pPr>
+              <w:spacing w:before="20" w:after="20" w:line="240" w:lineRule="auto"/>
+              <w:jc w:val="center"/>
+            </w:pPr>
             <w:r>
               <w:rPr>
-                <w:rFonts w:ascii="Arial" w:hAnsi="Arial" w:cs="Arial"/>
-                <w:sz w:val="16"/>
-                <w:szCs w:val="16"/>
+                <w:rFonts w:ascii="Arial" w:hAnsi="Arial"/>
+                <w:b w:val="0"/>
+                <w:sz w:val="18"/>
               </w:rPr>
-              <w:t xml:space="preserve">1.77 (1.46–2.08)</w:t>
+              <w:t xml:space="preserve">1.77</w:t>
+              <w:br/>
+              <w:t xml:space="preserve">(1.46–2.08)</w:t>
             </w:r>
           </w:p>
         </w:tc>
@@ -6084,14 +6173,19 @@
               <w:bottom w:val="single" w:sz="6" w:space="0" w:color="000000"/>
               <w:right w:val="single" w:sz="6" w:space="0" w:color="000000"/>
             </w:tcBorders>
-            <w:tcW w:w="590" w:type="dxa"/>
+            <w:tcW w:w="770" w:type="dxa"/>
+            <w:vAlign w:val="center"/>
           </w:tcPr>
           <w:p>
+            <w:pPr>
+              <w:spacing w:before="20" w:after="20" w:line="240" w:lineRule="auto"/>
+              <w:jc w:val="center"/>
+            </w:pPr>
             <w:r>
               <w:rPr>
-                <w:rFonts w:ascii="Arial" w:hAnsi="Arial" w:cs="Arial"/>
-                <w:sz w:val="16"/>
-                <w:szCs w:val="16"/>
+                <w:rFonts w:ascii="Arial" w:hAnsi="Arial"/>
+                <w:b w:val="0"/>
+                <w:sz w:val="18"/>
               </w:rPr>
               <w:t xml:space="preserve">0.49</w:t>
             </w:r>
@@ -6099,44 +6193,63 @@
         </w:tc>
         <w:tc>
           <w:tcPr>
-            <w:tcW w:w="1512" w:type="dxa"/>
+            <w:tcW w:w="1267" w:type="dxa"/>
+            <w:vAlign w:val="center"/>
           </w:tcPr>
           <w:p>
+            <w:pPr>
+              <w:spacing w:before="20" w:after="20" w:line="240" w:lineRule="auto"/>
+              <w:jc w:val="center"/>
+            </w:pPr>
             <w:r>
               <w:rPr>
-                <w:rFonts w:ascii="Arial" w:hAnsi="Arial" w:cs="Arial"/>
-                <w:sz w:val="16"/>
-                <w:szCs w:val="16"/>
+                <w:rFonts w:ascii="Arial" w:hAnsi="Arial"/>
+                <w:b w:val="0"/>
+                <w:sz w:val="18"/>
               </w:rPr>
-              <w:t xml:space="preserve">1.91 (1.64–2.22)</w:t>
+              <w:t xml:space="preserve">1.91</w:t>
+              <w:br/>
+              <w:t xml:space="preserve">(1.64–2.22)</w:t>
             </w:r>
           </w:p>
         </w:tc>
         <w:tc>
           <w:tcPr>
-            <w:tcW w:w="1512" w:type="dxa"/>
+            <w:tcW w:w="1267" w:type="dxa"/>
+            <w:vAlign w:val="center"/>
           </w:tcPr>
           <w:p>
+            <w:pPr>
+              <w:spacing w:before="20" w:after="20" w:line="240" w:lineRule="auto"/>
+              <w:jc w:val="center"/>
+            </w:pPr>
             <w:r>
               <w:rPr>
-                <w:rFonts w:ascii="Arial" w:hAnsi="Arial" w:cs="Arial"/>
-                <w:sz w:val="16"/>
-                <w:szCs w:val="16"/>
+                <w:rFonts w:ascii="Arial" w:hAnsi="Arial"/>
+                <w:b w:val="0"/>
+                <w:sz w:val="18"/>
               </w:rPr>
-              <w:t xml:space="preserve">1.94 (1.63–2.32)</w:t>
+              <w:t xml:space="preserve">1.94</w:t>
+              <w:br/>
+              <w:t xml:space="preserve">(1.63–2.32)</w:t>
             </w:r>
           </w:p>
         </w:tc>
         <w:tc>
           <w:tcPr>
-            <w:tcW w:w="590" w:type="dxa"/>
+            <w:tcW w:w="770" w:type="dxa"/>
+            <w:vAlign w:val="center"/>
           </w:tcPr>
           <w:p>
+            <w:pPr>
+              <w:spacing w:before="20" w:after="20" w:line="240" w:lineRule="auto"/>
+              <w:jc w:val="center"/>
+            </w:pPr>
             <w:r>
               <w:rPr>
-                <w:rFonts w:ascii="Arial" w:hAnsi="Arial" w:cs="Arial"/>
-                <w:sz w:val="16"/>
-                <w:szCs w:val="16"/>
+                <w:rFonts w:ascii="Arial" w:hAnsi="Arial"/>
+                <w:b w:val="0"/>
+                <w:sz w:val="18"/>
               </w:rPr>
               <w:t xml:space="preserve">0.85</w:t>
             </w:r>
@@ -6168,14 +6281,18 @@
               <w:bottom w:val="single" w:sz="6" w:space="0" w:color="000000"/>
               <w:right w:val="single" w:sz="6" w:space="0" w:color="000000"/>
             </w:tcBorders>
-            <w:tcW w:w="907" w:type="dxa"/>
+            <w:tcW w:w="1282" w:type="dxa"/>
+            <w:vAlign w:val="center"/>
           </w:tcPr>
           <w:p>
+            <w:pPr>
+              <w:spacing w:before="20" w:after="20" w:line="240" w:lineRule="auto"/>
+            </w:pPr>
             <w:r>
               <w:rPr>
-                <w:rFonts w:ascii="Arial" w:hAnsi="Arial" w:cs="Arial"/>
-                <w:sz w:val="16"/>
-                <w:szCs w:val="16"/>
+                <w:rFonts w:ascii="Arial" w:hAnsi="Arial"/>
+                <w:b w:val="0"/>
+                <w:sz w:val="18"/>
               </w:rPr>
               <w:t xml:space="preserve">COPD major pathway</w:t>
             </w:r>
@@ -6189,16 +6306,23 @@
               <w:bottom w:val="single" w:sz="6" w:space="0" w:color="000000"/>
               <w:right w:val="single" w:sz="6" w:space="0" w:color="000000"/>
             </w:tcBorders>
-            <w:tcW w:w="1598" w:type="dxa"/>
+            <w:tcW w:w="1368" w:type="dxa"/>
+            <w:vAlign w:val="center"/>
           </w:tcPr>
           <w:p>
+            <w:pPr>
+              <w:spacing w:before="20" w:after="20" w:line="240" w:lineRule="auto"/>
+              <w:jc w:val="center"/>
+            </w:pPr>
             <w:r>
               <w:rPr>
-                <w:rFonts w:ascii="Arial" w:hAnsi="Arial" w:cs="Arial"/>
-                <w:sz w:val="16"/>
-                <w:szCs w:val="16"/>
+                <w:rFonts w:ascii="Arial" w:hAnsi="Arial"/>
+                <w:b w:val="0"/>
+                <w:sz w:val="18"/>
               </w:rPr>
-              <w:t xml:space="preserve">3.39 (3.09–3.71)</w:t>
+              <w:t xml:space="preserve">3.39</w:t>
+              <w:br/>
+              <w:t xml:space="preserve">(3.09–3.71)</w:t>
             </w:r>
           </w:p>
         </w:tc>
@@ -6210,16 +6334,23 @@
               <w:bottom w:val="single" w:sz="6" w:space="0" w:color="000000"/>
               <w:right w:val="single" w:sz="6" w:space="0" w:color="000000"/>
             </w:tcBorders>
-            <w:tcW w:w="1512" w:type="dxa"/>
+            <w:tcW w:w="1267" w:type="dxa"/>
+            <w:vAlign w:val="center"/>
           </w:tcPr>
           <w:p>
+            <w:pPr>
+              <w:spacing w:before="20" w:after="20" w:line="240" w:lineRule="auto"/>
+              <w:jc w:val="center"/>
+            </w:pPr>
             <w:r>
               <w:rPr>
-                <w:rFonts w:ascii="Arial" w:hAnsi="Arial" w:cs="Arial"/>
-                <w:sz w:val="16"/>
-                <w:szCs w:val="16"/>
+                <w:rFonts w:ascii="Arial" w:hAnsi="Arial"/>
+                <w:b w:val="0"/>
+                <w:sz w:val="18"/>
               </w:rPr>
-              <w:t xml:space="preserve">3.12 (2.87–3.38)</w:t>
+              <w:t xml:space="preserve">3.12</w:t>
+              <w:br/>
+              <w:t xml:space="preserve">(2.87–3.38)</w:t>
             </w:r>
           </w:p>
         </w:tc>
@@ -6231,14 +6362,19 @@
               <w:bottom w:val="single" w:sz="6" w:space="0" w:color="000000"/>
               <w:right w:val="single" w:sz="6" w:space="0" w:color="000000"/>
             </w:tcBorders>
-            <w:tcW w:w="590" w:type="dxa"/>
+            <w:tcW w:w="770" w:type="dxa"/>
+            <w:vAlign w:val="center"/>
           </w:tcPr>
           <w:p>
+            <w:pPr>
+              <w:spacing w:before="20" w:after="20" w:line="240" w:lineRule="auto"/>
+              <w:jc w:val="center"/>
+            </w:pPr>
             <w:r>
               <w:rPr>
-                <w:rFonts w:ascii="Arial" w:hAnsi="Arial" w:cs="Arial"/>
-                <w:sz w:val="16"/>
-                <w:szCs w:val="16"/>
+                <w:rFonts w:ascii="Arial" w:hAnsi="Arial"/>
+                <w:b w:val="0"/>
+                <w:sz w:val="18"/>
               </w:rPr>
               <w:t xml:space="preserve">&lt;0.01</w:t>
             </w:r>
@@ -6246,44 +6382,63 @@
         </w:tc>
         <w:tc>
           <w:tcPr>
-            <w:tcW w:w="1512" w:type="dxa"/>
+            <w:tcW w:w="1267" w:type="dxa"/>
+            <w:vAlign w:val="center"/>
           </w:tcPr>
           <w:p>
+            <w:pPr>
+              <w:spacing w:before="20" w:after="20" w:line="240" w:lineRule="auto"/>
+              <w:jc w:val="center"/>
+            </w:pPr>
             <w:r>
               <w:rPr>
-                <w:rFonts w:ascii="Arial" w:hAnsi="Arial" w:cs="Arial"/>
-                <w:sz w:val="16"/>
-                <w:szCs w:val="16"/>
+                <w:rFonts w:ascii="Arial" w:hAnsi="Arial"/>
+                <w:b w:val="0"/>
+                <w:sz w:val="18"/>
               </w:rPr>
-              <w:t xml:space="preserve">2.59 (2.35–2.86)</w:t>
+              <w:t xml:space="preserve">2.59</w:t>
+              <w:br/>
+              <w:t xml:space="preserve">(2.35–2.86)</w:t>
             </w:r>
           </w:p>
         </w:tc>
         <w:tc>
           <w:tcPr>
-            <w:tcW w:w="1512" w:type="dxa"/>
+            <w:tcW w:w="1267" w:type="dxa"/>
+            <w:vAlign w:val="center"/>
           </w:tcPr>
           <w:p>
+            <w:pPr>
+              <w:spacing w:before="20" w:after="20" w:line="240" w:lineRule="auto"/>
+              <w:jc w:val="center"/>
+            </w:pPr>
             <w:r>
               <w:rPr>
-                <w:rFonts w:ascii="Arial" w:hAnsi="Arial" w:cs="Arial"/>
-                <w:sz w:val="16"/>
-                <w:szCs w:val="16"/>
+                <w:rFonts w:ascii="Arial" w:hAnsi="Arial"/>
+                <w:b w:val="0"/>
+                <w:sz w:val="18"/>
               </w:rPr>
-              <w:t xml:space="preserve">2.39 (2.18–2.63)</w:t>
+              <w:t xml:space="preserve">2.39</w:t>
+              <w:br/>
+              <w:t xml:space="preserve">(2.18–2.63)</w:t>
             </w:r>
           </w:p>
         </w:tc>
         <w:tc>
           <w:tcPr>
-            <w:tcW w:w="590" w:type="dxa"/>
+            <w:tcW w:w="770" w:type="dxa"/>
+            <w:vAlign w:val="center"/>
           </w:tcPr>
           <w:p>
+            <w:pPr>
+              <w:spacing w:before="20" w:after="20" w:line="240" w:lineRule="auto"/>
+              <w:jc w:val="center"/>
+            </w:pPr>
             <w:r>
               <w:rPr>
-                <w:rFonts w:ascii="Arial" w:hAnsi="Arial" w:cs="Arial"/>
-                <w:sz w:val="16"/>
-                <w:szCs w:val="16"/>
+                <w:rFonts w:ascii="Arial" w:hAnsi="Arial"/>
+                <w:b w:val="0"/>
+                <w:sz w:val="18"/>
               </w:rPr>
               <w:t xml:space="preserve">&lt;0.002</w:t>
             </w:r>
@@ -6303,14 +6458,18 @@
               <w:right w:val="single" w:sz="6" w:space="0" w:color="000000"/>
             </w:tcBorders>
             <w:vMerge w:val="restart"/>
-            <w:tcW w:w="1138" w:type="dxa"/>
+            <w:tcW w:w="1368" w:type="dxa"/>
+            <w:vAlign w:val="center"/>
           </w:tcPr>
           <w:p>
+            <w:pPr>
+              <w:spacing w:before="20" w:after="20" w:line="240" w:lineRule="auto"/>
+            </w:pPr>
             <w:r>
               <w:rPr>
-                <w:rFonts w:ascii="Arial" w:hAnsi="Arial" w:cs="Arial"/>
-                <w:sz w:val="16"/>
-                <w:szCs w:val="16"/>
+                <w:rFonts w:ascii="Arial" w:hAnsi="Arial"/>
+                <w:b w:val="0"/>
+                <w:sz w:val="18"/>
               </w:rPr>
               <w:t xml:space="preserve">Respiratory mortality (HR)</w:t>
             </w:r>
@@ -6324,14 +6483,18 @@
               <w:bottom w:val="single" w:sz="6" w:space="0" w:color="000000"/>
               <w:right w:val="single" w:sz="6" w:space="0" w:color="000000"/>
             </w:tcBorders>
-            <w:tcW w:w="907" w:type="dxa"/>
+            <w:tcW w:w="1282" w:type="dxa"/>
+            <w:vAlign w:val="center"/>
           </w:tcPr>
           <w:p>
+            <w:pPr>
+              <w:spacing w:before="20" w:after="20" w:line="240" w:lineRule="auto"/>
+            </w:pPr>
             <w:r>
               <w:rPr>
-                <w:rFonts w:ascii="Arial" w:hAnsi="Arial" w:cs="Arial"/>
-                <w:sz w:val="16"/>
-                <w:szCs w:val="16"/>
+                <w:rFonts w:ascii="Arial" w:hAnsi="Arial"/>
+                <w:b w:val="0"/>
+                <w:sz w:val="18"/>
               </w:rPr>
               <w:t xml:space="preserve">AFL-only-noCOPD</w:t>
             </w:r>
@@ -6345,16 +6508,23 @@
               <w:bottom w:val="single" w:sz="6" w:space="0" w:color="000000"/>
               <w:right w:val="single" w:sz="6" w:space="0" w:color="000000"/>
             </w:tcBorders>
-            <w:tcW w:w="1598" w:type="dxa"/>
+            <w:tcW w:w="1368" w:type="dxa"/>
+            <w:vAlign w:val="center"/>
           </w:tcPr>
           <w:p>
+            <w:pPr>
+              <w:spacing w:before="20" w:after="20" w:line="240" w:lineRule="auto"/>
+              <w:jc w:val="center"/>
+            </w:pPr>
             <w:r>
               <w:rPr>
-                <w:rFonts w:ascii="Arial" w:hAnsi="Arial" w:cs="Arial"/>
-                <w:sz w:val="16"/>
-                <w:szCs w:val="16"/>
+                <w:rFonts w:ascii="Arial" w:hAnsi="Arial"/>
+                <w:b w:val="0"/>
+                <w:sz w:val="18"/>
               </w:rPr>
-              <w:t xml:space="preserve">1.70 (1.18–7.34)</w:t>
+              <w:t xml:space="preserve">1.70</w:t>
+              <w:br/>
+              <w:t xml:space="preserve">(0.00–7.01)</w:t>
             </w:r>
           </w:p>
         </w:tc>
@@ -6366,16 +6536,23 @@
               <w:bottom w:val="single" w:sz="6" w:space="0" w:color="000000"/>
               <w:right w:val="single" w:sz="6" w:space="0" w:color="000000"/>
             </w:tcBorders>
-            <w:tcW w:w="1512" w:type="dxa"/>
+            <w:tcW w:w="1267" w:type="dxa"/>
+            <w:vAlign w:val="center"/>
           </w:tcPr>
           <w:p>
+            <w:pPr>
+              <w:spacing w:before="20" w:after="20" w:line="240" w:lineRule="auto"/>
+              <w:jc w:val="center"/>
+            </w:pPr>
             <w:r>
               <w:rPr>
-                <w:rFonts w:ascii="Arial" w:hAnsi="Arial" w:cs="Arial"/>
-                <w:sz w:val="16"/>
-                <w:szCs w:val="16"/>
+                <w:rFonts w:ascii="Arial" w:hAnsi="Arial"/>
+                <w:b w:val="0"/>
+                <w:sz w:val="18"/>
               </w:rPr>
-              <w:t xml:space="preserve">3.09 (1.94–14.84)</w:t>
+              <w:t xml:space="preserve">3.09</w:t>
+              <w:br/>
+              <w:t xml:space="preserve">(0.00–13.01)</w:t>
             </w:r>
           </w:p>
         </w:tc>
@@ -6387,14 +6564,19 @@
               <w:bottom w:val="single" w:sz="6" w:space="0" w:color="000000"/>
               <w:right w:val="single" w:sz="6" w:space="0" w:color="000000"/>
             </w:tcBorders>
-            <w:tcW w:w="590" w:type="dxa"/>
+            <w:tcW w:w="770" w:type="dxa"/>
+            <w:vAlign w:val="center"/>
           </w:tcPr>
           <w:p>
+            <w:pPr>
+              <w:spacing w:before="20" w:after="20" w:line="240" w:lineRule="auto"/>
+              <w:jc w:val="center"/>
+            </w:pPr>
             <w:r>
               <w:rPr>
-                <w:rFonts w:ascii="Arial" w:hAnsi="Arial" w:cs="Arial"/>
-                <w:sz w:val="16"/>
-                <w:szCs w:val="16"/>
+                <w:rFonts w:ascii="Arial" w:hAnsi="Arial"/>
+                <w:b w:val="0"/>
+                <w:sz w:val="18"/>
               </w:rPr>
               <w:t xml:space="preserve">0.37</w:t>
             </w:r>
@@ -6402,44 +6584,63 @@
         </w:tc>
         <w:tc>
           <w:tcPr>
-            <w:tcW w:w="1512" w:type="dxa"/>
+            <w:tcW w:w="1267" w:type="dxa"/>
+            <w:vAlign w:val="center"/>
           </w:tcPr>
           <w:p>
+            <w:pPr>
+              <w:spacing w:before="20" w:after="20" w:line="240" w:lineRule="auto"/>
+              <w:jc w:val="center"/>
+            </w:pPr>
             <w:r>
               <w:rPr>
-                <w:rFonts w:ascii="Arial" w:hAnsi="Arial" w:cs="Arial"/>
-                <w:sz w:val="16"/>
-                <w:szCs w:val="16"/>
+                <w:rFonts w:ascii="Arial" w:hAnsi="Arial"/>
+                <w:b w:val="0"/>
+                <w:sz w:val="18"/>
               </w:rPr>
-              <w:t xml:space="preserve">1.42 (0.19–10.84)</w:t>
+              <w:t xml:space="preserve">1.42</w:t>
+              <w:br/>
+              <w:t xml:space="preserve">(0.19–10.84)</w:t>
             </w:r>
           </w:p>
         </w:tc>
         <w:tc>
           <w:tcPr>
-            <w:tcW w:w="1512" w:type="dxa"/>
+            <w:tcW w:w="1267" w:type="dxa"/>
+            <w:vAlign w:val="center"/>
           </w:tcPr>
           <w:p>
+            <w:pPr>
+              <w:spacing w:before="20" w:after="20" w:line="240" w:lineRule="auto"/>
+              <w:jc w:val="center"/>
+            </w:pPr>
             <w:r>
               <w:rPr>
-                <w:rFonts w:ascii="Arial" w:hAnsi="Arial" w:cs="Arial"/>
-                <w:sz w:val="16"/>
-                <w:szCs w:val="16"/>
+                <w:rFonts w:ascii="Arial" w:hAnsi="Arial"/>
+                <w:b w:val="0"/>
+                <w:sz w:val="18"/>
               </w:rPr>
-              <w:t xml:space="preserve">2.19 (0.29–16.54)</w:t>
+              <w:t xml:space="preserve">2.19</w:t>
+              <w:br/>
+              <w:t xml:space="preserve">(0.29–16.54)</w:t>
             </w:r>
           </w:p>
         </w:tc>
         <w:tc>
           <w:tcPr>
-            <w:tcW w:w="590" w:type="dxa"/>
+            <w:tcW w:w="770" w:type="dxa"/>
+            <w:vAlign w:val="center"/>
           </w:tcPr>
           <w:p>
+            <w:pPr>
+              <w:spacing w:before="20" w:after="20" w:line="240" w:lineRule="auto"/>
+              <w:jc w:val="center"/>
+            </w:pPr>
             <w:r>
               <w:rPr>
-                <w:rFonts w:ascii="Arial" w:hAnsi="Arial" w:cs="Arial"/>
-                <w:sz w:val="16"/>
-                <w:szCs w:val="16"/>
+                <w:rFonts w:ascii="Arial" w:hAnsi="Arial"/>
+                <w:b w:val="0"/>
+                <w:sz w:val="18"/>
               </w:rPr>
               <w:t xml:space="preserve">0.46</w:t>
             </w:r>
@@ -6471,14 +6672,18 @@
               <w:bottom w:val="single" w:sz="6" w:space="0" w:color="000000"/>
               <w:right w:val="single" w:sz="6" w:space="0" w:color="000000"/>
             </w:tcBorders>
-            <w:tcW w:w="907" w:type="dxa"/>
+            <w:tcW w:w="1282" w:type="dxa"/>
+            <w:vAlign w:val="center"/>
           </w:tcPr>
           <w:p>
+            <w:pPr>
+              <w:spacing w:before="20" w:after="20" w:line="240" w:lineRule="auto"/>
+            </w:pPr>
             <w:r>
               <w:rPr>
-                <w:rFonts w:ascii="Arial" w:hAnsi="Arial" w:cs="Arial"/>
-                <w:sz w:val="16"/>
-                <w:szCs w:val="16"/>
+                <w:rFonts w:ascii="Arial" w:hAnsi="Arial"/>
+                <w:b w:val="0"/>
+                <w:sz w:val="18"/>
               </w:rPr>
               <w:t xml:space="preserve">COPD minor pathway</w:t>
             </w:r>
@@ -6492,16 +6697,23 @@
               <w:bottom w:val="single" w:sz="6" w:space="0" w:color="000000"/>
               <w:right w:val="single" w:sz="6" w:space="0" w:color="000000"/>
             </w:tcBorders>
-            <w:tcW w:w="1598" w:type="dxa"/>
+            <w:tcW w:w="1368" w:type="dxa"/>
+            <w:vAlign w:val="center"/>
           </w:tcPr>
           <w:p>
+            <w:pPr>
+              <w:spacing w:before="20" w:after="20" w:line="240" w:lineRule="auto"/>
+              <w:jc w:val="center"/>
+            </w:pPr>
             <w:r>
               <w:rPr>
-                <w:rFonts w:ascii="Arial" w:hAnsi="Arial" w:cs="Arial"/>
-                <w:sz w:val="16"/>
-                <w:szCs w:val="16"/>
+                <w:rFonts w:ascii="Arial" w:hAnsi="Arial"/>
+                <w:b w:val="0"/>
+                <w:sz w:val="18"/>
               </w:rPr>
-              <w:t xml:space="preserve">3.90 (1.60–9.11)</w:t>
+              <w:t xml:space="preserve">3.90</w:t>
+              <w:br/>
+              <w:t xml:space="preserve">(1.60–9.11)</w:t>
             </w:r>
           </w:p>
         </w:tc>
@@ -6513,16 +6725,23 @@
               <w:bottom w:val="single" w:sz="6" w:space="0" w:color="000000"/>
               <w:right w:val="single" w:sz="6" w:space="0" w:color="000000"/>
             </w:tcBorders>
-            <w:tcW w:w="1512" w:type="dxa"/>
+            <w:tcW w:w="1267" w:type="dxa"/>
+            <w:vAlign w:val="center"/>
           </w:tcPr>
           <w:p>
+            <w:pPr>
+              <w:spacing w:before="20" w:after="20" w:line="240" w:lineRule="auto"/>
+              <w:jc w:val="center"/>
+            </w:pPr>
             <w:r>
               <w:rPr>
-                <w:rFonts w:ascii="Arial" w:hAnsi="Arial" w:cs="Arial"/>
-                <w:sz w:val="16"/>
-                <w:szCs w:val="16"/>
+                <w:rFonts w:ascii="Arial" w:hAnsi="Arial"/>
+                <w:b w:val="0"/>
+                <w:sz w:val="18"/>
               </w:rPr>
-              <w:t xml:space="preserve">4.22 (1.48–9.78)</w:t>
+              <w:t xml:space="preserve">4.22</w:t>
+              <w:br/>
+              <w:t xml:space="preserve">(1.48–9.78)</w:t>
             </w:r>
           </w:p>
         </w:tc>
@@ -6534,14 +6753,19 @@
               <w:bottom w:val="single" w:sz="6" w:space="0" w:color="000000"/>
               <w:right w:val="single" w:sz="6" w:space="0" w:color="000000"/>
             </w:tcBorders>
-            <w:tcW w:w="590" w:type="dxa"/>
+            <w:tcW w:w="770" w:type="dxa"/>
+            <w:vAlign w:val="center"/>
           </w:tcPr>
           <w:p>
+            <w:pPr>
+              <w:spacing w:before="20" w:after="20" w:line="240" w:lineRule="auto"/>
+              <w:jc w:val="center"/>
+            </w:pPr>
             <w:r>
               <w:rPr>
-                <w:rFonts w:ascii="Arial" w:hAnsi="Arial" w:cs="Arial"/>
-                <w:sz w:val="16"/>
-                <w:szCs w:val="16"/>
+                <w:rFonts w:ascii="Arial" w:hAnsi="Arial"/>
+                <w:b w:val="0"/>
+                <w:sz w:val="18"/>
               </w:rPr>
               <w:t xml:space="preserve">0.86</w:t>
             </w:r>
@@ -6549,44 +6773,63 @@
         </w:tc>
         <w:tc>
           <w:tcPr>
-            <w:tcW w:w="1512" w:type="dxa"/>
+            <w:tcW w:w="1267" w:type="dxa"/>
+            <w:vAlign w:val="center"/>
           </w:tcPr>
           <w:p>
+            <w:pPr>
+              <w:spacing w:before="20" w:after="20" w:line="240" w:lineRule="auto"/>
+              <w:jc w:val="center"/>
+            </w:pPr>
             <w:r>
               <w:rPr>
-                <w:rFonts w:ascii="Arial" w:hAnsi="Arial" w:cs="Arial"/>
-                <w:sz w:val="16"/>
-                <w:szCs w:val="16"/>
+                <w:rFonts w:ascii="Arial" w:hAnsi="Arial"/>
+                <w:b w:val="0"/>
+                <w:sz w:val="18"/>
               </w:rPr>
-              <w:t xml:space="preserve">4.80 (2.14–10.76)</w:t>
+              <w:t xml:space="preserve">4.80</w:t>
+              <w:br/>
+              <w:t xml:space="preserve">(2.14–10.76)</w:t>
             </w:r>
           </w:p>
         </w:tc>
         <w:tc>
           <w:tcPr>
-            <w:tcW w:w="1512" w:type="dxa"/>
+            <w:tcW w:w="1267" w:type="dxa"/>
+            <w:vAlign w:val="center"/>
           </w:tcPr>
           <w:p>
+            <w:pPr>
+              <w:spacing w:before="20" w:after="20" w:line="240" w:lineRule="auto"/>
+              <w:jc w:val="center"/>
+            </w:pPr>
             <w:r>
               <w:rPr>
-                <w:rFonts w:ascii="Arial" w:hAnsi="Arial" w:cs="Arial"/>
-                <w:sz w:val="16"/>
-                <w:szCs w:val="16"/>
+                <w:rFonts w:ascii="Arial" w:hAnsi="Arial"/>
+                <w:b w:val="0"/>
+                <w:sz w:val="18"/>
               </w:rPr>
-              <w:t xml:space="preserve">5.68 (2.43–13.32)</w:t>
+              <w:t xml:space="preserve">5.68</w:t>
+              <w:br/>
+              <w:t xml:space="preserve">(2.43–13.32)</w:t>
             </w:r>
           </w:p>
         </w:tc>
         <w:tc>
           <w:tcPr>
-            <w:tcW w:w="590" w:type="dxa"/>
+            <w:tcW w:w="770" w:type="dxa"/>
+            <w:vAlign w:val="center"/>
           </w:tcPr>
           <w:p>
+            <w:pPr>
+              <w:spacing w:before="20" w:after="20" w:line="240" w:lineRule="auto"/>
+              <w:jc w:val="center"/>
+            </w:pPr>
             <w:r>
               <w:rPr>
-                <w:rFonts w:ascii="Arial" w:hAnsi="Arial" w:cs="Arial"/>
-                <w:sz w:val="16"/>
-                <w:szCs w:val="16"/>
+                <w:rFonts w:ascii="Arial" w:hAnsi="Arial"/>
+                <w:b w:val="0"/>
+                <w:sz w:val="18"/>
               </w:rPr>
               <w:t xml:space="preserve">0.70</w:t>
             </w:r>
@@ -6618,14 +6861,18 @@
               <w:bottom w:val="single" w:sz="6" w:space="0" w:color="000000"/>
               <w:right w:val="single" w:sz="6" w:space="0" w:color="000000"/>
             </w:tcBorders>
-            <w:tcW w:w="907" w:type="dxa"/>
+            <w:tcW w:w="1282" w:type="dxa"/>
+            <w:vAlign w:val="center"/>
           </w:tcPr>
           <w:p>
+            <w:pPr>
+              <w:spacing w:before="20" w:after="20" w:line="240" w:lineRule="auto"/>
+            </w:pPr>
             <w:r>
               <w:rPr>
-                <w:rFonts w:ascii="Arial" w:hAnsi="Arial" w:cs="Arial"/>
-                <w:sz w:val="16"/>
-                <w:szCs w:val="16"/>
+                <w:rFonts w:ascii="Arial" w:hAnsi="Arial"/>
+                <w:b w:val="0"/>
+                <w:sz w:val="18"/>
               </w:rPr>
               <w:t xml:space="preserve">COPD major pathway</w:t>
             </w:r>
@@ -6639,16 +6886,23 @@
               <w:bottom w:val="single" w:sz="6" w:space="0" w:color="000000"/>
               <w:right w:val="single" w:sz="6" w:space="0" w:color="000000"/>
             </w:tcBorders>
-            <w:tcW w:w="1598" w:type="dxa"/>
+            <w:tcW w:w="1368" w:type="dxa"/>
+            <w:vAlign w:val="center"/>
           </w:tcPr>
           <w:p>
+            <w:pPr>
+              <w:spacing w:before="20" w:after="20" w:line="240" w:lineRule="auto"/>
+              <w:jc w:val="center"/>
+            </w:pPr>
             <w:r>
               <w:rPr>
-                <w:rFonts w:ascii="Arial" w:hAnsi="Arial" w:cs="Arial"/>
-                <w:sz w:val="16"/>
-                <w:szCs w:val="16"/>
+                <w:rFonts w:ascii="Arial" w:hAnsi="Arial"/>
+                <w:b w:val="0"/>
+                <w:sz w:val="18"/>
               </w:rPr>
-              <w:t xml:space="preserve">56.05 (36.05–111.79)</w:t>
+              <w:t xml:space="preserve">56.05</w:t>
+              <w:br/>
+              <w:t xml:space="preserve">(36.05–111.79)</w:t>
             </w:r>
           </w:p>
         </w:tc>
@@ -6660,16 +6914,23 @@
               <w:bottom w:val="single" w:sz="6" w:space="0" w:color="000000"/>
               <w:right w:val="single" w:sz="6" w:space="0" w:color="000000"/>
             </w:tcBorders>
-            <w:tcW w:w="1512" w:type="dxa"/>
+            <w:tcW w:w="1267" w:type="dxa"/>
+            <w:vAlign w:val="center"/>
           </w:tcPr>
           <w:p>
+            <w:pPr>
+              <w:spacing w:before="20" w:after="20" w:line="240" w:lineRule="auto"/>
+              <w:jc w:val="center"/>
+            </w:pPr>
             <w:r>
               <w:rPr>
-                <w:rFonts w:ascii="Arial" w:hAnsi="Arial" w:cs="Arial"/>
-                <w:sz w:val="16"/>
-                <w:szCs w:val="16"/>
+                <w:rFonts w:ascii="Arial" w:hAnsi="Arial"/>
+                <w:b w:val="0"/>
+                <w:sz w:val="18"/>
               </w:rPr>
-              <w:t xml:space="preserve">48.19 (31.66–91.19)</w:t>
+              <w:t xml:space="preserve">48.19</w:t>
+              <w:br/>
+              <w:t xml:space="preserve">(31.66–91.19)</w:t>
             </w:r>
           </w:p>
         </w:tc>
@@ -6681,14 +6942,19 @@
               <w:bottom w:val="single" w:sz="6" w:space="0" w:color="000000"/>
               <w:right w:val="single" w:sz="6" w:space="0" w:color="000000"/>
             </w:tcBorders>
-            <w:tcW w:w="590" w:type="dxa"/>
+            <w:tcW w:w="770" w:type="dxa"/>
+            <w:vAlign w:val="center"/>
           </w:tcPr>
           <w:p>
+            <w:pPr>
+              <w:spacing w:before="20" w:after="20" w:line="240" w:lineRule="auto"/>
+              <w:jc w:val="center"/>
+            </w:pPr>
             <w:r>
               <w:rPr>
-                <w:rFonts w:ascii="Arial" w:hAnsi="Arial" w:cs="Arial"/>
-                <w:sz w:val="16"/>
-                <w:szCs w:val="16"/>
+                <w:rFonts w:ascii="Arial" w:hAnsi="Arial"/>
+                <w:b w:val="0"/>
+                <w:sz w:val="18"/>
               </w:rPr>
               <w:t xml:space="preserve">0.30</w:t>
             </w:r>
@@ -6696,44 +6962,63 @@
         </w:tc>
         <w:tc>
           <w:tcPr>
-            <w:tcW w:w="1512" w:type="dxa"/>
+            <w:tcW w:w="1267" w:type="dxa"/>
+            <w:vAlign w:val="center"/>
           </w:tcPr>
           <w:p>
+            <w:pPr>
+              <w:spacing w:before="20" w:after="20" w:line="240" w:lineRule="auto"/>
+              <w:jc w:val="center"/>
+            </w:pPr>
             <w:r>
               <w:rPr>
-                <w:rFonts w:ascii="Arial" w:hAnsi="Arial" w:cs="Arial"/>
-                <w:sz w:val="16"/>
-                <w:szCs w:val="16"/>
+                <w:rFonts w:ascii="Arial" w:hAnsi="Arial"/>
+                <w:b w:val="0"/>
+                <w:sz w:val="18"/>
               </w:rPr>
-              <w:t xml:space="preserve">36.27 (20.85–63.07)</w:t>
+              <w:t xml:space="preserve">36.27</w:t>
+              <w:br/>
+              <w:t xml:space="preserve">(20.85–63.07)</w:t>
             </w:r>
           </w:p>
         </w:tc>
         <w:tc>
           <w:tcPr>
-            <w:tcW w:w="1512" w:type="dxa"/>
+            <w:tcW w:w="1267" w:type="dxa"/>
+            <w:vAlign w:val="center"/>
           </w:tcPr>
           <w:p>
+            <w:pPr>
+              <w:spacing w:before="20" w:after="20" w:line="240" w:lineRule="auto"/>
+              <w:jc w:val="center"/>
+            </w:pPr>
             <w:r>
               <w:rPr>
-                <w:rFonts w:ascii="Arial" w:hAnsi="Arial" w:cs="Arial"/>
-                <w:sz w:val="16"/>
-                <w:szCs w:val="16"/>
+                <w:rFonts w:ascii="Arial" w:hAnsi="Arial"/>
+                <w:b w:val="0"/>
+                <w:sz w:val="18"/>
               </w:rPr>
-              <w:t xml:space="preserve">30.95 (18.76–51.06)</w:t>
+              <w:t xml:space="preserve">30.95</w:t>
+              <w:br/>
+              <w:t xml:space="preserve">(18.76–51.06)</w:t>
             </w:r>
           </w:p>
         </w:tc>
         <w:tc>
           <w:tcPr>
-            <w:tcW w:w="590" w:type="dxa"/>
+            <w:tcW w:w="770" w:type="dxa"/>
+            <w:vAlign w:val="center"/>
           </w:tcPr>
           <w:p>
+            <w:pPr>
+              <w:spacing w:before="20" w:after="20" w:line="240" w:lineRule="auto"/>
+              <w:jc w:val="center"/>
+            </w:pPr>
             <w:r>
               <w:rPr>
-                <w:rFonts w:ascii="Arial" w:hAnsi="Arial" w:cs="Arial"/>
-                <w:sz w:val="16"/>
-                <w:szCs w:val="16"/>
+                <w:rFonts w:ascii="Arial" w:hAnsi="Arial"/>
+                <w:b w:val="0"/>
+                <w:sz w:val="18"/>
               </w:rPr>
               <w:t xml:space="preserve">0.29</w:t>
             </w:r>
@@ -6744,14 +7029,18 @@
         <w:tc>
           <w:tcPr>
             <w:vMerge w:val="restart"/>
-            <w:tcW w:w="1138" w:type="dxa"/>
+            <w:tcW w:w="1368" w:type="dxa"/>
+            <w:vAlign w:val="center"/>
           </w:tcPr>
           <w:p>
+            <w:pPr>
+              <w:spacing w:before="20" w:after="20" w:line="240" w:lineRule="auto"/>
+            </w:pPr>
             <w:r>
               <w:rPr>
-                <w:rFonts w:ascii="Arial" w:hAnsi="Arial" w:cs="Arial"/>
-                <w:sz w:val="16"/>
-                <w:szCs w:val="16"/>
+                <w:rFonts w:ascii="Arial" w:hAnsi="Arial"/>
+                <w:b w:val="0"/>
+                <w:sz w:val="18"/>
               </w:rPr>
               <w:t xml:space="preserve">Exacerbations (IRR)</w:t>
             </w:r>
@@ -6759,14 +7048,18 @@
         </w:tc>
         <w:tc>
           <w:tcPr>
-            <w:tcW w:w="907" w:type="dxa"/>
+            <w:tcW w:w="1282" w:type="dxa"/>
+            <w:vAlign w:val="center"/>
           </w:tcPr>
           <w:p>
+            <w:pPr>
+              <w:spacing w:before="20" w:after="20" w:line="240" w:lineRule="auto"/>
+            </w:pPr>
             <w:r>
               <w:rPr>
-                <w:rFonts w:ascii="Arial" w:hAnsi="Arial" w:cs="Arial"/>
-                <w:sz w:val="16"/>
-                <w:szCs w:val="16"/>
+                <w:rFonts w:ascii="Arial" w:hAnsi="Arial"/>
+                <w:b w:val="0"/>
+                <w:sz w:val="18"/>
               </w:rPr>
               <w:t xml:space="preserve">AFL-only-noCOPD</w:t>
             </w:r>
@@ -6774,44 +7067,63 @@
         </w:tc>
         <w:tc>
           <w:tcPr>
-            <w:tcW w:w="1598" w:type="dxa"/>
+            <w:tcW w:w="1368" w:type="dxa"/>
+            <w:vAlign w:val="center"/>
           </w:tcPr>
           <w:p>
+            <w:pPr>
+              <w:spacing w:before="20" w:after="20" w:line="240" w:lineRule="auto"/>
+              <w:jc w:val="center"/>
+            </w:pPr>
             <w:r>
               <w:rPr>
-                <w:rFonts w:ascii="Arial" w:hAnsi="Arial" w:cs="Arial"/>
-                <w:sz w:val="16"/>
-                <w:szCs w:val="16"/>
+                <w:rFonts w:ascii="Arial" w:hAnsi="Arial"/>
+                <w:b w:val="0"/>
+                <w:sz w:val="18"/>
               </w:rPr>
-              <w:t xml:space="preserve">1.15 (0.81–1.53)</w:t>
+              <w:t xml:space="preserve">1.15</w:t>
+              <w:br/>
+              <w:t xml:space="preserve">(0.81–1.53)</w:t>
             </w:r>
           </w:p>
         </w:tc>
         <w:tc>
           <w:tcPr>
-            <w:tcW w:w="1512" w:type="dxa"/>
+            <w:tcW w:w="1267" w:type="dxa"/>
+            <w:vAlign w:val="center"/>
           </w:tcPr>
           <w:p>
+            <w:pPr>
+              <w:spacing w:before="20" w:after="20" w:line="240" w:lineRule="auto"/>
+              <w:jc w:val="center"/>
+            </w:pPr>
             <w:r>
               <w:rPr>
-                <w:rFonts w:ascii="Arial" w:hAnsi="Arial" w:cs="Arial"/>
-                <w:sz w:val="16"/>
-                <w:szCs w:val="16"/>
+                <w:rFonts w:ascii="Arial" w:hAnsi="Arial"/>
+                <w:b w:val="0"/>
+                <w:sz w:val="18"/>
               </w:rPr>
-              <w:t xml:space="preserve">0.96 (0.58–1.41)</w:t>
+              <w:t xml:space="preserve">0.96</w:t>
+              <w:br/>
+              <w:t xml:space="preserve">(0.58–1.41)</w:t>
             </w:r>
           </w:p>
         </w:tc>
         <w:tc>
           <w:tcPr>
-            <w:tcW w:w="590" w:type="dxa"/>
+            <w:tcW w:w="770" w:type="dxa"/>
+            <w:vAlign w:val="center"/>
           </w:tcPr>
           <w:p>
+            <w:pPr>
+              <w:spacing w:before="20" w:after="20" w:line="240" w:lineRule="auto"/>
+              <w:jc w:val="center"/>
+            </w:pPr>
             <w:r>
               <w:rPr>
-                <w:rFonts w:ascii="Arial" w:hAnsi="Arial" w:cs="Arial"/>
-                <w:sz w:val="16"/>
-                <w:szCs w:val="16"/>
+                <w:rFonts w:ascii="Arial" w:hAnsi="Arial"/>
+                <w:b w:val="0"/>
+                <w:sz w:val="18"/>
               </w:rPr>
               <w:t xml:space="preserve">0.40</w:t>
             </w:r>
@@ -6819,44 +7131,63 @@
         </w:tc>
         <w:tc>
           <w:tcPr>
-            <w:tcW w:w="1512" w:type="dxa"/>
+            <w:tcW w:w="1267" w:type="dxa"/>
+            <w:vAlign w:val="center"/>
           </w:tcPr>
           <w:p>
+            <w:pPr>
+              <w:spacing w:before="20" w:after="20" w:line="240" w:lineRule="auto"/>
+              <w:jc w:val="center"/>
+            </w:pPr>
             <w:r>
               <w:rPr>
-                <w:rFonts w:ascii="Arial" w:hAnsi="Arial" w:cs="Arial"/>
-                <w:sz w:val="16"/>
-                <w:szCs w:val="16"/>
+                <w:rFonts w:ascii="Arial" w:hAnsi="Arial"/>
+                <w:b w:val="0"/>
+                <w:sz w:val="18"/>
               </w:rPr>
-              <w:t xml:space="preserve">1.35 (1.00–1.81)</w:t>
+              <w:t xml:space="preserve">1.35</w:t>
+              <w:br/>
+              <w:t xml:space="preserve">(1.00–1.81)</w:t>
             </w:r>
           </w:p>
         </w:tc>
         <w:tc>
           <w:tcPr>
-            <w:tcW w:w="1512" w:type="dxa"/>
+            <w:tcW w:w="1267" w:type="dxa"/>
+            <w:vAlign w:val="center"/>
           </w:tcPr>
           <w:p>
+            <w:pPr>
+              <w:spacing w:before="20" w:after="20" w:line="240" w:lineRule="auto"/>
+              <w:jc w:val="center"/>
+            </w:pPr>
             <w:r>
               <w:rPr>
-                <w:rFonts w:ascii="Arial" w:hAnsi="Arial" w:cs="Arial"/>
-                <w:sz w:val="16"/>
-                <w:szCs w:val="16"/>
+                <w:rFonts w:ascii="Arial" w:hAnsi="Arial"/>
+                <w:b w:val="0"/>
+                <w:sz w:val="18"/>
               </w:rPr>
-              <w:t xml:space="preserve">1.01 (0.66–1.52)</w:t>
+              <w:t xml:space="preserve">1.01</w:t>
+              <w:br/>
+              <w:t xml:space="preserve">(0.66–1.52)</w:t>
             </w:r>
           </w:p>
         </w:tc>
         <w:tc>
           <w:tcPr>
-            <w:tcW w:w="590" w:type="dxa"/>
+            <w:tcW w:w="770" w:type="dxa"/>
+            <w:vAlign w:val="center"/>
           </w:tcPr>
           <w:p>
+            <w:pPr>
+              <w:spacing w:before="20" w:after="20" w:line="240" w:lineRule="auto"/>
+              <w:jc w:val="center"/>
+            </w:pPr>
             <w:r>
               <w:rPr>
-                <w:rFonts w:ascii="Arial" w:hAnsi="Arial" w:cs="Arial"/>
-                <w:sz w:val="16"/>
-                <w:szCs w:val="16"/>
+                <w:rFonts w:ascii="Arial" w:hAnsi="Arial"/>
+                <w:b w:val="0"/>
+                <w:sz w:val="18"/>
               </w:rPr>
               <w:t xml:space="preserve">0.20</w:t>
             </w:r>
@@ -6873,14 +7204,18 @@
         </w:tc>
         <w:tc>
           <w:tcPr>
-            <w:tcW w:w="907" w:type="dxa"/>
+            <w:tcW w:w="1282" w:type="dxa"/>
+            <w:vAlign w:val="center"/>
           </w:tcPr>
           <w:p>
+            <w:pPr>
+              <w:spacing w:before="20" w:after="20" w:line="240" w:lineRule="auto"/>
+            </w:pPr>
             <w:r>
               <w:rPr>
-                <w:rFonts w:ascii="Arial" w:hAnsi="Arial" w:cs="Arial"/>
-                <w:sz w:val="16"/>
-                <w:szCs w:val="16"/>
+                <w:rFonts w:ascii="Arial" w:hAnsi="Arial"/>
+                <w:b w:val="0"/>
+                <w:sz w:val="18"/>
               </w:rPr>
               <w:t xml:space="preserve">COPD minor pathway</w:t>
             </w:r>
@@ -6888,44 +7223,63 @@
         </w:tc>
         <w:tc>
           <w:tcPr>
-            <w:tcW w:w="1598" w:type="dxa"/>
+            <w:tcW w:w="1368" w:type="dxa"/>
+            <w:vAlign w:val="center"/>
           </w:tcPr>
           <w:p>
+            <w:pPr>
+              <w:spacing w:before="20" w:after="20" w:line="240" w:lineRule="auto"/>
+              <w:jc w:val="center"/>
+            </w:pPr>
             <w:r>
               <w:rPr>
-                <w:rFonts w:ascii="Arial" w:hAnsi="Arial" w:cs="Arial"/>
-                <w:sz w:val="16"/>
-                <w:szCs w:val="16"/>
+                <w:rFonts w:ascii="Arial" w:hAnsi="Arial"/>
+                <w:b w:val="0"/>
+                <w:sz w:val="18"/>
               </w:rPr>
-              <w:t xml:space="preserve">3.09 (2.68–3.59)</w:t>
+              <w:t xml:space="preserve">3.09</w:t>
+              <w:br/>
+              <w:t xml:space="preserve">(2.68–3.59)</w:t>
             </w:r>
           </w:p>
         </w:tc>
         <w:tc>
           <w:tcPr>
-            <w:tcW w:w="1512" w:type="dxa"/>
+            <w:tcW w:w="1267" w:type="dxa"/>
+            <w:vAlign w:val="center"/>
           </w:tcPr>
           <w:p>
+            <w:pPr>
+              <w:spacing w:before="20" w:after="20" w:line="240" w:lineRule="auto"/>
+              <w:jc w:val="center"/>
+            </w:pPr>
             <w:r>
               <w:rPr>
-                <w:rFonts w:ascii="Arial" w:hAnsi="Arial" w:cs="Arial"/>
-                <w:sz w:val="16"/>
-                <w:szCs w:val="16"/>
+                <w:rFonts w:ascii="Arial" w:hAnsi="Arial"/>
+                <w:b w:val="0"/>
+                <w:sz w:val="18"/>
               </w:rPr>
-              <w:t xml:space="preserve">3.22 (2.67–3.87)</w:t>
+              <w:t xml:space="preserve">3.22</w:t>
+              <w:br/>
+              <w:t xml:space="preserve">(2.67–3.87)</w:t>
             </w:r>
           </w:p>
         </w:tc>
         <w:tc>
           <w:tcPr>
-            <w:tcW w:w="590" w:type="dxa"/>
+            <w:tcW w:w="770" w:type="dxa"/>
+            <w:vAlign w:val="center"/>
           </w:tcPr>
           <w:p>
+            <w:pPr>
+              <w:spacing w:before="20" w:after="20" w:line="240" w:lineRule="auto"/>
+              <w:jc w:val="center"/>
+            </w:pPr>
             <w:r>
               <w:rPr>
-                <w:rFonts w:ascii="Arial" w:hAnsi="Arial" w:cs="Arial"/>
-                <w:sz w:val="16"/>
-                <w:szCs w:val="16"/>
+                <w:rFonts w:ascii="Arial" w:hAnsi="Arial"/>
+                <w:b w:val="0"/>
+                <w:sz w:val="18"/>
               </w:rPr>
               <w:t xml:space="preserve">0.52</w:t>
             </w:r>
@@ -6933,44 +7287,63 @@
         </w:tc>
         <w:tc>
           <w:tcPr>
-            <w:tcW w:w="1512" w:type="dxa"/>
+            <w:tcW w:w="1267" w:type="dxa"/>
+            <w:vAlign w:val="center"/>
           </w:tcPr>
           <w:p>
+            <w:pPr>
+              <w:spacing w:before="20" w:after="20" w:line="240" w:lineRule="auto"/>
+              <w:jc w:val="center"/>
+            </w:pPr>
             <w:r>
               <w:rPr>
-                <w:rFonts w:ascii="Arial" w:hAnsi="Arial" w:cs="Arial"/>
-                <w:sz w:val="16"/>
-                <w:szCs w:val="16"/>
+                <w:rFonts w:ascii="Arial" w:hAnsi="Arial"/>
+                <w:b w:val="0"/>
+                <w:sz w:val="18"/>
               </w:rPr>
-              <w:t xml:space="preserve">2.16 (1.88–2.49)</w:t>
+              <w:t xml:space="preserve">2.16</w:t>
+              <w:br/>
+              <w:t xml:space="preserve">(1.88–2.49)</w:t>
             </w:r>
           </w:p>
         </w:tc>
         <w:tc>
           <w:tcPr>
-            <w:tcW w:w="1512" w:type="dxa"/>
+            <w:tcW w:w="1267" w:type="dxa"/>
+            <w:vAlign w:val="center"/>
           </w:tcPr>
           <w:p>
+            <w:pPr>
+              <w:spacing w:before="20" w:after="20" w:line="240" w:lineRule="auto"/>
+              <w:jc w:val="center"/>
+            </w:pPr>
             <w:r>
               <w:rPr>
-                <w:rFonts w:ascii="Arial" w:hAnsi="Arial" w:cs="Arial"/>
-                <w:sz w:val="16"/>
-                <w:szCs w:val="16"/>
+                <w:rFonts w:ascii="Arial" w:hAnsi="Arial"/>
+                <w:b w:val="0"/>
+                <w:sz w:val="18"/>
               </w:rPr>
-              <w:t xml:space="preserve">2.10 (1.77–2.48)</w:t>
+              <w:t xml:space="preserve">2.10</w:t>
+              <w:br/>
+              <w:t xml:space="preserve">(1.77–2.48)</w:t>
             </w:r>
           </w:p>
         </w:tc>
         <w:tc>
           <w:tcPr>
-            <w:tcW w:w="590" w:type="dxa"/>
+            <w:tcW w:w="770" w:type="dxa"/>
+            <w:vAlign w:val="center"/>
           </w:tcPr>
           <w:p>
+            <w:pPr>
+              <w:spacing w:before="20" w:after="20" w:line="240" w:lineRule="auto"/>
+              <w:jc w:val="center"/>
+            </w:pPr>
             <w:r>
               <w:rPr>
-                <w:rFonts w:ascii="Arial" w:hAnsi="Arial" w:cs="Arial"/>
-                <w:sz w:val="16"/>
-                <w:szCs w:val="16"/>
+                <w:rFonts w:ascii="Arial" w:hAnsi="Arial"/>
+                <w:b w:val="0"/>
+                <w:sz w:val="18"/>
               </w:rPr>
               <w:t xml:space="preserve">0.68</w:t>
             </w:r>
@@ -6987,14 +7360,18 @@
         </w:tc>
         <w:tc>
           <w:tcPr>
-            <w:tcW w:w="907" w:type="dxa"/>
+            <w:tcW w:w="1282" w:type="dxa"/>
+            <w:vAlign w:val="center"/>
           </w:tcPr>
           <w:p>
+            <w:pPr>
+              <w:spacing w:before="20" w:after="20" w:line="240" w:lineRule="auto"/>
+            </w:pPr>
             <w:r>
               <w:rPr>
-                <w:rFonts w:ascii="Arial" w:hAnsi="Arial" w:cs="Arial"/>
-                <w:sz w:val="16"/>
-                <w:szCs w:val="16"/>
+                <w:rFonts w:ascii="Arial" w:hAnsi="Arial"/>
+                <w:b w:val="0"/>
+                <w:sz w:val="18"/>
               </w:rPr>
               <w:t xml:space="preserve">COPD major pathway</w:t>
             </w:r>
@@ -7002,44 +7379,63 @@
         </w:tc>
         <w:tc>
           <w:tcPr>
-            <w:tcW w:w="1598" w:type="dxa"/>
+            <w:tcW w:w="1368" w:type="dxa"/>
+            <w:vAlign w:val="center"/>
           </w:tcPr>
           <w:p>
+            <w:pPr>
+              <w:spacing w:before="20" w:after="20" w:line="240" w:lineRule="auto"/>
+              <w:jc w:val="center"/>
+            </w:pPr>
             <w:r>
               <w:rPr>
-                <w:rFonts w:ascii="Arial" w:hAnsi="Arial" w:cs="Arial"/>
-                <w:sz w:val="16"/>
-                <w:szCs w:val="16"/>
+                <w:rFonts w:ascii="Arial" w:hAnsi="Arial"/>
+                <w:b w:val="0"/>
+                <w:sz w:val="18"/>
               </w:rPr>
-              <w:t xml:space="preserve">4.46 (4.03–4.93)</w:t>
+              <w:t xml:space="preserve">4.46</w:t>
+              <w:br/>
+              <w:t xml:space="preserve">(4.03–4.93)</w:t>
             </w:r>
           </w:p>
         </w:tc>
         <w:tc>
           <w:tcPr>
-            <w:tcW w:w="1512" w:type="dxa"/>
+            <w:tcW w:w="1267" w:type="dxa"/>
+            <w:vAlign w:val="center"/>
           </w:tcPr>
           <w:p>
+            <w:pPr>
+              <w:spacing w:before="20" w:after="20" w:line="240" w:lineRule="auto"/>
+              <w:jc w:val="center"/>
+            </w:pPr>
             <w:r>
               <w:rPr>
-                <w:rFonts w:ascii="Arial" w:hAnsi="Arial" w:cs="Arial"/>
-                <w:sz w:val="16"/>
-                <w:szCs w:val="16"/>
+                <w:rFonts w:ascii="Arial" w:hAnsi="Arial"/>
+                <w:b w:val="0"/>
+                <w:sz w:val="18"/>
               </w:rPr>
-              <w:t xml:space="preserve">3.94 (3.58–4.32)</w:t>
+              <w:t xml:space="preserve">3.94</w:t>
+              <w:br/>
+              <w:t xml:space="preserve">(3.58–4.32)</w:t>
             </w:r>
           </w:p>
         </w:tc>
         <w:tc>
           <w:tcPr>
-            <w:tcW w:w="590" w:type="dxa"/>
+            <w:tcW w:w="770" w:type="dxa"/>
+            <w:vAlign w:val="center"/>
           </w:tcPr>
           <w:p>
+            <w:pPr>
+              <w:spacing w:before="20" w:after="20" w:line="240" w:lineRule="auto"/>
+              <w:jc w:val="center"/>
+            </w:pPr>
             <w:r>
               <w:rPr>
-                <w:rFonts w:ascii="Arial" w:hAnsi="Arial" w:cs="Arial"/>
-                <w:sz w:val="16"/>
-                <w:szCs w:val="16"/>
+                <w:rFonts w:ascii="Arial" w:hAnsi="Arial"/>
+                <w:b w:val="0"/>
+                <w:sz w:val="18"/>
               </w:rPr>
               <w:t xml:space="preserve">&lt;0.01</w:t>
             </w:r>
@@ -7047,44 +7443,63 @@
         </w:tc>
         <w:tc>
           <w:tcPr>
-            <w:tcW w:w="1512" w:type="dxa"/>
+            <w:tcW w:w="1267" w:type="dxa"/>
+            <w:vAlign w:val="center"/>
           </w:tcPr>
           <w:p>
+            <w:pPr>
+              <w:spacing w:before="20" w:after="20" w:line="240" w:lineRule="auto"/>
+              <w:jc w:val="center"/>
+            </w:pPr>
             <w:r>
               <w:rPr>
-                <w:rFonts w:ascii="Arial" w:hAnsi="Arial" w:cs="Arial"/>
-                <w:sz w:val="16"/>
-                <w:szCs w:val="16"/>
+                <w:rFonts w:ascii="Arial" w:hAnsi="Arial"/>
+                <w:b w:val="0"/>
+                <w:sz w:val="18"/>
               </w:rPr>
-              <w:t xml:space="preserve">3.82 (3.48–4.21)</w:t>
+              <w:t xml:space="preserve">3.82</w:t>
+              <w:br/>
+              <w:t xml:space="preserve">(3.48–4.21)</w:t>
             </w:r>
           </w:p>
         </w:tc>
         <w:tc>
           <w:tcPr>
-            <w:tcW w:w="1512" w:type="dxa"/>
+            <w:tcW w:w="1267" w:type="dxa"/>
+            <w:vAlign w:val="center"/>
           </w:tcPr>
           <w:p>
+            <w:pPr>
+              <w:spacing w:before="20" w:after="20" w:line="240" w:lineRule="auto"/>
+              <w:jc w:val="center"/>
+            </w:pPr>
             <w:r>
               <w:rPr>
-                <w:rFonts w:ascii="Arial" w:hAnsi="Arial" w:cs="Arial"/>
-                <w:sz w:val="16"/>
-                <w:szCs w:val="16"/>
+                <w:rFonts w:ascii="Arial" w:hAnsi="Arial"/>
+                <w:b w:val="0"/>
+                <w:sz w:val="18"/>
               </w:rPr>
-              <w:t xml:space="preserve">3.45 (3.14–3.78)</w:t>
+              <w:t xml:space="preserve">3.45</w:t>
+              <w:br/>
+              <w:t xml:space="preserve">(3.14–3.78)</w:t>
             </w:r>
           </w:p>
         </w:tc>
         <w:tc>
           <w:tcPr>
-            <w:tcW w:w="590" w:type="dxa"/>
+            <w:tcW w:w="770" w:type="dxa"/>
+            <w:vAlign w:val="center"/>
           </w:tcPr>
           <w:p>
+            <w:pPr>
+              <w:spacing w:before="20" w:after="20" w:line="240" w:lineRule="auto"/>
+              <w:jc w:val="center"/>
+            </w:pPr>
             <w:r>
               <w:rPr>
-                <w:rFonts w:ascii="Arial" w:hAnsi="Arial" w:cs="Arial"/>
-                <w:sz w:val="16"/>
-                <w:szCs w:val="16"/>
+                <w:rFonts w:ascii="Arial" w:hAnsi="Arial"/>
+                <w:b w:val="0"/>
+                <w:sz w:val="18"/>
               </w:rPr>
               <w:t xml:space="preserve">&lt;0.002</w:t>
             </w:r>
@@ -7117,7 +7532,7 @@
           <w:rFonts w:ascii="Arial" w:hAnsi="Arial"/>
           <w:sz w:val="20"/>
         </w:rPr>
-        <w:t>Associations of MD-COPD diagnostic categories with mortality and exacerbation outcomes under the CT-based and ESI-based frameworks. Crude rate ratios are the observed event rate in each category divided by the observed rate in the noCOPD reference of the same framework, with 95% percentile intervals from a paired subject resample bootstrap. Observed rates in the noCOPD reference are 1.49 deaths, 0.03 respiratory deaths and 12.38 exacerbations per 100 person-years under the CT-based framework, and 1.59, 0.04 and 13.73 respectively under the ESI-based framework. Adjusted estimates are hazard ratios from Cox proportional hazards models (mortality) and incidence-rate ratios from negative binomial models (exacerbations), each relative to the noCOPD reference; adjustment covariates are age, sex, race, current smoking status, pack-years and body mass index, with prior exacerbation frequency additionally included in the exacerbation models. Each p-value tests the difference between the CT-based and ESI-based estimate for that category on the log scale, by paired subject resample bootstrap; values reported as “&lt;0.002” denote combinations in which no resample crossed zero. Reading the two pairs of columns together shows how much of each association is accounted for by the covariates. Category sizes under the CT-based framework are noCOPD n = 4,203, AFL-only-noCOPD n = 170, COPD minor pathway n = 1,086 and COPD major pathway n = 3,943; the ESI-based categories contain different participants, and the full cross-classification is shown in Figure 1B. Abbreviations: CT, computed tomography; ESI, Emphysema Severity Index; RR, rate ratio; HR, hazard ratio; IRR, incidence-rate ratio; CI, confidence interval.</w:t>
+        <w:t>Associations of MD-COPD diagnostic categories with mortality and exacerbation outcomes under the CT-based and ESI-based frameworks. Crude rate ratios are the observed event rate in each category divided by the observed rate in the noCOPD reference of the same framework, with 95% percentile intervals from a paired subject resample bootstrap. Observed rates in the noCOPD reference are 1.49 deaths, 0.03 respiratory deaths and 12.38 exacerbations per 100 person-years under the CT-based framework, and 1.59, 0.04 and 13.73 respectively under the ESI-based framework. Adjusted estimates are hazard ratios from Cox proportional hazards models (mortality) and incidence-rate ratios from negative binomial models (exacerbations), each relative to the noCOPD reference; adjustment covariates are age, sex, race, current smoking status, pack-years and body mass index, with prior exacerbation frequency additionally included in the exacerbation models. Each p-value tests the difference between the CT-based and ESI-based estimate for that category on the log scale, by paired subject resample bootstrap; values reported as “&lt;0.002” denote combinations in which no resample crossed zero. A crude interval whose lower bound is 0.00 marks a category in which a resample can contain no events at all, as for respiratory deaths in AFL-only-noCOPD, and should not be read as a precise estimate. Reading the two pairs of columns together shows how much of each association is accounted for by the covariates. Category sizes under the CT-based framework are noCOPD n = 4,203, AFL-only-noCOPD n = 170, COPD minor pathway n = 1,086 and COPD major pathway n = 3,943; the ESI-based categories contain different participants, and the full cross-classification is shown in Figure 1B. Abbreviations: CT, computed tomography; ESI, Emphysema Severity Index; RR, rate ratio; HR, hazard ratio; IRR, incidence-rate ratio; CI, confidence interval.</w:t>
       </w:r>
     </w:p>
     <w:p/>
@@ -7150,10 +7565,12 @@
             <w:vAlign w:val="center"/>
           </w:tcPr>
           <w:p>
-            <w:r/>
+            <w:pPr>
+              <w:spacing w:before="20" w:after="20" w:line="240" w:lineRule="auto"/>
+            </w:pPr>
             <w:r>
               <w:rPr>
-                <w:rFonts w:ascii="Arial" w:hAnsi="Arial" w:cs="Arial"/>
+                <w:rFonts w:ascii="Arial" w:hAnsi="Arial"/>
                 <w:b/>
                 <w:sz w:val="18"/>
               </w:rPr>
@@ -7173,14 +7590,17 @@
             <w:vAlign w:val="center"/>
           </w:tcPr>
           <w:p>
-            <w:r/>
+            <w:pPr>
+              <w:spacing w:before="20" w:after="20" w:line="240" w:lineRule="auto"/>
+              <w:jc w:val="center"/>
+            </w:pPr>
             <w:r>
               <w:rPr>
-                <w:rFonts w:ascii="Arial" w:hAnsi="Arial" w:cs="Arial"/>
+                <w:rFonts w:ascii="Arial" w:hAnsi="Arial"/>
                 <w:b/>
                 <w:sz w:val="18"/>
               </w:rPr>
-              <w:t>All-cause mortality</w:t>
+              <w:t>All-cause mortality RR (95% CI)</w:t>
             </w:r>
           </w:p>
         </w:tc>
@@ -7196,14 +7616,17 @@
             <w:vAlign w:val="center"/>
           </w:tcPr>
           <w:p>
-            <w:r/>
+            <w:pPr>
+              <w:spacing w:before="20" w:after="20" w:line="240" w:lineRule="auto"/>
+              <w:jc w:val="center"/>
+            </w:pPr>
             <w:r>
               <w:rPr>
-                <w:rFonts w:ascii="Arial" w:hAnsi="Arial" w:cs="Arial"/>
+                <w:rFonts w:ascii="Arial" w:hAnsi="Arial"/>
                 <w:b/>
                 <w:sz w:val="18"/>
               </w:rPr>
-              <w:t>Respiratory mortality</w:t>
+              <w:t>Respiratory mortality RR (95% CI)</w:t>
             </w:r>
           </w:p>
         </w:tc>
@@ -7219,14 +7642,17 @@
             <w:vAlign w:val="center"/>
           </w:tcPr>
           <w:p>
-            <w:r/>
+            <w:pPr>
+              <w:spacing w:before="20" w:after="20" w:line="240" w:lineRule="auto"/>
+              <w:jc w:val="center"/>
+            </w:pPr>
             <w:r>
               <w:rPr>
-                <w:rFonts w:ascii="Arial" w:hAnsi="Arial" w:cs="Arial"/>
+                <w:rFonts w:ascii="Arial" w:hAnsi="Arial"/>
                 <w:b/>
                 <w:sz w:val="18"/>
               </w:rPr>
-              <w:t>Exacerbations</w:t>
+              <w:t>Exacerbation RR (95% CI)</w:t>
             </w:r>
           </w:p>
         </w:tc>
@@ -7244,12 +7670,15 @@
               <w:bottom w:val="single" w:sz="6" w:space="0" w:color="000000"/>
               <w:right w:val="single" w:sz="6" w:space="0" w:color="000000"/>
             </w:tcBorders>
+            <w:vAlign w:val="center"/>
           </w:tcPr>
           <w:p>
-            <w:r/>
+            <w:pPr>
+              <w:spacing w:before="20" w:after="20" w:line="240" w:lineRule="auto"/>
+            </w:pPr>
             <w:r>
               <w:rPr>
-                <w:rFonts w:ascii="Arial" w:hAnsi="Arial" w:cs="Arial"/>
+                <w:rFonts w:ascii="Arial" w:hAnsi="Arial"/>
                 <w:b w:val="0"/>
                 <w:sz w:val="18"/>
               </w:rPr>
@@ -7266,16 +7695,20 @@
               <w:bottom w:val="single" w:sz="6" w:space="0" w:color="000000"/>
               <w:right w:val="single" w:sz="6" w:space="0" w:color="000000"/>
             </w:tcBorders>
+            <w:vAlign w:val="center"/>
           </w:tcPr>
           <w:p>
-            <w:r/>
+            <w:pPr>
+              <w:spacing w:before="20" w:after="20" w:line="240" w:lineRule="auto"/>
+              <w:jc w:val="center"/>
+            </w:pPr>
             <w:r>
               <w:rPr>
-                <w:rFonts w:ascii="Arial" w:hAnsi="Arial" w:cs="Arial"/>
+                <w:rFonts w:ascii="Arial" w:hAnsi="Arial"/>
                 <w:b w:val="0"/>
                 <w:sz w:val="18"/>
               </w:rPr>
-              <w:t>1.48</w:t>
+              <w:t>Reference</w:t>
             </w:r>
           </w:p>
         </w:tc>
@@ -7288,16 +7721,20 @@
               <w:bottom w:val="single" w:sz="6" w:space="0" w:color="000000"/>
               <w:right w:val="single" w:sz="6" w:space="0" w:color="000000"/>
             </w:tcBorders>
+            <w:vAlign w:val="center"/>
           </w:tcPr>
           <w:p>
-            <w:r/>
+            <w:pPr>
+              <w:spacing w:before="20" w:after="20" w:line="240" w:lineRule="auto"/>
+              <w:jc w:val="center"/>
+            </w:pPr>
             <w:r>
               <w:rPr>
-                <w:rFonts w:ascii="Arial" w:hAnsi="Arial" w:cs="Arial"/>
+                <w:rFonts w:ascii="Arial" w:hAnsi="Arial"/>
                 <w:b w:val="0"/>
                 <w:sz w:val="18"/>
               </w:rPr>
-              <w:t>0.03</w:t>
+              <w:t>Reference</w:t>
             </w:r>
           </w:p>
         </w:tc>
@@ -7310,16 +7747,20 @@
               <w:bottom w:val="single" w:sz="6" w:space="0" w:color="000000"/>
               <w:right w:val="single" w:sz="6" w:space="0" w:color="000000"/>
             </w:tcBorders>
+            <w:vAlign w:val="center"/>
           </w:tcPr>
           <w:p>
-            <w:r/>
+            <w:pPr>
+              <w:spacing w:before="20" w:after="20" w:line="240" w:lineRule="auto"/>
+              <w:jc w:val="center"/>
+            </w:pPr>
             <w:r>
               <w:rPr>
-                <w:rFonts w:ascii="Arial" w:hAnsi="Arial" w:cs="Arial"/>
+                <w:rFonts w:ascii="Arial" w:hAnsi="Arial"/>
                 <w:b w:val="0"/>
                 <w:sz w:val="18"/>
               </w:rPr>
-              <w:t>12.31</w:t>
+              <w:t>Reference</w:t>
             </w:r>
           </w:p>
         </w:tc>
@@ -7337,12 +7778,15 @@
               <w:bottom w:val="single" w:sz="6" w:space="0" w:color="000000"/>
               <w:right w:val="single" w:sz="6" w:space="0" w:color="000000"/>
             </w:tcBorders>
+            <w:vAlign w:val="center"/>
           </w:tcPr>
           <w:p>
-            <w:r/>
+            <w:pPr>
+              <w:spacing w:before="20" w:after="20" w:line="240" w:lineRule="auto"/>
+            </w:pPr>
             <w:r>
               <w:rPr>
-                <w:rFonts w:ascii="Arial" w:hAnsi="Arial" w:cs="Arial"/>
+                <w:rFonts w:ascii="Arial" w:hAnsi="Arial"/>
                 <w:b w:val="0"/>
                 <w:sz w:val="18"/>
               </w:rPr>
@@ -7359,16 +7803,20 @@
               <w:bottom w:val="single" w:sz="6" w:space="0" w:color="000000"/>
               <w:right w:val="single" w:sz="6" w:space="0" w:color="000000"/>
             </w:tcBorders>
+            <w:vAlign w:val="center"/>
           </w:tcPr>
           <w:p>
-            <w:r/>
+            <w:pPr>
+              <w:spacing w:before="20" w:after="20" w:line="240" w:lineRule="auto"/>
+              <w:jc w:val="center"/>
+            </w:pPr>
             <w:r>
               <w:rPr>
-                <w:rFonts w:ascii="Arial" w:hAnsi="Arial" w:cs="Arial"/>
+                <w:rFonts w:ascii="Arial" w:hAnsi="Arial"/>
                 <w:b w:val="0"/>
                 <w:sz w:val="18"/>
               </w:rPr>
-              <w:t>2.54</w:t>
+              <w:t>1.71 (1.38–2.08)</w:t>
             </w:r>
           </w:p>
         </w:tc>
@@ -7381,16 +7829,20 @@
               <w:bottom w:val="single" w:sz="6" w:space="0" w:color="000000"/>
               <w:right w:val="single" w:sz="6" w:space="0" w:color="000000"/>
             </w:tcBorders>
+            <w:vAlign w:val="center"/>
           </w:tcPr>
           <w:p>
-            <w:r/>
+            <w:pPr>
+              <w:spacing w:before="20" w:after="20" w:line="240" w:lineRule="auto"/>
+              <w:jc w:val="center"/>
+            </w:pPr>
             <w:r>
               <w:rPr>
-                <w:rFonts w:ascii="Arial" w:hAnsi="Arial" w:cs="Arial"/>
+                <w:rFonts w:ascii="Arial" w:hAnsi="Arial"/>
                 <w:b w:val="0"/>
                 <w:sz w:val="18"/>
               </w:rPr>
-              <w:t>0.09</w:t>
+              <w:t>3.01 (0.54–8.65)</w:t>
             </w:r>
           </w:p>
         </w:tc>
@@ -7403,16 +7855,20 @@
               <w:bottom w:val="single" w:sz="6" w:space="0" w:color="000000"/>
               <w:right w:val="single" w:sz="6" w:space="0" w:color="000000"/>
             </w:tcBorders>
+            <w:vAlign w:val="center"/>
           </w:tcPr>
           <w:p>
-            <w:r/>
+            <w:pPr>
+              <w:spacing w:before="20" w:after="20" w:line="240" w:lineRule="auto"/>
+              <w:jc w:val="center"/>
+            </w:pPr>
             <w:r>
               <w:rPr>
-                <w:rFonts w:ascii="Arial" w:hAnsi="Arial" w:cs="Arial"/>
+                <w:rFonts w:ascii="Arial" w:hAnsi="Arial"/>
                 <w:b w:val="0"/>
                 <w:sz w:val="18"/>
               </w:rPr>
-              <w:t>27.21</w:t>
+              <w:t>2.21 (1.80–2.73)</w:t>
             </w:r>
           </w:p>
         </w:tc>
@@ -7430,12 +7886,15 @@
               <w:bottom w:val="single" w:sz="6" w:space="0" w:color="000000"/>
               <w:right w:val="single" w:sz="6" w:space="0" w:color="000000"/>
             </w:tcBorders>
+            <w:vAlign w:val="center"/>
           </w:tcPr>
           <w:p>
-            <w:r/>
+            <w:pPr>
+              <w:spacing w:before="20" w:after="20" w:line="240" w:lineRule="auto"/>
+            </w:pPr>
             <w:r>
               <w:rPr>
-                <w:rFonts w:ascii="Arial" w:hAnsi="Arial" w:cs="Arial"/>
+                <w:rFonts w:ascii="Arial" w:hAnsi="Arial"/>
                 <w:b w:val="0"/>
                 <w:sz w:val="18"/>
               </w:rPr>
@@ -7452,16 +7911,20 @@
               <w:bottom w:val="single" w:sz="6" w:space="0" w:color="000000"/>
               <w:right w:val="single" w:sz="6" w:space="0" w:color="000000"/>
             </w:tcBorders>
+            <w:vAlign w:val="center"/>
           </w:tcPr>
           <w:p>
-            <w:r/>
+            <w:pPr>
+              <w:spacing w:before="20" w:after="20" w:line="240" w:lineRule="auto"/>
+              <w:jc w:val="center"/>
+            </w:pPr>
             <w:r>
               <w:rPr>
-                <w:rFonts w:ascii="Arial" w:hAnsi="Arial" w:cs="Arial"/>
+                <w:rFonts w:ascii="Arial" w:hAnsi="Arial"/>
                 <w:b w:val="0"/>
                 <w:sz w:val="18"/>
               </w:rPr>
-              <w:t>1.89</w:t>
+              <w:t>1.28 (0.73–1.99)</w:t>
             </w:r>
           </w:p>
         </w:tc>
@@ -7474,16 +7937,20 @@
               <w:bottom w:val="single" w:sz="6" w:space="0" w:color="000000"/>
               <w:right w:val="single" w:sz="6" w:space="0" w:color="000000"/>
             </w:tcBorders>
+            <w:vAlign w:val="center"/>
           </w:tcPr>
           <w:p>
-            <w:r/>
+            <w:pPr>
+              <w:spacing w:before="20" w:after="20" w:line="240" w:lineRule="auto"/>
+              <w:jc w:val="center"/>
+            </w:pPr>
             <w:r>
               <w:rPr>
-                <w:rFonts w:ascii="Arial" w:hAnsi="Arial" w:cs="Arial"/>
+                <w:rFonts w:ascii="Arial" w:hAnsi="Arial"/>
                 <w:b w:val="0"/>
                 <w:sz w:val="18"/>
               </w:rPr>
-              <w:t>0.12</w:t>
+              <w:t>4.00 (0.00–17.15)</w:t>
             </w:r>
           </w:p>
         </w:tc>
@@ -7496,16 +7963,20 @@
               <w:bottom w:val="single" w:sz="6" w:space="0" w:color="000000"/>
               <w:right w:val="single" w:sz="6" w:space="0" w:color="000000"/>
             </w:tcBorders>
+            <w:vAlign w:val="center"/>
           </w:tcPr>
           <w:p>
-            <w:r/>
+            <w:pPr>
+              <w:spacing w:before="20" w:after="20" w:line="240" w:lineRule="auto"/>
+              <w:jc w:val="center"/>
+            </w:pPr>
             <w:r>
               <w:rPr>
-                <w:rFonts w:ascii="Arial" w:hAnsi="Arial" w:cs="Arial"/>
+                <w:rFonts w:ascii="Arial" w:hAnsi="Arial"/>
                 <w:b w:val="0"/>
                 <w:sz w:val="18"/>
               </w:rPr>
-              <w:t>16.28</w:t>
+              <w:t>1.32 (0.82–1.97)</w:t>
             </w:r>
           </w:p>
         </w:tc>
@@ -7523,12 +7994,15 @@
               <w:bottom w:val="single" w:sz="6" w:space="0" w:color="000000"/>
               <w:right w:val="single" w:sz="6" w:space="0" w:color="000000"/>
             </w:tcBorders>
+            <w:vAlign w:val="center"/>
           </w:tcPr>
           <w:p>
-            <w:r/>
+            <w:pPr>
+              <w:spacing w:before="20" w:after="20" w:line="240" w:lineRule="auto"/>
+            </w:pPr>
             <w:r>
               <w:rPr>
-                <w:rFonts w:ascii="Arial" w:hAnsi="Arial" w:cs="Arial"/>
+                <w:rFonts w:ascii="Arial" w:hAnsi="Arial"/>
                 <w:b w:val="0"/>
                 <w:sz w:val="18"/>
               </w:rPr>
@@ -7545,16 +8019,20 @@
               <w:bottom w:val="single" w:sz="6" w:space="0" w:color="000000"/>
               <w:right w:val="single" w:sz="6" w:space="0" w:color="000000"/>
             </w:tcBorders>
+            <w:vAlign w:val="center"/>
           </w:tcPr>
           <w:p>
-            <w:r/>
+            <w:pPr>
+              <w:spacing w:before="20" w:after="20" w:line="240" w:lineRule="auto"/>
+              <w:jc w:val="center"/>
+            </w:pPr>
             <w:r>
               <w:rPr>
-                <w:rFonts w:ascii="Arial" w:hAnsi="Arial" w:cs="Arial"/>
+                <w:rFonts w:ascii="Arial" w:hAnsi="Arial"/>
                 <w:b w:val="0"/>
                 <w:sz w:val="18"/>
               </w:rPr>
-              <w:t>2.98</w:t>
+              <w:t>2.01 (1.66–2.42)</w:t>
             </w:r>
           </w:p>
         </w:tc>
@@ -7567,16 +8045,20 @@
               <w:bottom w:val="single" w:sz="6" w:space="0" w:color="000000"/>
               <w:right w:val="single" w:sz="6" w:space="0" w:color="000000"/>
             </w:tcBorders>
+            <w:vAlign w:val="center"/>
           </w:tcPr>
           <w:p>
-            <w:r/>
+            <w:pPr>
+              <w:spacing w:before="20" w:after="20" w:line="240" w:lineRule="auto"/>
+              <w:jc w:val="center"/>
+            </w:pPr>
             <w:r>
               <w:rPr>
-                <w:rFonts w:ascii="Arial" w:hAnsi="Arial" w:cs="Arial"/>
+                <w:rFonts w:ascii="Arial" w:hAnsi="Arial"/>
                 <w:b w:val="0"/>
                 <w:sz w:val="18"/>
               </w:rPr>
-              <w:t>0.16</w:t>
+              <w:t>5.26 (1.76–13.63)</w:t>
             </w:r>
           </w:p>
         </w:tc>
@@ -7589,16 +8071,20 @@
               <w:bottom w:val="single" w:sz="6" w:space="0" w:color="000000"/>
               <w:right w:val="single" w:sz="6" w:space="0" w:color="000000"/>
             </w:tcBorders>
+            <w:vAlign w:val="center"/>
           </w:tcPr>
           <w:p>
-            <w:r/>
+            <w:pPr>
+              <w:spacing w:before="20" w:after="20" w:line="240" w:lineRule="auto"/>
+              <w:jc w:val="center"/>
+            </w:pPr>
             <w:r>
               <w:rPr>
-                <w:rFonts w:ascii="Arial" w:hAnsi="Arial" w:cs="Arial"/>
+                <w:rFonts w:ascii="Arial" w:hAnsi="Arial"/>
                 <w:b w:val="0"/>
                 <w:sz w:val="18"/>
               </w:rPr>
-              <w:t>49.57</w:t>
+              <w:t>4.03 (3.30–4.88)</w:t>
             </w:r>
           </w:p>
         </w:tc>
@@ -7624,7 +8110,7 @@
           <w:rFonts w:ascii="Arial" w:hAnsi="Arial"/>
           <w:sz w:val="20"/>
         </w:rPr>
-        <w:t>Observed event rates by cross-classification group. Rates are events per 100 person-years, unadjusted, within the preserved-spirometry (minor pathway) subgroup, as in Figure 2. Participants are cross-classified by whether they meet the COPD definition under each framework, yielding four mutually exclusive groups. These are the rates participants in each group experienced; the corresponding adjusted estimates are given in Table 3. Participants meeting the major criterion, including the AFL-only-noCOPD category, are outside this subgroup by definition and are therefore not represented here; their outcomes appear in Table 1. Mortality rates are computed on 5,289 participants and exacerbation rates on 4,635. Abbreviations: CT, computed tomography; ESI, Emphysema Severity Index; COPD, chronic obstructive pulmonary disease.</w:t>
+        <w:t>Crude rate ratios by cross-classification group. Each estimate is the observed event rate in the group divided by the observed rate in the Both-noCOPD reference, with 95% percentile intervals from a subject resample bootstrap in which the reference rate is recomputed in every resample. No adjustment is applied, so these are the contrasts participants in each group actually experienced. Analysis is restricted to the preserved-spirometry (minor pathway) subgroup, as in Figure 2; participants are cross-classified by whether they meet the COPD definition under each framework, yielding four mutually exclusive groups. Participants meeting the major criterion, including the AFL-only-noCOPD category, are outside this subgroup by definition and are therefore not represented here; their outcomes appear in Table 1. Rate ratios for mortality are computed on 5,289 participants and for exacerbations on 4,635. Respiratory deaths are uncommon in the discordant groups (1 death in ESI-only-COPD and 4 deaths in CT-only-COPD), so the respiratory intervals are correspondingly wide and should not be read as precise estimates. The observed rates, event counts and follow-up time behind every ratio are given in Supplemental Table S18. Table 3 reports the corresponding covariate-adjusted estimates. Abbreviations: CT, computed tomography; ESI, Emphysema Severity Index; COPD, chronic obstructive pulmonary disease; RR, rate ratio; CI, confidence interval.</w:t>
       </w:r>
     </w:p>
     <w:tbl>
@@ -7656,6 +8142,9 @@
             <w:vAlign w:val="center"/>
           </w:tcPr>
           <w:p>
+            <w:pPr>
+              <w:spacing w:before="20" w:after="20" w:line="240" w:lineRule="auto"/>
+            </w:pPr>
             <w:r/>
             <w:r>
               <w:rPr>
@@ -7679,6 +8168,10 @@
             <w:vAlign w:val="center"/>
           </w:tcPr>
           <w:p>
+            <w:pPr>
+              <w:spacing w:before="20" w:after="20" w:line="240" w:lineRule="auto"/>
+              <w:jc w:val="center"/>
+            </w:pPr>
             <w:r/>
             <w:r>
               <w:rPr>
@@ -7702,6 +8195,10 @@
             <w:vAlign w:val="center"/>
           </w:tcPr>
           <w:p>
+            <w:pPr>
+              <w:spacing w:before="20" w:after="20" w:line="240" w:lineRule="auto"/>
+              <w:jc w:val="center"/>
+            </w:pPr>
             <w:r/>
             <w:r>
               <w:rPr>
@@ -7725,6 +8222,10 @@
             <w:vAlign w:val="center"/>
           </w:tcPr>
           <w:p>
+            <w:pPr>
+              <w:spacing w:before="20" w:after="20" w:line="240" w:lineRule="auto"/>
+              <w:jc w:val="center"/>
+            </w:pPr>
             <w:r/>
             <w:r>
               <w:rPr>
@@ -7750,8 +8251,12 @@
               <w:bottom w:val="single" w:sz="6" w:space="0" w:color="000000"/>
               <w:right w:val="single" w:sz="6" w:space="0" w:color="000000"/>
             </w:tcBorders>
+            <w:vAlign w:val="center"/>
           </w:tcPr>
           <w:p>
+            <w:pPr>
+              <w:spacing w:before="20" w:after="20" w:line="240" w:lineRule="auto"/>
+            </w:pPr>
             <w:r/>
             <w:r>
               <w:rPr>
@@ -7772,8 +8277,13 @@
               <w:bottom w:val="single" w:sz="6" w:space="0" w:color="000000"/>
               <w:right w:val="single" w:sz="6" w:space="0" w:color="000000"/>
             </w:tcBorders>
+            <w:vAlign w:val="center"/>
           </w:tcPr>
           <w:p>
+            <w:pPr>
+              <w:spacing w:before="20" w:after="20" w:line="240" w:lineRule="auto"/>
+              <w:jc w:val="center"/>
+            </w:pPr>
             <w:r/>
             <w:r>
               <w:rPr>
@@ -7794,8 +8304,13 @@
               <w:bottom w:val="single" w:sz="6" w:space="0" w:color="000000"/>
               <w:right w:val="single" w:sz="6" w:space="0" w:color="000000"/>
             </w:tcBorders>
+            <w:vAlign w:val="center"/>
           </w:tcPr>
           <w:p>
+            <w:pPr>
+              <w:spacing w:before="20" w:after="20" w:line="240" w:lineRule="auto"/>
+              <w:jc w:val="center"/>
+            </w:pPr>
             <w:r/>
             <w:r>
               <w:rPr>
@@ -7816,8 +8331,13 @@
               <w:bottom w:val="single" w:sz="6" w:space="0" w:color="000000"/>
               <w:right w:val="single" w:sz="6" w:space="0" w:color="000000"/>
             </w:tcBorders>
+            <w:vAlign w:val="center"/>
           </w:tcPr>
           <w:p>
+            <w:pPr>
+              <w:spacing w:before="20" w:after="20" w:line="240" w:lineRule="auto"/>
+              <w:jc w:val="center"/>
+            </w:pPr>
             <w:r/>
             <w:r>
               <w:rPr>
@@ -7843,8 +8363,12 @@
               <w:bottom w:val="single" w:sz="6" w:space="0" w:color="000000"/>
               <w:right w:val="single" w:sz="6" w:space="0" w:color="000000"/>
             </w:tcBorders>
+            <w:vAlign w:val="center"/>
           </w:tcPr>
           <w:p>
+            <w:pPr>
+              <w:spacing w:before="20" w:after="20" w:line="240" w:lineRule="auto"/>
+            </w:pPr>
             <w:r/>
             <w:r>
               <w:rPr>
@@ -7865,8 +8389,13 @@
               <w:bottom w:val="single" w:sz="6" w:space="0" w:color="000000"/>
               <w:right w:val="single" w:sz="6" w:space="0" w:color="000000"/>
             </w:tcBorders>
+            <w:vAlign w:val="center"/>
           </w:tcPr>
           <w:p>
+            <w:pPr>
+              <w:spacing w:before="20" w:after="20" w:line="240" w:lineRule="auto"/>
+              <w:jc w:val="center"/>
+            </w:pPr>
             <w:r/>
             <w:r>
               <w:rPr>
@@ -7887,8 +8416,13 @@
               <w:bottom w:val="single" w:sz="6" w:space="0" w:color="000000"/>
               <w:right w:val="single" w:sz="6" w:space="0" w:color="000000"/>
             </w:tcBorders>
+            <w:vAlign w:val="center"/>
           </w:tcPr>
           <w:p>
+            <w:pPr>
+              <w:spacing w:before="20" w:after="20" w:line="240" w:lineRule="auto"/>
+              <w:jc w:val="center"/>
+            </w:pPr>
             <w:r/>
             <w:r>
               <w:rPr>
@@ -7909,8 +8443,13 @@
               <w:bottom w:val="single" w:sz="6" w:space="0" w:color="000000"/>
               <w:right w:val="single" w:sz="6" w:space="0" w:color="000000"/>
             </w:tcBorders>
+            <w:vAlign w:val="center"/>
           </w:tcPr>
           <w:p>
+            <w:pPr>
+              <w:spacing w:before="20" w:after="20" w:line="240" w:lineRule="auto"/>
+              <w:jc w:val="center"/>
+            </w:pPr>
             <w:r/>
             <w:r>
               <w:rPr>
@@ -7936,8 +8475,12 @@
               <w:bottom w:val="single" w:sz="6" w:space="0" w:color="000000"/>
               <w:right w:val="single" w:sz="6" w:space="0" w:color="000000"/>
             </w:tcBorders>
+            <w:vAlign w:val="center"/>
           </w:tcPr>
           <w:p>
+            <w:pPr>
+              <w:spacing w:before="20" w:after="20" w:line="240" w:lineRule="auto"/>
+            </w:pPr>
             <w:r/>
             <w:r>
               <w:rPr>
@@ -7958,8 +8501,13 @@
               <w:bottom w:val="single" w:sz="6" w:space="0" w:color="000000"/>
               <w:right w:val="single" w:sz="6" w:space="0" w:color="000000"/>
             </w:tcBorders>
+            <w:vAlign w:val="center"/>
           </w:tcPr>
           <w:p>
+            <w:pPr>
+              <w:spacing w:before="20" w:after="20" w:line="240" w:lineRule="auto"/>
+              <w:jc w:val="center"/>
+            </w:pPr>
             <w:r/>
             <w:r>
               <w:rPr>
@@ -7980,8 +8528,13 @@
               <w:bottom w:val="single" w:sz="6" w:space="0" w:color="000000"/>
               <w:right w:val="single" w:sz="6" w:space="0" w:color="000000"/>
             </w:tcBorders>
+            <w:vAlign w:val="center"/>
           </w:tcPr>
           <w:p>
+            <w:pPr>
+              <w:spacing w:before="20" w:after="20" w:line="240" w:lineRule="auto"/>
+              <w:jc w:val="center"/>
+            </w:pPr>
             <w:r/>
             <w:r>
               <w:rPr>
@@ -8002,8 +8555,13 @@
               <w:bottom w:val="single" w:sz="6" w:space="0" w:color="000000"/>
               <w:right w:val="single" w:sz="6" w:space="0" w:color="000000"/>
             </w:tcBorders>
+            <w:vAlign w:val="center"/>
           </w:tcPr>
           <w:p>
+            <w:pPr>
+              <w:spacing w:before="20" w:after="20" w:line="240" w:lineRule="auto"/>
+              <w:jc w:val="center"/>
+            </w:pPr>
             <w:r/>
             <w:r>
               <w:rPr>
@@ -8029,8 +8587,12 @@
               <w:bottom w:val="single" w:sz="6" w:space="0" w:color="000000"/>
               <w:right w:val="single" w:sz="6" w:space="0" w:color="000000"/>
             </w:tcBorders>
+            <w:vAlign w:val="center"/>
           </w:tcPr>
           <w:p>
+            <w:pPr>
+              <w:spacing w:before="20" w:after="20" w:line="240" w:lineRule="auto"/>
+            </w:pPr>
             <w:r/>
             <w:r>
               <w:rPr>
@@ -8051,8 +8613,13 @@
               <w:bottom w:val="single" w:sz="6" w:space="0" w:color="000000"/>
               <w:right w:val="single" w:sz="6" w:space="0" w:color="000000"/>
             </w:tcBorders>
+            <w:vAlign w:val="center"/>
           </w:tcPr>
           <w:p>
+            <w:pPr>
+              <w:spacing w:before="20" w:after="20" w:line="240" w:lineRule="auto"/>
+              <w:jc w:val="center"/>
+            </w:pPr>
             <w:r/>
             <w:r>
               <w:rPr>
@@ -8073,8 +8640,13 @@
               <w:bottom w:val="single" w:sz="6" w:space="0" w:color="000000"/>
               <w:right w:val="single" w:sz="6" w:space="0" w:color="000000"/>
             </w:tcBorders>
+            <w:vAlign w:val="center"/>
           </w:tcPr>
           <w:p>
+            <w:pPr>
+              <w:spacing w:before="20" w:after="20" w:line="240" w:lineRule="auto"/>
+              <w:jc w:val="center"/>
+            </w:pPr>
             <w:r/>
             <w:r>
               <w:rPr>
@@ -8095,8 +8667,13 @@
               <w:bottom w:val="single" w:sz="6" w:space="0" w:color="000000"/>
               <w:right w:val="single" w:sz="6" w:space="0" w:color="000000"/>
             </w:tcBorders>
+            <w:vAlign w:val="center"/>
           </w:tcPr>
           <w:p>
+            <w:pPr>
+              <w:spacing w:before="20" w:after="20" w:line="240" w:lineRule="auto"/>
+              <w:jc w:val="center"/>
+            </w:pPr>
             <w:r/>
             <w:r>
               <w:rPr>
@@ -8130,7 +8707,7 @@
           <w:rFonts w:ascii="Arial" w:hAnsi="Arial"/>
           <w:sz w:val="20"/>
         </w:rPr>
-        <w:t>Adjusted associations by cross-classification group. Cox proportional hazards models estimate the hazard ratio for all-cause and respiratory mortality, and a negative binomial model with a follow-up-year offset estimates the incidence-rate ratio for exacerbations, each relative to the Both-noCOPD reference. Adjustment covariates are age, sex, race, current smoking status, pack-years and body mass index, with prior exacerbation frequency additionally included in the exacerbation model. Groups are defined as in Table 2, which reports the observed rates these estimates adjust. Pairwise contrasts among the three COPD-positive groups were tested on the log scale with single-step adjusted p-values (multcomp); no contrast reached significance for any outcome, so no significance letters are shown. Full contrast estimates are reported in Supplemental Table 3. Abbreviations: CT, computed tomography; ESI, Emphysema Severity Index; COPD, chronic obstructive pulmonary disease; HR, hazard ratio; IRR, incidence-rate ratio; CI, confidence interval.</w:t>
+        <w:t>Adjusted associations by cross-classification group. Cox proportional hazards models estimate the hazard ratio for all-cause and respiratory mortality, and a negative binomial model with a follow-up-year offset estimates the incidence-rate ratio for exacerbations, each relative to the Both-noCOPD reference. Adjustment covariates are age, sex, race, current smoking status, pack-years and body mass index, with prior exacerbation frequency additionally included in the exacerbation model. Groups are defined as in Table 2, which reports the crude rate ratios these estimates adjust; the observed rates and event counts behind those ratios are given in Supplemental Table S18. Pairwise contrasts among the three COPD-positive groups were tested on the log scale with single-step adjusted p-values (multcomp); no contrast reached significance for any outcome, so no significance letters are shown. Full contrast estimates are reported in Supplemental Table 3. Abbreviations: CT, computed tomography; ESI, Emphysema Severity Index; COPD, chronic obstructive pulmonary disease; HR, hazard ratio; IRR, incidence-rate ratio; CI, confidence interval.</w:t>
       </w:r>
     </w:p>
     <w:p>
